--- a/documentation.docx
+++ b/documentation.docx
@@ -6,7 +6,6 @@
       <w:pPr>
         <w:spacing w:after="2000"/>
         <w:rPr>
-          <w:rFonts w:hint="cs"/>
           <w:rtl/>
         </w:rPr>
       </w:pPr>
@@ -285,7 +284,21 @@
         <w:rPr>
           <w:color w:val="222222"/>
         </w:rPr>
-        <w:t>The entire project runs inside an isolated virtual environment using VirtualBox. Three virtual machines are connected to a Host-Only network adapter (vboxnet0). This network is completely internal to the physical host machine — no traffic can reach the internet and no outside machine can reach the lab.</w:t>
+        <w:t xml:space="preserve">The entire project runs inside an isolated virtual environment using VirtualBox. Three virtual machines are connected to a Host-Only network adapter (vboxnet0). This network is completely internal to the physical host machine — no traffic can reach the </w:t>
+      </w:r>
+      <w:proofErr w:type="gramStart"/>
+      <w:r>
+        <w:rPr>
+          <w:color w:val="222222"/>
+        </w:rPr>
+        <w:t>internet</w:t>
+      </w:r>
+      <w:proofErr w:type="gramEnd"/>
+      <w:r>
+        <w:rPr>
+          <w:color w:val="222222"/>
+        </w:rPr>
+        <w:t xml:space="preserve"> and no outside machine can reach the lab.</w:t>
       </w:r>
     </w:p>
     <w:p>
@@ -861,6 +874,348 @@
           </w:p>
         </w:tc>
       </w:tr>
+      <w:tr>
+        <w:tc>
+          <w:tcPr>
+            <w:tcW w:w="1800" w:type="dxa"/>
+            <w:tcBorders>
+              <w:top w:val="single" w:sz="1" w:space="0" w:color="CCCCCC"/>
+              <w:left w:val="single" w:sz="1" w:space="0" w:color="CCCCCC"/>
+              <w:bottom w:val="single" w:sz="1" w:space="0" w:color="CCCCCC"/>
+              <w:right w:val="single" w:sz="1" w:space="0" w:color="CCCCCC"/>
+            </w:tcBorders>
+            <w:shd w:val="clear" w:color="auto" w:fill="F5F8FC"/>
+            <w:tcMar>
+              <w:top w:w="80" w:type="dxa"/>
+              <w:left w:w="150" w:type="dxa"/>
+              <w:bottom w:w="80" w:type="dxa"/>
+              <w:right w:w="150" w:type="dxa"/>
+            </w:tcMar>
+          </w:tcPr>
+          <w:p>
+            <w:r>
+              <w:rPr>
+                <w:color w:val="222222"/>
+                <w:sz w:val="20"/>
+                <w:szCs w:val="20"/>
+              </w:rPr>
+              <w:t>Victim2</w:t>
+            </w:r>
+          </w:p>
+        </w:tc>
+        <w:tc>
+          <w:tcPr>
+            <w:tcW w:w="2200" w:type="dxa"/>
+            <w:tcBorders>
+              <w:top w:val="single" w:sz="1" w:space="0" w:color="CCCCCC"/>
+              <w:left w:val="single" w:sz="1" w:space="0" w:color="CCCCCC"/>
+              <w:bottom w:val="single" w:sz="1" w:space="0" w:color="CCCCCC"/>
+              <w:right w:val="single" w:sz="1" w:space="0" w:color="CCCCCC"/>
+            </w:tcBorders>
+            <w:shd w:val="clear" w:color="auto" w:fill="F5F8FC"/>
+            <w:tcMar>
+              <w:top w:w="80" w:type="dxa"/>
+              <w:left w:w="150" w:type="dxa"/>
+              <w:bottom w:w="80" w:type="dxa"/>
+              <w:right w:w="150" w:type="dxa"/>
+            </w:tcMar>
+          </w:tcPr>
+          <w:p>
+            <w:r>
+              <w:rPr>
+                <w:color w:val="222222"/>
+                <w:sz w:val="20"/>
+                <w:szCs w:val="20"/>
+              </w:rPr>
+              <w:t>Ubuntu-24.04.4-Desktop</w:t>
+            </w:r>
+          </w:p>
+        </w:tc>
+        <w:tc>
+          <w:tcPr>
+            <w:tcW w:w="3200" w:type="dxa"/>
+            <w:tcBorders>
+              <w:top w:val="single" w:sz="1" w:space="0" w:color="CCCCCC"/>
+              <w:left w:val="single" w:sz="1" w:space="0" w:color="CCCCCC"/>
+              <w:bottom w:val="single" w:sz="1" w:space="0" w:color="CCCCCC"/>
+              <w:right w:val="single" w:sz="1" w:space="0" w:color="CCCCCC"/>
+            </w:tcBorders>
+            <w:shd w:val="clear" w:color="auto" w:fill="F5F8FC"/>
+            <w:tcMar>
+              <w:top w:w="80" w:type="dxa"/>
+              <w:left w:w="150" w:type="dxa"/>
+              <w:bottom w:w="80" w:type="dxa"/>
+              <w:right w:w="150" w:type="dxa"/>
+            </w:tcMar>
+          </w:tcPr>
+          <w:p>
+            <w:r>
+              <w:rPr>
+                <w:color w:val="222222"/>
+                <w:sz w:val="20"/>
+                <w:szCs w:val="20"/>
+              </w:rPr>
+              <w:t>Additional Target — cloned from Victim VM</w:t>
+            </w:r>
+          </w:p>
+        </w:tc>
+        <w:tc>
+          <w:tcPr>
+            <w:tcW w:w="2160" w:type="dxa"/>
+            <w:tcBorders>
+              <w:top w:val="single" w:sz="1" w:space="0" w:color="CCCCCC"/>
+              <w:left w:val="single" w:sz="1" w:space="0" w:color="CCCCCC"/>
+              <w:bottom w:val="single" w:sz="1" w:space="0" w:color="CCCCCC"/>
+              <w:right w:val="single" w:sz="1" w:space="0" w:color="CCCCCC"/>
+            </w:tcBorders>
+            <w:shd w:val="clear" w:color="auto" w:fill="F5F8FC"/>
+            <w:tcMar>
+              <w:top w:w="80" w:type="dxa"/>
+              <w:left w:w="150" w:type="dxa"/>
+              <w:bottom w:w="80" w:type="dxa"/>
+              <w:right w:w="150" w:type="dxa"/>
+            </w:tcMar>
+          </w:tcPr>
+          <w:p>
+            <w:r>
+              <w:rPr>
+                <w:color w:val="222222"/>
+                <w:sz w:val="20"/>
+                <w:szCs w:val="20"/>
+              </w:rPr>
+              <w:t>192.168.10.21</w:t>
+            </w:r>
+          </w:p>
+        </w:tc>
+      </w:tr>
+      <w:tr>
+        <w:tc>
+          <w:tcPr>
+            <w:tcW w:w="1800" w:type="dxa"/>
+            <w:tcBorders>
+              <w:top w:val="single" w:sz="1" w:space="0" w:color="CCCCCC"/>
+              <w:left w:val="single" w:sz="1" w:space="0" w:color="CCCCCC"/>
+              <w:bottom w:val="single" w:sz="1" w:space="0" w:color="CCCCCC"/>
+              <w:right w:val="single" w:sz="1" w:space="0" w:color="CCCCCC"/>
+            </w:tcBorders>
+            <w:shd w:val="clear" w:color="auto" w:fill="FFFFFF"/>
+            <w:tcMar>
+              <w:top w:w="80" w:type="dxa"/>
+              <w:left w:w="150" w:type="dxa"/>
+              <w:bottom w:w="80" w:type="dxa"/>
+              <w:right w:w="150" w:type="dxa"/>
+            </w:tcMar>
+          </w:tcPr>
+          <w:p>
+            <w:r>
+              <w:rPr>
+                <w:color w:val="222222"/>
+                <w:sz w:val="20"/>
+                <w:szCs w:val="20"/>
+              </w:rPr>
+              <w:t>Victim3</w:t>
+            </w:r>
+          </w:p>
+        </w:tc>
+        <w:tc>
+          <w:tcPr>
+            <w:tcW w:w="2200" w:type="dxa"/>
+            <w:tcBorders>
+              <w:top w:val="single" w:sz="1" w:space="0" w:color="CCCCCC"/>
+              <w:left w:val="single" w:sz="1" w:space="0" w:color="CCCCCC"/>
+              <w:bottom w:val="single" w:sz="1" w:space="0" w:color="CCCCCC"/>
+              <w:right w:val="single" w:sz="1" w:space="0" w:color="CCCCCC"/>
+            </w:tcBorders>
+            <w:shd w:val="clear" w:color="auto" w:fill="FFFFFF"/>
+            <w:tcMar>
+              <w:top w:w="80" w:type="dxa"/>
+              <w:left w:w="150" w:type="dxa"/>
+              <w:bottom w:w="80" w:type="dxa"/>
+              <w:right w:w="150" w:type="dxa"/>
+            </w:tcMar>
+          </w:tcPr>
+          <w:p>
+            <w:r>
+              <w:rPr>
+                <w:color w:val="222222"/>
+                <w:sz w:val="20"/>
+                <w:szCs w:val="20"/>
+              </w:rPr>
+              <w:t>Ubuntu-24.04.4-Desktop</w:t>
+            </w:r>
+          </w:p>
+        </w:tc>
+        <w:tc>
+          <w:tcPr>
+            <w:tcW w:w="3200" w:type="dxa"/>
+            <w:tcBorders>
+              <w:top w:val="single" w:sz="1" w:space="0" w:color="CCCCCC"/>
+              <w:left w:val="single" w:sz="1" w:space="0" w:color="CCCCCC"/>
+              <w:bottom w:val="single" w:sz="1" w:space="0" w:color="CCCCCC"/>
+              <w:right w:val="single" w:sz="1" w:space="0" w:color="CCCCCC"/>
+            </w:tcBorders>
+            <w:shd w:val="clear" w:color="auto" w:fill="FFFFFF"/>
+            <w:tcMar>
+              <w:top w:w="80" w:type="dxa"/>
+              <w:left w:w="150" w:type="dxa"/>
+              <w:bottom w:w="80" w:type="dxa"/>
+              <w:right w:w="150" w:type="dxa"/>
+            </w:tcMar>
+          </w:tcPr>
+          <w:p>
+            <w:r>
+              <w:rPr>
+                <w:color w:val="222222"/>
+                <w:sz w:val="20"/>
+                <w:szCs w:val="20"/>
+              </w:rPr>
+              <w:t>Additional Target — cloned from Victim VM</w:t>
+            </w:r>
+          </w:p>
+        </w:tc>
+        <w:tc>
+          <w:tcPr>
+            <w:tcW w:w="2160" w:type="dxa"/>
+            <w:tcBorders>
+              <w:top w:val="single" w:sz="1" w:space="0" w:color="CCCCCC"/>
+              <w:left w:val="single" w:sz="1" w:space="0" w:color="CCCCCC"/>
+              <w:bottom w:val="single" w:sz="1" w:space="0" w:color="CCCCCC"/>
+              <w:right w:val="single" w:sz="1" w:space="0" w:color="CCCCCC"/>
+            </w:tcBorders>
+            <w:shd w:val="clear" w:color="auto" w:fill="FFFFFF"/>
+            <w:tcMar>
+              <w:top w:w="80" w:type="dxa"/>
+              <w:left w:w="150" w:type="dxa"/>
+              <w:bottom w:w="80" w:type="dxa"/>
+              <w:right w:w="150" w:type="dxa"/>
+            </w:tcMar>
+          </w:tcPr>
+          <w:p>
+            <w:r>
+              <w:rPr>
+                <w:color w:val="222222"/>
+                <w:sz w:val="20"/>
+                <w:szCs w:val="20"/>
+              </w:rPr>
+              <w:t>192.168.10.23</w:t>
+            </w:r>
+          </w:p>
+        </w:tc>
+      </w:tr>
+      <w:tr>
+        <w:tc>
+          <w:tcPr>
+            <w:tcW w:w="1800" w:type="dxa"/>
+            <w:tcBorders>
+              <w:top w:val="single" w:sz="1" w:space="0" w:color="CCCCCC"/>
+              <w:left w:val="single" w:sz="1" w:space="0" w:color="CCCCCC"/>
+              <w:bottom w:val="single" w:sz="1" w:space="0" w:color="CCCCCC"/>
+              <w:right w:val="single" w:sz="1" w:space="0" w:color="CCCCCC"/>
+            </w:tcBorders>
+            <w:shd w:val="clear" w:color="auto" w:fill="F5F8FC"/>
+            <w:tcMar>
+              <w:top w:w="80" w:type="dxa"/>
+              <w:left w:w="150" w:type="dxa"/>
+              <w:bottom w:w="80" w:type="dxa"/>
+              <w:right w:w="150" w:type="dxa"/>
+            </w:tcMar>
+          </w:tcPr>
+          <w:p>
+            <w:r>
+              <w:rPr>
+                <w:color w:val="222222"/>
+                <w:sz w:val="20"/>
+                <w:szCs w:val="20"/>
+              </w:rPr>
+              <w:t>Victim4</w:t>
+            </w:r>
+          </w:p>
+        </w:tc>
+        <w:tc>
+          <w:tcPr>
+            <w:tcW w:w="2200" w:type="dxa"/>
+            <w:tcBorders>
+              <w:top w:val="single" w:sz="1" w:space="0" w:color="CCCCCC"/>
+              <w:left w:val="single" w:sz="1" w:space="0" w:color="CCCCCC"/>
+              <w:bottom w:val="single" w:sz="1" w:space="0" w:color="CCCCCC"/>
+              <w:right w:val="single" w:sz="1" w:space="0" w:color="CCCCCC"/>
+            </w:tcBorders>
+            <w:shd w:val="clear" w:color="auto" w:fill="F5F8FC"/>
+            <w:tcMar>
+              <w:top w:w="80" w:type="dxa"/>
+              <w:left w:w="150" w:type="dxa"/>
+              <w:bottom w:w="80" w:type="dxa"/>
+              <w:right w:w="150" w:type="dxa"/>
+            </w:tcMar>
+          </w:tcPr>
+          <w:p>
+            <w:r>
+              <w:rPr>
+                <w:color w:val="222222"/>
+                <w:sz w:val="20"/>
+                <w:szCs w:val="20"/>
+              </w:rPr>
+              <w:t>Ubuntu-24.04.4-Desktop</w:t>
+            </w:r>
+          </w:p>
+        </w:tc>
+        <w:tc>
+          <w:tcPr>
+            <w:tcW w:w="3200" w:type="dxa"/>
+            <w:tcBorders>
+              <w:top w:val="single" w:sz="1" w:space="0" w:color="CCCCCC"/>
+              <w:left w:val="single" w:sz="1" w:space="0" w:color="CCCCCC"/>
+              <w:bottom w:val="single" w:sz="1" w:space="0" w:color="CCCCCC"/>
+              <w:right w:val="single" w:sz="1" w:space="0" w:color="CCCCCC"/>
+            </w:tcBorders>
+            <w:shd w:val="clear" w:color="auto" w:fill="F5F8FC"/>
+            <w:tcMar>
+              <w:top w:w="80" w:type="dxa"/>
+              <w:left w:w="150" w:type="dxa"/>
+              <w:bottom w:w="80" w:type="dxa"/>
+              <w:right w:w="150" w:type="dxa"/>
+            </w:tcMar>
+          </w:tcPr>
+          <w:p>
+            <w:r>
+              <w:rPr>
+                <w:color w:val="222222"/>
+                <w:sz w:val="20"/>
+                <w:szCs w:val="20"/>
+              </w:rPr>
+              <w:t>Additional Target — cloned from Victim VM</w:t>
+            </w:r>
+          </w:p>
+        </w:tc>
+        <w:tc>
+          <w:tcPr>
+            <w:tcW w:w="2160" w:type="dxa"/>
+            <w:tcBorders>
+              <w:top w:val="single" w:sz="1" w:space="0" w:color="CCCCCC"/>
+              <w:left w:val="single" w:sz="1" w:space="0" w:color="CCCCCC"/>
+              <w:bottom w:val="single" w:sz="1" w:space="0" w:color="CCCCCC"/>
+              <w:right w:val="single" w:sz="1" w:space="0" w:color="CCCCCC"/>
+            </w:tcBorders>
+            <w:shd w:val="clear" w:color="auto" w:fill="F5F8FC"/>
+            <w:tcMar>
+              <w:top w:w="80" w:type="dxa"/>
+              <w:left w:w="150" w:type="dxa"/>
+              <w:bottom w:w="80" w:type="dxa"/>
+              <w:right w:w="150" w:type="dxa"/>
+            </w:tcMar>
+          </w:tcPr>
+          <w:p>
+            <w:r>
+              <w:rPr>
+                <w:color w:val="222222"/>
+                <w:sz w:val="20"/>
+                <w:szCs w:val="20"/>
+              </w:rPr>
+              <w:t>192.168.10.25</w:t>
+            </w:r>
+          </w:p>
+        </w:tc>
+      </w:tr>
     </w:tbl>
     <w:p>
       <w:pPr>
@@ -939,51 +1294,228 @@
           <w:sz w:val="18"/>
           <w:szCs w:val="18"/>
         </w:rPr>
-        <w:t>192.168.10.10   Kali VM      (Attacker)</w:t>
-      </w:r>
-    </w:p>
-    <w:p>
-      <w:pPr>
-        <w:pBdr>
-          <w:left w:val="single" w:sz="8" w:space="4" w:color="2E75B6"/>
-        </w:pBdr>
-        <w:shd w:val="clear" w:color="auto" w:fill="EEF2F7"/>
-        <w:spacing w:before="40" w:after="40"/>
-        <w:ind w:left="360"/>
-      </w:pPr>
-      <w:r>
-        <w:rPr>
-          <w:rFonts w:ascii="Courier New" w:eastAsia="Courier New" w:hAnsi="Courier New" w:cs="Courier New"/>
-          <w:color w:val="1F3864"/>
-          <w:sz w:val="18"/>
-          <w:szCs w:val="18"/>
-        </w:rPr>
-        <w:t>192.168.10.20   Victim VM    (Target services)</w:t>
-      </w:r>
-    </w:p>
-    <w:p>
-      <w:pPr>
-        <w:pBdr>
-          <w:left w:val="single" w:sz="8" w:space="4" w:color="2E75B6"/>
-        </w:pBdr>
-        <w:shd w:val="clear" w:color="auto" w:fill="EEF2F7"/>
-        <w:spacing w:before="40" w:after="40"/>
-        <w:ind w:left="360"/>
-        <w:rPr>
-          <w:rFonts w:ascii="Courier New" w:eastAsia="Courier New" w:hAnsi="Courier New" w:cs="Courier New"/>
-          <w:color w:val="1F3864"/>
-          <w:sz w:val="18"/>
-          <w:szCs w:val="18"/>
-        </w:rPr>
-      </w:pPr>
-      <w:r>
-        <w:rPr>
-          <w:rFonts w:ascii="Courier New" w:eastAsia="Courier New" w:hAnsi="Courier New" w:cs="Courier New"/>
-          <w:color w:val="1F3864"/>
-          <w:sz w:val="18"/>
-          <w:szCs w:val="18"/>
-        </w:rPr>
-        <w:t>192.168.10.30   IDS VM       (Detection engine)</w:t>
+        <w:t xml:space="preserve">192.168.10.10   Kali VM   </w:t>
+      </w:r>
+      <w:proofErr w:type="gramStart"/>
+      <w:r>
+        <w:rPr>
+          <w:rFonts w:ascii="Courier New" w:eastAsia="Courier New" w:hAnsi="Courier New" w:cs="Courier New"/>
+          <w:color w:val="1F3864"/>
+          <w:sz w:val="18"/>
+          <w:szCs w:val="18"/>
+        </w:rPr>
+        <w:t xml:space="preserve">   (</w:t>
+      </w:r>
+      <w:proofErr w:type="gramEnd"/>
+      <w:r>
+        <w:rPr>
+          <w:rFonts w:ascii="Courier New" w:eastAsia="Courier New" w:hAnsi="Courier New" w:cs="Courier New"/>
+          <w:color w:val="1F3864"/>
+          <w:sz w:val="18"/>
+          <w:szCs w:val="18"/>
+        </w:rPr>
+        <w:t>Attacker)</w:t>
+      </w:r>
+    </w:p>
+    <w:p>
+      <w:pPr>
+        <w:pBdr>
+          <w:left w:val="single" w:sz="8" w:space="4" w:color="2E75B6"/>
+        </w:pBdr>
+        <w:shd w:val="clear" w:color="auto" w:fill="EEF2F7"/>
+        <w:spacing w:before="40" w:after="40"/>
+        <w:ind w:left="360"/>
+      </w:pPr>
+      <w:r>
+        <w:rPr>
+          <w:rFonts w:ascii="Courier New" w:eastAsia="Courier New" w:hAnsi="Courier New" w:cs="Courier New"/>
+          <w:color w:val="1F3864"/>
+          <w:sz w:val="18"/>
+          <w:szCs w:val="18"/>
+        </w:rPr>
+        <w:t xml:space="preserve">192.168.10.20   Victim VM </w:t>
+      </w:r>
+      <w:proofErr w:type="gramStart"/>
+      <w:r>
+        <w:rPr>
+          <w:rFonts w:ascii="Courier New" w:eastAsia="Courier New" w:hAnsi="Courier New" w:cs="Courier New"/>
+          <w:color w:val="1F3864"/>
+          <w:sz w:val="18"/>
+          <w:szCs w:val="18"/>
+        </w:rPr>
+        <w:t xml:space="preserve">   (</w:t>
+      </w:r>
+      <w:proofErr w:type="gramEnd"/>
+      <w:r>
+        <w:rPr>
+          <w:rFonts w:ascii="Courier New" w:eastAsia="Courier New" w:hAnsi="Courier New" w:cs="Courier New"/>
+          <w:color w:val="1F3864"/>
+          <w:sz w:val="18"/>
+          <w:szCs w:val="18"/>
+        </w:rPr>
+        <w:t>Target services)</w:t>
+      </w:r>
+    </w:p>
+    <w:p>
+      <w:pPr>
+        <w:pBdr>
+          <w:left w:val="single" w:sz="8" w:space="4" w:color="2E75B6"/>
+        </w:pBdr>
+        <w:shd w:val="clear" w:color="auto" w:fill="EEF2F7"/>
+        <w:spacing w:before="40" w:after="40"/>
+        <w:ind w:left="360"/>
+        <w:rPr>
+          <w:rFonts w:ascii="Courier New" w:eastAsia="Courier New" w:hAnsi="Courier New" w:cs="Courier New"/>
+          <w:color w:val="1F3864"/>
+          <w:sz w:val="18"/>
+          <w:szCs w:val="18"/>
+        </w:rPr>
+      </w:pPr>
+      <w:r>
+        <w:rPr>
+          <w:rFonts w:ascii="Courier New" w:eastAsia="Courier New" w:hAnsi="Courier New" w:cs="Courier New"/>
+          <w:color w:val="1F3864"/>
+          <w:sz w:val="18"/>
+          <w:szCs w:val="18"/>
+        </w:rPr>
+        <w:t xml:space="preserve">192.168.10.30   IDS VM    </w:t>
+      </w:r>
+      <w:proofErr w:type="gramStart"/>
+      <w:r>
+        <w:rPr>
+          <w:rFonts w:ascii="Courier New" w:eastAsia="Courier New" w:hAnsi="Courier New" w:cs="Courier New"/>
+          <w:color w:val="1F3864"/>
+          <w:sz w:val="18"/>
+          <w:szCs w:val="18"/>
+        </w:rPr>
+        <w:t xml:space="preserve">   (</w:t>
+      </w:r>
+      <w:proofErr w:type="gramEnd"/>
+      <w:r>
+        <w:rPr>
+          <w:rFonts w:ascii="Courier New" w:eastAsia="Courier New" w:hAnsi="Courier New" w:cs="Courier New"/>
+          <w:color w:val="1F3864"/>
+          <w:sz w:val="18"/>
+          <w:szCs w:val="18"/>
+        </w:rPr>
+        <w:t>Detection engine)</w:t>
+      </w:r>
+    </w:p>
+    <w:p>
+      <w:pPr>
+        <w:pBdr>
+          <w:left w:val="single" w:sz="8" w:space="4" w:color="2E75B6"/>
+        </w:pBdr>
+        <w:shd w:val="clear" w:color="auto" w:fill="EEF2F7"/>
+        <w:spacing w:before="40" w:after="40"/>
+        <w:ind w:left="360"/>
+      </w:pPr>
+      <w:r>
+        <w:rPr>
+          <w:rFonts w:ascii="Courier New" w:eastAsia="Courier New" w:hAnsi="Courier New" w:cs="Courier New"/>
+          <w:color w:val="1F3864"/>
+          <w:sz w:val="18"/>
+          <w:szCs w:val="18"/>
+        </w:rPr>
+        <w:t>192.168.10.21   Victim2 VM</w:t>
+      </w:r>
+      <w:proofErr w:type="gramStart"/>
+      <w:r>
+        <w:rPr>
+          <w:rFonts w:ascii="Courier New" w:eastAsia="Courier New" w:hAnsi="Courier New" w:cs="Courier New"/>
+          <w:color w:val="1F3864"/>
+          <w:sz w:val="18"/>
+          <w:szCs w:val="18"/>
+        </w:rPr>
+        <w:t xml:space="preserve">   (</w:t>
+      </w:r>
+      <w:proofErr w:type="gramEnd"/>
+      <w:r>
+        <w:rPr>
+          <w:rFonts w:ascii="Courier New" w:eastAsia="Courier New" w:hAnsi="Courier New" w:cs="Courier New"/>
+          <w:color w:val="1F3864"/>
+          <w:sz w:val="18"/>
+          <w:szCs w:val="18"/>
+        </w:rPr>
+        <w:t>Additional target)</w:t>
+      </w:r>
+    </w:p>
+    <w:p>
+      <w:pPr>
+        <w:pBdr>
+          <w:left w:val="single" w:sz="8" w:space="4" w:color="2E75B6"/>
+        </w:pBdr>
+        <w:shd w:val="clear" w:color="auto" w:fill="EEF2F7"/>
+        <w:spacing w:before="40" w:after="40"/>
+        <w:ind w:left="360"/>
+      </w:pPr>
+      <w:r>
+        <w:rPr>
+          <w:rFonts w:ascii="Courier New" w:eastAsia="Courier New" w:hAnsi="Courier New" w:cs="Courier New"/>
+          <w:color w:val="1F3864"/>
+          <w:sz w:val="18"/>
+          <w:szCs w:val="18"/>
+        </w:rPr>
+        <w:t>192.168.10.23   Victim3 VM</w:t>
+      </w:r>
+      <w:proofErr w:type="gramStart"/>
+      <w:r>
+        <w:rPr>
+          <w:rFonts w:ascii="Courier New" w:eastAsia="Courier New" w:hAnsi="Courier New" w:cs="Courier New"/>
+          <w:color w:val="1F3864"/>
+          <w:sz w:val="18"/>
+          <w:szCs w:val="18"/>
+        </w:rPr>
+        <w:t xml:space="preserve">   (</w:t>
+      </w:r>
+      <w:proofErr w:type="gramEnd"/>
+      <w:r>
+        <w:rPr>
+          <w:rFonts w:ascii="Courier New" w:eastAsia="Courier New" w:hAnsi="Courier New" w:cs="Courier New"/>
+          <w:color w:val="1F3864"/>
+          <w:sz w:val="18"/>
+          <w:szCs w:val="18"/>
+        </w:rPr>
+        <w:t>Additional target)</w:t>
+      </w:r>
+    </w:p>
+    <w:p>
+      <w:pPr>
+        <w:pBdr>
+          <w:left w:val="single" w:sz="8" w:space="4" w:color="2E75B6"/>
+        </w:pBdr>
+        <w:shd w:val="clear" w:color="auto" w:fill="EEF2F7"/>
+        <w:spacing w:before="40" w:after="40"/>
+        <w:ind w:left="360"/>
+      </w:pPr>
+      <w:r>
+        <w:rPr>
+          <w:rFonts w:ascii="Courier New" w:eastAsia="Courier New" w:hAnsi="Courier New" w:cs="Courier New"/>
+          <w:color w:val="1F3864"/>
+          <w:sz w:val="18"/>
+          <w:szCs w:val="18"/>
+        </w:rPr>
+        <w:t>192.168.10.25   Victim4 VM</w:t>
+      </w:r>
+      <w:proofErr w:type="gramStart"/>
+      <w:r>
+        <w:rPr>
+          <w:rFonts w:ascii="Courier New" w:eastAsia="Courier New" w:hAnsi="Courier New" w:cs="Courier New"/>
+          <w:color w:val="1F3864"/>
+          <w:sz w:val="18"/>
+          <w:szCs w:val="18"/>
+        </w:rPr>
+        <w:t xml:space="preserve">   (</w:t>
+      </w:r>
+      <w:proofErr w:type="gramEnd"/>
+      <w:r>
+        <w:rPr>
+          <w:rFonts w:ascii="Courier New" w:eastAsia="Courier New" w:hAnsi="Courier New" w:cs="Courier New"/>
+          <w:color w:val="1F3864"/>
+          <w:sz w:val="18"/>
+          <w:szCs w:val="18"/>
+        </w:rPr>
+        <w:t>Additional target)</w:t>
       </w:r>
     </w:p>
     <w:p>
@@ -1054,6 +1586,7 @@
         <w:rPr>
           <w:color w:val="222222"/>
         </w:rPr>
+        <w:lastRenderedPageBreak/>
         <w:t>VirtualBox network adapter settings: Promiscuous Mode set to Allow All</w:t>
       </w:r>
     </w:p>
@@ -1119,7 +1652,21 @@
         <w:rPr>
           <w:color w:val="222222"/>
         </w:rPr>
-        <w:t>All three VMs use static IP addresses configured via Netplan. The configuration files are located at /etc/netplan/00-installer-config.yaml on each machine.</w:t>
+        <w:t xml:space="preserve">All VMs use static IP addresses. The IDS and Victim VMs are configured via Netplan (/etc/netplan/). Kali Linux uses /etc/network/interfaces. DNS on all </w:t>
+      </w:r>
+      <w:proofErr w:type="gramStart"/>
+      <w:r>
+        <w:rPr>
+          <w:color w:val="222222"/>
+        </w:rPr>
+        <w:t>machines</w:t>
+      </w:r>
+      <w:proofErr w:type="gramEnd"/>
+      <w:r>
+        <w:rPr>
+          <w:color w:val="222222"/>
+        </w:rPr>
+        <w:t xml:space="preserve"> points to the Victim VM (192.168.10.20) which runs BIND9.</w:t>
       </w:r>
     </w:p>
     <w:p>
@@ -1338,7 +1885,21 @@
         <w:rPr>
           <w:color w:val="222222"/>
         </w:rPr>
-        <w:t>The IDS VM uses enp0s3 as its Host-Only interface. It points DNS at the Victim VM (192.168.10.20) which runs BIND9. No default gateway is set because the machine does not need internet access during capture sessions.</w:t>
+        <w:t xml:space="preserve">The IDS VM uses enp0s3 as its Host-Only interface. It points DNS at the Victim VM (192.168.10.20) which runs BIND9. No default gateway is </w:t>
+      </w:r>
+      <w:proofErr w:type="gramStart"/>
+      <w:r>
+        <w:rPr>
+          <w:color w:val="222222"/>
+        </w:rPr>
+        <w:t>set</w:t>
+      </w:r>
+      <w:proofErr w:type="gramEnd"/>
+      <w:r>
+        <w:rPr>
+          <w:color w:val="222222"/>
+        </w:rPr>
+        <w:t xml:space="preserve"> because the machine does not need internet access during capture sessions.</w:t>
       </w:r>
     </w:p>
     <w:p>
@@ -1475,7 +2036,47 @@
           <w:sz w:val="18"/>
           <w:szCs w:val="18"/>
         </w:rPr>
-        <w:t># Expected: &lt;BROADCAST,MULTICAST,PROMISC,UP,LOWER_UP&gt;</w:t>
+        <w:t># Expected: &lt;</w:t>
+      </w:r>
+      <w:proofErr w:type="gramStart"/>
+      <w:r>
+        <w:rPr>
+          <w:rFonts w:ascii="Courier New" w:eastAsia="Courier New" w:hAnsi="Courier New" w:cs="Courier New"/>
+          <w:color w:val="1F3864"/>
+          <w:sz w:val="18"/>
+          <w:szCs w:val="18"/>
+        </w:rPr>
+        <w:t>BROADCAST,MULTICAST</w:t>
+      </w:r>
+      <w:proofErr w:type="gramEnd"/>
+      <w:r>
+        <w:rPr>
+          <w:rFonts w:ascii="Courier New" w:eastAsia="Courier New" w:hAnsi="Courier New" w:cs="Courier New"/>
+          <w:color w:val="1F3864"/>
+          <w:sz w:val="18"/>
+          <w:szCs w:val="18"/>
+        </w:rPr>
+        <w:t>,</w:t>
+      </w:r>
+      <w:proofErr w:type="gramStart"/>
+      <w:r>
+        <w:rPr>
+          <w:rFonts w:ascii="Courier New" w:eastAsia="Courier New" w:hAnsi="Courier New" w:cs="Courier New"/>
+          <w:color w:val="1F3864"/>
+          <w:sz w:val="18"/>
+          <w:szCs w:val="18"/>
+        </w:rPr>
+        <w:t>PROMISC,UP</w:t>
+      </w:r>
+      <w:proofErr w:type="gramEnd"/>
+      <w:r>
+        <w:rPr>
+          <w:rFonts w:ascii="Courier New" w:eastAsia="Courier New" w:hAnsi="Courier New" w:cs="Courier New"/>
+          <w:color w:val="1F3864"/>
+          <w:sz w:val="18"/>
+          <w:szCs w:val="18"/>
+        </w:rPr>
+        <w:t>,LOWER_UP&gt;</w:t>
       </w:r>
     </w:p>
     <w:p>
@@ -1656,6 +2257,7 @@
           <w:sz w:val="18"/>
           <w:szCs w:val="18"/>
         </w:rPr>
+        <w:lastRenderedPageBreak/>
         <w:t xml:space="preserve">      addresses:</w:t>
       </w:r>
     </w:p>
@@ -1675,7 +2277,6 @@
           <w:sz w:val="18"/>
           <w:szCs w:val="18"/>
         </w:rPr>
-        <w:lastRenderedPageBreak/>
         <w:t xml:space="preserve">        - 192.168.10.20/24</w:t>
       </w:r>
     </w:p>
@@ -1730,7 +2331,21 @@
         <w:rPr>
           <w:color w:val="222222"/>
         </w:rPr>
-        <w:t>The Victim VM runs BIND9 locally so it points DNS at 127.0.0.1. The enp0s3 interface is the only adapter — all traffic to and from the Victim VM crosses the Host-Only virtual switch and is visible to the IDS VM.</w:t>
+        <w:t xml:space="preserve">The Victim VM runs BIND9 </w:t>
+      </w:r>
+      <w:proofErr w:type="gramStart"/>
+      <w:r>
+        <w:rPr>
+          <w:color w:val="222222"/>
+        </w:rPr>
+        <w:t>locally</w:t>
+      </w:r>
+      <w:proofErr w:type="gramEnd"/>
+      <w:r>
+        <w:rPr>
+          <w:color w:val="222222"/>
+        </w:rPr>
+        <w:t xml:space="preserve"> so it points DNS at 127.0.0.1. The enp0s3 interface is the only adapter — all traffic to and from the Victim VM crosses the Host-Only virtual switch and is visible to the IDS VM.</w:t>
       </w:r>
     </w:p>
     <w:p>
@@ -1762,7 +2377,524 @@
           <w:sz w:val="18"/>
           <w:szCs w:val="18"/>
         </w:rPr>
-        <w:t># /etc/netplan/00-installer-config.yaml  (or equivalent)</w:t>
+        <w:t># /etc/network/interfaces</w:t>
+      </w:r>
+    </w:p>
+    <w:p>
+      <w:pPr>
+        <w:pBdr>
+          <w:left w:val="single" w:sz="8" w:space="4" w:color="2E75B6"/>
+        </w:pBdr>
+        <w:shd w:val="clear" w:color="auto" w:fill="EEF2F7"/>
+        <w:spacing w:before="40" w:after="40"/>
+        <w:ind w:left="360"/>
+      </w:pPr>
+      <w:r>
+        <w:rPr>
+          <w:rFonts w:ascii="Courier New" w:eastAsia="Courier New" w:hAnsi="Courier New" w:cs="Courier New"/>
+          <w:color w:val="1F3864"/>
+          <w:sz w:val="18"/>
+          <w:szCs w:val="18"/>
+        </w:rPr>
+        <w:t>auto lo</w:t>
+      </w:r>
+    </w:p>
+    <w:p>
+      <w:pPr>
+        <w:pBdr>
+          <w:left w:val="single" w:sz="8" w:space="4" w:color="2E75B6"/>
+        </w:pBdr>
+        <w:shd w:val="clear" w:color="auto" w:fill="EEF2F7"/>
+        <w:spacing w:before="40" w:after="40"/>
+        <w:ind w:left="360"/>
+      </w:pPr>
+      <w:r>
+        <w:rPr>
+          <w:rFonts w:ascii="Courier New" w:eastAsia="Courier New" w:hAnsi="Courier New" w:cs="Courier New"/>
+          <w:color w:val="1F3864"/>
+          <w:sz w:val="18"/>
+          <w:szCs w:val="18"/>
+        </w:rPr>
+        <w:t>iface lo inet loopback</w:t>
+      </w:r>
+    </w:p>
+    <w:p>
+      <w:pPr>
+        <w:pBdr>
+          <w:left w:val="single" w:sz="8" w:space="4" w:color="2E75B6"/>
+        </w:pBdr>
+        <w:shd w:val="clear" w:color="auto" w:fill="EEF2F7"/>
+        <w:spacing w:before="40" w:after="40"/>
+        <w:ind w:left="360"/>
+      </w:pPr>
+    </w:p>
+    <w:p>
+      <w:pPr>
+        <w:pBdr>
+          <w:left w:val="single" w:sz="8" w:space="4" w:color="2E75B6"/>
+        </w:pBdr>
+        <w:shd w:val="clear" w:color="auto" w:fill="EEF2F7"/>
+        <w:spacing w:before="40" w:after="40"/>
+        <w:ind w:left="360"/>
+      </w:pPr>
+      <w:r>
+        <w:rPr>
+          <w:rFonts w:ascii="Courier New" w:eastAsia="Courier New" w:hAnsi="Courier New" w:cs="Courier New"/>
+          <w:color w:val="1F3864"/>
+          <w:sz w:val="18"/>
+          <w:szCs w:val="18"/>
+        </w:rPr>
+        <w:t>auto eth0</w:t>
+      </w:r>
+    </w:p>
+    <w:p>
+      <w:pPr>
+        <w:pBdr>
+          <w:left w:val="single" w:sz="8" w:space="4" w:color="2E75B6"/>
+        </w:pBdr>
+        <w:shd w:val="clear" w:color="auto" w:fill="EEF2F7"/>
+        <w:spacing w:before="40" w:after="40"/>
+        <w:ind w:left="360"/>
+      </w:pPr>
+      <w:r>
+        <w:rPr>
+          <w:rFonts w:ascii="Courier New" w:eastAsia="Courier New" w:hAnsi="Courier New" w:cs="Courier New"/>
+          <w:color w:val="1F3864"/>
+          <w:sz w:val="18"/>
+          <w:szCs w:val="18"/>
+        </w:rPr>
+        <w:t>iface eth0 inet static</w:t>
+      </w:r>
+    </w:p>
+    <w:p>
+      <w:pPr>
+        <w:pBdr>
+          <w:left w:val="single" w:sz="8" w:space="4" w:color="2E75B6"/>
+        </w:pBdr>
+        <w:shd w:val="clear" w:color="auto" w:fill="EEF2F7"/>
+        <w:spacing w:before="40" w:after="40"/>
+        <w:ind w:left="360"/>
+      </w:pPr>
+      <w:r>
+        <w:rPr>
+          <w:rFonts w:ascii="Courier New" w:eastAsia="Courier New" w:hAnsi="Courier New" w:cs="Courier New"/>
+          <w:color w:val="1F3864"/>
+          <w:sz w:val="18"/>
+          <w:szCs w:val="18"/>
+        </w:rPr>
+        <w:t xml:space="preserve">    address 192.168.10.10</w:t>
+      </w:r>
+    </w:p>
+    <w:p>
+      <w:pPr>
+        <w:pBdr>
+          <w:left w:val="single" w:sz="8" w:space="4" w:color="2E75B6"/>
+        </w:pBdr>
+        <w:shd w:val="clear" w:color="auto" w:fill="EEF2F7"/>
+        <w:spacing w:before="40" w:after="40"/>
+        <w:ind w:left="360"/>
+      </w:pPr>
+      <w:r>
+        <w:rPr>
+          <w:rFonts w:ascii="Courier New" w:eastAsia="Courier New" w:hAnsi="Courier New" w:cs="Courier New"/>
+          <w:color w:val="1F3864"/>
+          <w:sz w:val="18"/>
+          <w:szCs w:val="18"/>
+        </w:rPr>
+        <w:t xml:space="preserve">    netmask 255.255.255.0</w:t>
+      </w:r>
+    </w:p>
+    <w:p>
+      <w:pPr>
+        <w:pBdr>
+          <w:left w:val="single" w:sz="8" w:space="4" w:color="2E75B6"/>
+        </w:pBdr>
+        <w:shd w:val="clear" w:color="auto" w:fill="EEF2F7"/>
+        <w:spacing w:before="40" w:after="40"/>
+        <w:ind w:left="360"/>
+      </w:pPr>
+      <w:r>
+        <w:rPr>
+          <w:rFonts w:ascii="Courier New" w:eastAsia="Courier New" w:hAnsi="Courier New" w:cs="Courier New"/>
+          <w:color w:val="1F3864"/>
+          <w:sz w:val="18"/>
+          <w:szCs w:val="18"/>
+        </w:rPr>
+        <w:t xml:space="preserve">    dns-nameservers 192.168.10.20</w:t>
+      </w:r>
+    </w:p>
+    <w:p>
+      <w:pPr>
+        <w:spacing w:after="80"/>
+      </w:pPr>
+    </w:p>
+    <w:p>
+      <w:pPr>
+        <w:pBdr>
+          <w:left w:val="single" w:sz="8" w:space="4" w:color="2E75B6"/>
+        </w:pBdr>
+        <w:shd w:val="clear" w:color="auto" w:fill="EEF2F7"/>
+        <w:spacing w:before="40" w:after="40"/>
+        <w:ind w:left="360"/>
+      </w:pPr>
+      <w:r>
+        <w:rPr>
+          <w:rFonts w:ascii="Courier New" w:eastAsia="Courier New" w:hAnsi="Courier New" w:cs="Courier New"/>
+          <w:color w:val="1F3864"/>
+          <w:sz w:val="18"/>
+          <w:szCs w:val="18"/>
+        </w:rPr>
+        <w:t># Apply changes</w:t>
+      </w:r>
+    </w:p>
+    <w:p>
+      <w:pPr>
+        <w:pBdr>
+          <w:left w:val="single" w:sz="8" w:space="4" w:color="2E75B6"/>
+        </w:pBdr>
+        <w:shd w:val="clear" w:color="auto" w:fill="EEF2F7"/>
+        <w:spacing w:before="40" w:after="40"/>
+        <w:ind w:left="360"/>
+      </w:pPr>
+      <w:r>
+        <w:rPr>
+          <w:rFonts w:ascii="Courier New" w:eastAsia="Courier New" w:hAnsi="Courier New" w:cs="Courier New"/>
+          <w:color w:val="1F3864"/>
+          <w:sz w:val="18"/>
+          <w:szCs w:val="18"/>
+        </w:rPr>
+        <w:t>sudo ifdown eth0 &amp;&amp; sudo ifup eth0</w:t>
+      </w:r>
+    </w:p>
+    <w:p>
+      <w:pPr>
+        <w:spacing w:after="80"/>
+      </w:pPr>
+    </w:p>
+    <w:p>
+      <w:pPr>
+        <w:pBdr>
+          <w:left w:val="single" w:sz="8" w:space="4" w:color="2E75B6"/>
+        </w:pBdr>
+        <w:shd w:val="clear" w:color="auto" w:fill="EEF2F7"/>
+        <w:spacing w:before="40" w:after="40"/>
+        <w:ind w:left="360"/>
+      </w:pPr>
+      <w:r>
+        <w:rPr>
+          <w:rFonts w:ascii="Courier New" w:eastAsia="Courier New" w:hAnsi="Courier New" w:cs="Courier New"/>
+          <w:color w:val="1F3864"/>
+          <w:sz w:val="18"/>
+          <w:szCs w:val="18"/>
+        </w:rPr>
+        <w:t># /etc/resolv.conf (nameserver — set by NetworkManager)</w:t>
+      </w:r>
+    </w:p>
+    <w:p>
+      <w:pPr>
+        <w:pBdr>
+          <w:left w:val="single" w:sz="8" w:space="4" w:color="2E75B6"/>
+        </w:pBdr>
+        <w:shd w:val="clear" w:color="auto" w:fill="EEF2F7"/>
+        <w:spacing w:before="40" w:after="40"/>
+        <w:ind w:left="360"/>
+      </w:pPr>
+      <w:r>
+        <w:rPr>
+          <w:rFonts w:ascii="Courier New" w:eastAsia="Courier New" w:hAnsi="Courier New" w:cs="Courier New"/>
+          <w:color w:val="1F3864"/>
+          <w:sz w:val="18"/>
+          <w:szCs w:val="18"/>
+        </w:rPr>
+        <w:t>nameserver 192.168.10.20</w:t>
+      </w:r>
+    </w:p>
+    <w:p>
+      <w:pPr>
+        <w:spacing w:after="80"/>
+      </w:pPr>
+    </w:p>
+    <w:p>
+      <w:pPr>
+        <w:spacing w:after="120"/>
+      </w:pPr>
+      <w:r>
+        <w:rPr>
+          <w:color w:val="222222"/>
+        </w:rPr>
+        <w:t>Kali uses /etc/network/interfaces for static IP configuration on the eth0 adapter. DNS is configured via /etc/resolv.conf (managed by NetworkManager) pointing at the Victim VM so lab hostnames (victim.lab, ids.lab) resolve correctly.</w:t>
+      </w:r>
+    </w:p>
+    <w:p>
+      <w:pPr>
+        <w:spacing w:after="160"/>
+      </w:pPr>
+    </w:p>
+    <w:p>
+      <w:pPr>
+        <w:pStyle w:val="Heading2"/>
+      </w:pPr>
+      <w:r>
+        <w:t>3.4 Victim VM Clones — victim2, victim3, victim4</w:t>
+      </w:r>
+    </w:p>
+    <w:p>
+      <w:pPr>
+        <w:spacing w:after="120"/>
+      </w:pPr>
+      <w:r>
+        <w:rPr>
+          <w:color w:val="222222"/>
+        </w:rPr>
+        <w:t>Victim2, Victim3, and Victim4 are full clones of the main Victim VM, each with a new MAC address generated at clone time. The following steps were applied to each clone to give it a unique identity on the lab network.</w:t>
+      </w:r>
+    </w:p>
+    <w:p>
+      <w:pPr>
+        <w:pStyle w:val="Heading3"/>
+      </w:pPr>
+      <w:r>
+        <w:t>Set Hostname</w:t>
+      </w:r>
+    </w:p>
+    <w:p>
+      <w:pPr>
+        <w:pBdr>
+          <w:left w:val="single" w:sz="8" w:space="4" w:color="2E75B6"/>
+        </w:pBdr>
+        <w:shd w:val="clear" w:color="auto" w:fill="EEF2F7"/>
+        <w:spacing w:before="40" w:after="40"/>
+        <w:ind w:left="360"/>
+      </w:pPr>
+      <w:r>
+        <w:rPr>
+          <w:rFonts w:ascii="Courier New" w:eastAsia="Courier New" w:hAnsi="Courier New" w:cs="Courier New"/>
+          <w:color w:val="1F3864"/>
+          <w:sz w:val="18"/>
+          <w:szCs w:val="18"/>
+        </w:rPr>
+        <w:t>sudo hostnamectl set-hostname victim2   # repeat for victim3, victim4</w:t>
+      </w:r>
+    </w:p>
+    <w:p>
+      <w:pPr>
+        <w:pBdr>
+          <w:left w:val="single" w:sz="8" w:space="4" w:color="2E75B6"/>
+        </w:pBdr>
+        <w:shd w:val="clear" w:color="auto" w:fill="EEF2F7"/>
+        <w:spacing w:before="40" w:after="40"/>
+        <w:ind w:left="360"/>
+      </w:pPr>
+      <w:r>
+        <w:rPr>
+          <w:rFonts w:ascii="Courier New" w:eastAsia="Courier New" w:hAnsi="Courier New" w:cs="Courier New"/>
+          <w:color w:val="1F3864"/>
+          <w:sz w:val="18"/>
+          <w:szCs w:val="18"/>
+        </w:rPr>
+        <w:t>sudo nano /etc/hosts</w:t>
+      </w:r>
+    </w:p>
+    <w:p>
+      <w:pPr>
+        <w:pBdr>
+          <w:left w:val="single" w:sz="8" w:space="4" w:color="2E75B6"/>
+        </w:pBdr>
+        <w:shd w:val="clear" w:color="auto" w:fill="EEF2F7"/>
+        <w:spacing w:before="40" w:after="40"/>
+        <w:ind w:left="360"/>
+      </w:pPr>
+      <w:r>
+        <w:rPr>
+          <w:rFonts w:ascii="Courier New" w:eastAsia="Courier New" w:hAnsi="Courier New" w:cs="Courier New"/>
+          <w:color w:val="1F3864"/>
+          <w:sz w:val="18"/>
+          <w:szCs w:val="18"/>
+        </w:rPr>
+        <w:t># Change the 127.0.1.1 line to match the new hostname, e.g.:</w:t>
+      </w:r>
+    </w:p>
+    <w:p>
+      <w:pPr>
+        <w:pBdr>
+          <w:left w:val="single" w:sz="8" w:space="4" w:color="2E75B6"/>
+        </w:pBdr>
+        <w:shd w:val="clear" w:color="auto" w:fill="EEF2F7"/>
+        <w:spacing w:before="40" w:after="40"/>
+        <w:ind w:left="360"/>
+      </w:pPr>
+      <w:r>
+        <w:rPr>
+          <w:rFonts w:ascii="Courier New" w:eastAsia="Courier New" w:hAnsi="Courier New" w:cs="Courier New"/>
+          <w:color w:val="1F3864"/>
+          <w:sz w:val="18"/>
+          <w:szCs w:val="18"/>
+        </w:rPr>
+        <w:t>127.0.1.1   victim2</w:t>
+      </w:r>
+    </w:p>
+    <w:p>
+      <w:pPr>
+        <w:spacing w:after="80"/>
+      </w:pPr>
+    </w:p>
+    <w:p>
+      <w:pPr>
+        <w:pStyle w:val="Heading3"/>
+      </w:pPr>
+      <w:r>
+        <w:t>Fix Duplicate Machine ID</w:t>
+      </w:r>
+    </w:p>
+    <w:p>
+      <w:pPr>
+        <w:pBdr>
+          <w:left w:val="single" w:sz="8" w:space="4" w:color="2E75B6"/>
+        </w:pBdr>
+        <w:shd w:val="clear" w:color="auto" w:fill="EEF2F7"/>
+        <w:spacing w:before="40" w:after="40"/>
+        <w:ind w:left="360"/>
+      </w:pPr>
+      <w:r>
+        <w:rPr>
+          <w:rFonts w:ascii="Courier New" w:eastAsia="Courier New" w:hAnsi="Courier New" w:cs="Courier New"/>
+          <w:color w:val="1F3864"/>
+          <w:sz w:val="18"/>
+          <w:szCs w:val="18"/>
+        </w:rPr>
+        <w:t>sudo rm /etc/machine-id</w:t>
+      </w:r>
+    </w:p>
+    <w:p>
+      <w:pPr>
+        <w:pBdr>
+          <w:left w:val="single" w:sz="8" w:space="4" w:color="2E75B6"/>
+        </w:pBdr>
+        <w:shd w:val="clear" w:color="auto" w:fill="EEF2F7"/>
+        <w:spacing w:before="40" w:after="40"/>
+        <w:ind w:left="360"/>
+      </w:pPr>
+      <w:r>
+        <w:rPr>
+          <w:rFonts w:ascii="Courier New" w:eastAsia="Courier New" w:hAnsi="Courier New" w:cs="Courier New"/>
+          <w:color w:val="1F3864"/>
+          <w:sz w:val="18"/>
+          <w:szCs w:val="18"/>
+        </w:rPr>
+        <w:t>sudo systemd-machine-id-setup</w:t>
+      </w:r>
+    </w:p>
+    <w:p>
+      <w:pPr>
+        <w:spacing w:after="80"/>
+      </w:pPr>
+    </w:p>
+    <w:p>
+      <w:pPr>
+        <w:pStyle w:val="Heading3"/>
+      </w:pPr>
+      <w:r>
+        <w:t>Regenerate SSH Host Keys</w:t>
+      </w:r>
+    </w:p>
+    <w:p>
+      <w:pPr>
+        <w:pBdr>
+          <w:left w:val="single" w:sz="8" w:space="4" w:color="2E75B6"/>
+        </w:pBdr>
+        <w:shd w:val="clear" w:color="auto" w:fill="EEF2F7"/>
+        <w:spacing w:before="40" w:after="40"/>
+        <w:ind w:left="360"/>
+      </w:pPr>
+      <w:r>
+        <w:rPr>
+          <w:rFonts w:ascii="Courier New" w:eastAsia="Courier New" w:hAnsi="Courier New" w:cs="Courier New"/>
+          <w:color w:val="1F3864"/>
+          <w:sz w:val="18"/>
+          <w:szCs w:val="18"/>
+        </w:rPr>
+        <w:t>sudo rm /etc/ssh/ssh_host_*</w:t>
+      </w:r>
+    </w:p>
+    <w:p>
+      <w:pPr>
+        <w:pBdr>
+          <w:left w:val="single" w:sz="8" w:space="4" w:color="2E75B6"/>
+        </w:pBdr>
+        <w:shd w:val="clear" w:color="auto" w:fill="EEF2F7"/>
+        <w:spacing w:before="40" w:after="40"/>
+        <w:ind w:left="360"/>
+      </w:pPr>
+      <w:r>
+        <w:rPr>
+          <w:rFonts w:ascii="Courier New" w:eastAsia="Courier New" w:hAnsi="Courier New" w:cs="Courier New"/>
+          <w:color w:val="1F3864"/>
+          <w:sz w:val="18"/>
+          <w:szCs w:val="18"/>
+        </w:rPr>
+        <w:t>sudo dpkg-reconfigure openssh-server</w:t>
+      </w:r>
+    </w:p>
+    <w:p>
+      <w:pPr>
+        <w:pBdr>
+          <w:left w:val="single" w:sz="8" w:space="4" w:color="2E75B6"/>
+        </w:pBdr>
+        <w:shd w:val="clear" w:color="auto" w:fill="EEF2F7"/>
+        <w:spacing w:before="40" w:after="40"/>
+        <w:ind w:left="360"/>
+      </w:pPr>
+      <w:r>
+        <w:rPr>
+          <w:rFonts w:ascii="Courier New" w:eastAsia="Courier New" w:hAnsi="Courier New" w:cs="Courier New"/>
+          <w:color w:val="1F3864"/>
+          <w:sz w:val="18"/>
+          <w:szCs w:val="18"/>
+        </w:rPr>
+        <w:t>sudo systemctl restart ssh</w:t>
+      </w:r>
+    </w:p>
+    <w:p>
+      <w:pPr>
+        <w:spacing w:after="80"/>
+      </w:pPr>
+    </w:p>
+    <w:p>
+      <w:pPr>
+        <w:pStyle w:val="Heading3"/>
+      </w:pPr>
+      <w:r>
+        <w:t>Configure Static IP with Netplan</w:t>
+      </w:r>
+    </w:p>
+    <w:p>
+      <w:pPr>
+        <w:spacing w:after="80"/>
+      </w:pPr>
+      <w:r>
+        <w:rPr>
+          <w:color w:val="222222"/>
+        </w:rPr>
+        <w:t>Edit /etc/netplan/01-network-manager-all.yaml on each clone (adjust the address per VM):</w:t>
+      </w:r>
+    </w:p>
+    <w:p>
+      <w:pPr>
+        <w:pBdr>
+          <w:left w:val="single" w:sz="8" w:space="4" w:color="2E75B6"/>
+        </w:pBdr>
+        <w:shd w:val="clear" w:color="auto" w:fill="EEF2F7"/>
+        <w:spacing w:before="40" w:after="40"/>
+        <w:ind w:left="360"/>
+      </w:pPr>
+      <w:r>
+        <w:rPr>
+          <w:rFonts w:ascii="Courier New" w:eastAsia="Courier New" w:hAnsi="Courier New" w:cs="Courier New"/>
+          <w:color w:val="1F3864"/>
+          <w:sz w:val="18"/>
+          <w:szCs w:val="18"/>
+        </w:rPr>
+        <w:t>sudo nano /etc/netplan/01-network-manager-all.yaml</w:t>
       </w:r>
     </w:p>
     <w:p>
@@ -1838,7 +2970,7 @@
           <w:sz w:val="18"/>
           <w:szCs w:val="18"/>
         </w:rPr>
-        <w:t xml:space="preserve">    eth0:</w:t>
+        <w:t xml:space="preserve">    enp0s3:</w:t>
       </w:r>
     </w:p>
     <w:p>
@@ -1895,7 +3027,7 @@
           <w:sz w:val="18"/>
           <w:szCs w:val="18"/>
         </w:rPr>
-        <w:t xml:space="preserve">        - 192.168.10.10/24</w:t>
+        <w:t xml:space="preserve">        - 192.168.10.21/24   # use .23 for victim3, .25 for victim4</w:t>
       </w:r>
     </w:p>
     <w:p>
@@ -1943,13 +3075,21 @@
     </w:p>
     <w:p>
       <w:pPr>
-        <w:spacing w:after="120"/>
-      </w:pPr>
-      <w:r>
-        <w:rPr>
-          <w:color w:val="222222"/>
-        </w:rPr>
-        <w:t>Kali's interface may be named eth0 or enp0s3 depending on the VirtualBox adapter order. Run ip a to confirm the interface name. DNS is pointed at the Victim VM so lab hostnames (victim.lab, ids.lab) resolve correctly.</w:t>
+        <w:pBdr>
+          <w:left w:val="single" w:sz="8" w:space="4" w:color="2E75B6"/>
+        </w:pBdr>
+        <w:shd w:val="clear" w:color="auto" w:fill="EEF2F7"/>
+        <w:spacing w:before="40" w:after="40"/>
+        <w:ind w:left="360"/>
+      </w:pPr>
+      <w:r>
+        <w:rPr>
+          <w:rFonts w:ascii="Courier New" w:eastAsia="Courier New" w:hAnsi="Courier New" w:cs="Courier New"/>
+          <w:color w:val="1F3864"/>
+          <w:sz w:val="18"/>
+          <w:szCs w:val="18"/>
+        </w:rPr>
+        <w:t>sudo netplan apply</w:t>
       </w:r>
     </w:p>
     <w:p>
@@ -1978,11 +3118,19 @@
       <w:pPr>
         <w:spacing w:after="120"/>
       </w:pPr>
+      <w:proofErr w:type="gramStart"/>
       <w:r>
         <w:rPr>
           <w:color w:val="222222"/>
         </w:rPr>
-        <w:t>The Victim VM runs four network services. Each service is a target for both normal traffic generation and attack simulation. All services listen on the Host-Only interface (192.168.10.20) and generate distinct traffic patterns that the IDS captures.</w:t>
+        <w:t>The Victim</w:t>
+      </w:r>
+      <w:proofErr w:type="gramEnd"/>
+      <w:r>
+        <w:rPr>
+          <w:color w:val="222222"/>
+        </w:rPr>
+        <w:t xml:space="preserve"> VM runs four network services. Each service is a target for both normal traffic generation and attack simulation. All services listen on the Host-Only interface (192.168.10.20) and generate distinct traffic patterns that the IDS captures.</w:t>
       </w:r>
     </w:p>
     <w:p>
@@ -2127,102 +3275,224 @@
           <w:sz w:val="18"/>
           <w:szCs w:val="18"/>
         </w:rPr>
-        <w:t>/var/www/</w:t>
-      </w:r>
-    </w:p>
-    <w:p>
-      <w:pPr>
-        <w:pBdr>
-          <w:left w:val="single" w:sz="8" w:space="4" w:color="2E75B6"/>
-        </w:pBdr>
-        <w:shd w:val="clear" w:color="auto" w:fill="EEF2F7"/>
-        <w:spacing w:before="40" w:after="40"/>
-        <w:ind w:left="360"/>
-      </w:pPr>
-      <w:r>
-        <w:rPr>
-          <w:rFonts w:ascii="Courier New" w:eastAsia="Courier New" w:hAnsi="Courier New" w:cs="Courier New"/>
-          <w:color w:val="1F3864"/>
-          <w:sz w:val="18"/>
-          <w:szCs w:val="18"/>
-        </w:rPr>
-        <w:t>├── site1/   index.html  style.css  script.js</w:t>
-      </w:r>
-    </w:p>
-    <w:p>
-      <w:pPr>
-        <w:pBdr>
-          <w:left w:val="single" w:sz="8" w:space="4" w:color="2E75B6"/>
-        </w:pBdr>
-        <w:shd w:val="clear" w:color="auto" w:fill="EEF2F7"/>
-        <w:spacing w:before="40" w:after="40"/>
-        <w:ind w:left="360"/>
-      </w:pPr>
-      <w:r>
-        <w:rPr>
-          <w:rFonts w:ascii="Courier New" w:eastAsia="Courier New" w:hAnsi="Courier New" w:cs="Courier New"/>
-          <w:color w:val="1F3864"/>
-          <w:sz w:val="18"/>
-          <w:szCs w:val="18"/>
-        </w:rPr>
-        <w:t>│            image1-4.png  doc1-3.pdf</w:t>
-      </w:r>
-    </w:p>
-    <w:p>
-      <w:pPr>
-        <w:pBdr>
-          <w:left w:val="single" w:sz="8" w:space="4" w:color="2E75B6"/>
-        </w:pBdr>
-        <w:shd w:val="clear" w:color="auto" w:fill="EEF2F7"/>
-        <w:spacing w:before="40" w:after="40"/>
-        <w:ind w:left="360"/>
-      </w:pPr>
-      <w:r>
-        <w:rPr>
-          <w:rFonts w:ascii="Courier New" w:eastAsia="Courier New" w:hAnsi="Courier New" w:cs="Courier New"/>
-          <w:color w:val="1F3864"/>
-          <w:sz w:val="18"/>
-          <w:szCs w:val="18"/>
-        </w:rPr>
-        <w:t>│            video1-4.webm  data1-3.json</w:t>
-      </w:r>
-    </w:p>
-    <w:p>
-      <w:pPr>
-        <w:pBdr>
-          <w:left w:val="single" w:sz="8" w:space="4" w:color="2E75B6"/>
-        </w:pBdr>
-        <w:shd w:val="clear" w:color="auto" w:fill="EEF2F7"/>
-        <w:spacing w:before="40" w:after="40"/>
-        <w:ind w:left="360"/>
-      </w:pPr>
-      <w:r>
-        <w:rPr>
-          <w:rFonts w:ascii="Courier New" w:eastAsia="Courier New" w:hAnsi="Courier New" w:cs="Courier New"/>
-          <w:color w:val="1F3864"/>
-          <w:sz w:val="18"/>
-          <w:szCs w:val="18"/>
-        </w:rPr>
-        <w:t>├── site2/   (identical dataset copy)</w:t>
-      </w:r>
-    </w:p>
-    <w:p>
-      <w:pPr>
-        <w:pBdr>
-          <w:left w:val="single" w:sz="8" w:space="4" w:color="2E75B6"/>
-        </w:pBdr>
-        <w:shd w:val="clear" w:color="auto" w:fill="EEF2F7"/>
-        <w:spacing w:before="40" w:after="40"/>
-        <w:ind w:left="360"/>
-      </w:pPr>
-      <w:r>
-        <w:rPr>
-          <w:rFonts w:ascii="Courier New" w:eastAsia="Courier New" w:hAnsi="Courier New" w:cs="Courier New"/>
-          <w:color w:val="1F3864"/>
-          <w:sz w:val="18"/>
-          <w:szCs w:val="18"/>
-        </w:rPr>
-        <w:t>└── site3/   (identical dataset copy)</w:t>
+        <w:t>/</w:t>
+      </w:r>
+      <w:proofErr w:type="gramStart"/>
+      <w:r>
+        <w:rPr>
+          <w:rFonts w:ascii="Courier New" w:eastAsia="Courier New" w:hAnsi="Courier New" w:cs="Courier New"/>
+          <w:color w:val="1F3864"/>
+          <w:sz w:val="18"/>
+          <w:szCs w:val="18"/>
+        </w:rPr>
+        <w:t>var</w:t>
+      </w:r>
+      <w:proofErr w:type="gramEnd"/>
+      <w:r>
+        <w:rPr>
+          <w:rFonts w:ascii="Courier New" w:eastAsia="Courier New" w:hAnsi="Courier New" w:cs="Courier New"/>
+          <w:color w:val="1F3864"/>
+          <w:sz w:val="18"/>
+          <w:szCs w:val="18"/>
+        </w:rPr>
+        <w:t>/www/</w:t>
+      </w:r>
+    </w:p>
+    <w:p>
+      <w:pPr>
+        <w:pBdr>
+          <w:left w:val="single" w:sz="8" w:space="4" w:color="2E75B6"/>
+        </w:pBdr>
+        <w:shd w:val="clear" w:color="auto" w:fill="EEF2F7"/>
+        <w:spacing w:before="40" w:after="40"/>
+        <w:ind w:left="360"/>
+      </w:pPr>
+      <w:r>
+        <w:rPr>
+          <w:rFonts w:ascii="Courier New" w:eastAsia="Courier New" w:hAnsi="Courier New" w:cs="Courier New"/>
+          <w:color w:val="1F3864"/>
+          <w:sz w:val="18"/>
+          <w:szCs w:val="18"/>
+        </w:rPr>
+        <w:t xml:space="preserve">├── site1/   </w:t>
+      </w:r>
+      <w:proofErr w:type="gramStart"/>
+      <w:r>
+        <w:rPr>
+          <w:rFonts w:ascii="Courier New" w:eastAsia="Courier New" w:hAnsi="Courier New" w:cs="Courier New"/>
+          <w:color w:val="1F3864"/>
+          <w:sz w:val="18"/>
+          <w:szCs w:val="18"/>
+        </w:rPr>
+        <w:t>index.html  style.css</w:t>
+      </w:r>
+      <w:proofErr w:type="gramEnd"/>
+      <w:r>
+        <w:rPr>
+          <w:rFonts w:ascii="Courier New" w:eastAsia="Courier New" w:hAnsi="Courier New" w:cs="Courier New"/>
+          <w:color w:val="1F3864"/>
+          <w:sz w:val="18"/>
+          <w:szCs w:val="18"/>
+        </w:rPr>
+        <w:t xml:space="preserve">  script.js</w:t>
+      </w:r>
+    </w:p>
+    <w:p>
+      <w:pPr>
+        <w:pBdr>
+          <w:left w:val="single" w:sz="8" w:space="4" w:color="2E75B6"/>
+        </w:pBdr>
+        <w:shd w:val="clear" w:color="auto" w:fill="EEF2F7"/>
+        <w:spacing w:before="40" w:after="40"/>
+        <w:ind w:left="360"/>
+      </w:pPr>
+      <w:r>
+        <w:rPr>
+          <w:rFonts w:ascii="Courier New" w:eastAsia="Courier New" w:hAnsi="Courier New" w:cs="Courier New"/>
+          <w:color w:val="1F3864"/>
+          <w:sz w:val="18"/>
+          <w:szCs w:val="18"/>
+        </w:rPr>
+        <w:t xml:space="preserve">│            </w:t>
+      </w:r>
+      <w:proofErr w:type="gramStart"/>
+      <w:r>
+        <w:rPr>
+          <w:rFonts w:ascii="Courier New" w:eastAsia="Courier New" w:hAnsi="Courier New" w:cs="Courier New"/>
+          <w:color w:val="1F3864"/>
+          <w:sz w:val="18"/>
+          <w:szCs w:val="18"/>
+        </w:rPr>
+        <w:t>image1-4.png  doc1-3.pdf</w:t>
+      </w:r>
+      <w:proofErr w:type="gramEnd"/>
+    </w:p>
+    <w:p>
+      <w:pPr>
+        <w:pBdr>
+          <w:left w:val="single" w:sz="8" w:space="4" w:color="2E75B6"/>
+        </w:pBdr>
+        <w:shd w:val="clear" w:color="auto" w:fill="EEF2F7"/>
+        <w:spacing w:before="40" w:after="40"/>
+        <w:ind w:left="360"/>
+      </w:pPr>
+      <w:r>
+        <w:rPr>
+          <w:rFonts w:ascii="Courier New" w:eastAsia="Courier New" w:hAnsi="Courier New" w:cs="Courier New"/>
+          <w:color w:val="1F3864"/>
+          <w:sz w:val="18"/>
+          <w:szCs w:val="18"/>
+        </w:rPr>
+        <w:t>│            video1-</w:t>
+      </w:r>
+      <w:proofErr w:type="gramStart"/>
+      <w:r>
+        <w:rPr>
+          <w:rFonts w:ascii="Courier New" w:eastAsia="Courier New" w:hAnsi="Courier New" w:cs="Courier New"/>
+          <w:color w:val="1F3864"/>
+          <w:sz w:val="18"/>
+          <w:szCs w:val="18"/>
+        </w:rPr>
+        <w:t>4.webm</w:t>
+      </w:r>
+      <w:proofErr w:type="gramEnd"/>
+      <w:r>
+        <w:rPr>
+          <w:rFonts w:ascii="Courier New" w:eastAsia="Courier New" w:hAnsi="Courier New" w:cs="Courier New"/>
+          <w:color w:val="1F3864"/>
+          <w:sz w:val="18"/>
+          <w:szCs w:val="18"/>
+        </w:rPr>
+        <w:t xml:space="preserve">  data1-</w:t>
+      </w:r>
+      <w:proofErr w:type="gramStart"/>
+      <w:r>
+        <w:rPr>
+          <w:rFonts w:ascii="Courier New" w:eastAsia="Courier New" w:hAnsi="Courier New" w:cs="Courier New"/>
+          <w:color w:val="1F3864"/>
+          <w:sz w:val="18"/>
+          <w:szCs w:val="18"/>
+        </w:rPr>
+        <w:t>3.json</w:t>
+      </w:r>
+      <w:proofErr w:type="gramEnd"/>
+    </w:p>
+    <w:p>
+      <w:pPr>
+        <w:pBdr>
+          <w:left w:val="single" w:sz="8" w:space="4" w:color="2E75B6"/>
+        </w:pBdr>
+        <w:shd w:val="clear" w:color="auto" w:fill="EEF2F7"/>
+        <w:spacing w:before="40" w:after="40"/>
+        <w:ind w:left="360"/>
+      </w:pPr>
+      <w:r>
+        <w:rPr>
+          <w:rFonts w:ascii="Courier New" w:eastAsia="Courier New" w:hAnsi="Courier New" w:cs="Courier New"/>
+          <w:color w:val="1F3864"/>
+          <w:sz w:val="18"/>
+          <w:szCs w:val="18"/>
+        </w:rPr>
+        <w:t>├── site2/</w:t>
+      </w:r>
+      <w:proofErr w:type="gramStart"/>
+      <w:r>
+        <w:rPr>
+          <w:rFonts w:ascii="Courier New" w:eastAsia="Courier New" w:hAnsi="Courier New" w:cs="Courier New"/>
+          <w:color w:val="1F3864"/>
+          <w:sz w:val="18"/>
+          <w:szCs w:val="18"/>
+        </w:rPr>
+        <w:t xml:space="preserve">   (</w:t>
+      </w:r>
+      <w:proofErr w:type="gramEnd"/>
+      <w:r>
+        <w:rPr>
+          <w:rFonts w:ascii="Courier New" w:eastAsia="Courier New" w:hAnsi="Courier New" w:cs="Courier New"/>
+          <w:color w:val="1F3864"/>
+          <w:sz w:val="18"/>
+          <w:szCs w:val="18"/>
+        </w:rPr>
+        <w:t>identical dataset copy)</w:t>
+      </w:r>
+    </w:p>
+    <w:p>
+      <w:pPr>
+        <w:pBdr>
+          <w:left w:val="single" w:sz="8" w:space="4" w:color="2E75B6"/>
+        </w:pBdr>
+        <w:shd w:val="clear" w:color="auto" w:fill="EEF2F7"/>
+        <w:spacing w:before="40" w:after="40"/>
+        <w:ind w:left="360"/>
+      </w:pPr>
+      <w:r>
+        <w:rPr>
+          <w:rFonts w:ascii="Courier New" w:eastAsia="Courier New" w:hAnsi="Courier New" w:cs="Courier New"/>
+          <w:color w:val="1F3864"/>
+          <w:sz w:val="18"/>
+          <w:szCs w:val="18"/>
+        </w:rPr>
+        <w:t>└── site3/</w:t>
+      </w:r>
+      <w:proofErr w:type="gramStart"/>
+      <w:r>
+        <w:rPr>
+          <w:rFonts w:ascii="Courier New" w:eastAsia="Courier New" w:hAnsi="Courier New" w:cs="Courier New"/>
+          <w:color w:val="1F3864"/>
+          <w:sz w:val="18"/>
+          <w:szCs w:val="18"/>
+        </w:rPr>
+        <w:t xml:space="preserve">   (</w:t>
+      </w:r>
+      <w:proofErr w:type="gramEnd"/>
+      <w:r>
+        <w:rPr>
+          <w:rFonts w:ascii="Courier New" w:eastAsia="Courier New" w:hAnsi="Courier New" w:cs="Courier New"/>
+          <w:color w:val="1F3864"/>
+          <w:sz w:val="18"/>
+          <w:szCs w:val="18"/>
+        </w:rPr>
+        <w:t>identical dataset copy)</w:t>
       </w:r>
     </w:p>
     <w:p>
@@ -2372,7 +3642,15 @@
         <w:pStyle w:val="Heading3"/>
       </w:pPr>
       <w:r>
-        <w:t>Copy Dataset Into Each Site</w:t>
+        <w:t xml:space="preserve">Copy Dataset </w:t>
+      </w:r>
+      <w:proofErr w:type="gramStart"/>
+      <w:r>
+        <w:t>Into</w:t>
+      </w:r>
+      <w:proofErr w:type="gramEnd"/>
+      <w:r>
+        <w:t xml:space="preserve"> Each Site</w:t>
       </w:r>
     </w:p>
     <w:p>
@@ -2458,45 +3736,105 @@
           <w:sz w:val="18"/>
           <w:szCs w:val="18"/>
         </w:rPr>
-        <w:t>sudo chown -R www-data:www-data /var/www/site1</w:t>
-      </w:r>
-    </w:p>
-    <w:p>
-      <w:pPr>
-        <w:pBdr>
-          <w:left w:val="single" w:sz="8" w:space="4" w:color="2E75B6"/>
-        </w:pBdr>
-        <w:shd w:val="clear" w:color="auto" w:fill="EEF2F7"/>
-        <w:spacing w:before="40" w:after="40"/>
-        <w:ind w:left="360"/>
-      </w:pPr>
-      <w:r>
-        <w:rPr>
-          <w:rFonts w:ascii="Courier New" w:eastAsia="Courier New" w:hAnsi="Courier New" w:cs="Courier New"/>
-          <w:color w:val="1F3864"/>
-          <w:sz w:val="18"/>
-          <w:szCs w:val="18"/>
-        </w:rPr>
-        <w:t>sudo chown -R www-data:www-data /var/www/site2</w:t>
-      </w:r>
-    </w:p>
-    <w:p>
-      <w:pPr>
-        <w:pBdr>
-          <w:left w:val="single" w:sz="8" w:space="4" w:color="2E75B6"/>
-        </w:pBdr>
-        <w:shd w:val="clear" w:color="auto" w:fill="EEF2F7"/>
-        <w:spacing w:before="40" w:after="40"/>
-        <w:ind w:left="360"/>
-      </w:pPr>
-      <w:r>
-        <w:rPr>
-          <w:rFonts w:ascii="Courier New" w:eastAsia="Courier New" w:hAnsi="Courier New" w:cs="Courier New"/>
-          <w:color w:val="1F3864"/>
-          <w:sz w:val="18"/>
-          <w:szCs w:val="18"/>
-        </w:rPr>
-        <w:t>sudo chown -R www-data:www-data /var/www/site3</w:t>
+        <w:t>sudo chown -R www-</w:t>
+      </w:r>
+      <w:proofErr w:type="gramStart"/>
+      <w:r>
+        <w:rPr>
+          <w:rFonts w:ascii="Courier New" w:eastAsia="Courier New" w:hAnsi="Courier New" w:cs="Courier New"/>
+          <w:color w:val="1F3864"/>
+          <w:sz w:val="18"/>
+          <w:szCs w:val="18"/>
+        </w:rPr>
+        <w:t>data:www</w:t>
+      </w:r>
+      <w:proofErr w:type="gramEnd"/>
+      <w:r>
+        <w:rPr>
+          <w:rFonts w:ascii="Courier New" w:eastAsia="Courier New" w:hAnsi="Courier New" w:cs="Courier New"/>
+          <w:color w:val="1F3864"/>
+          <w:sz w:val="18"/>
+          <w:szCs w:val="18"/>
+        </w:rPr>
+        <w:t>-data /var/www/site1</w:t>
+      </w:r>
+    </w:p>
+    <w:p>
+      <w:pPr>
+        <w:pBdr>
+          <w:left w:val="single" w:sz="8" w:space="4" w:color="2E75B6"/>
+        </w:pBdr>
+        <w:shd w:val="clear" w:color="auto" w:fill="EEF2F7"/>
+        <w:spacing w:before="40" w:after="40"/>
+        <w:ind w:left="360"/>
+      </w:pPr>
+      <w:r>
+        <w:rPr>
+          <w:rFonts w:ascii="Courier New" w:eastAsia="Courier New" w:hAnsi="Courier New" w:cs="Courier New"/>
+          <w:color w:val="1F3864"/>
+          <w:sz w:val="18"/>
+          <w:szCs w:val="18"/>
+        </w:rPr>
+        <w:t>sudo chown -R www-</w:t>
+      </w:r>
+      <w:proofErr w:type="gramStart"/>
+      <w:r>
+        <w:rPr>
+          <w:rFonts w:ascii="Courier New" w:eastAsia="Courier New" w:hAnsi="Courier New" w:cs="Courier New"/>
+          <w:color w:val="1F3864"/>
+          <w:sz w:val="18"/>
+          <w:szCs w:val="18"/>
+        </w:rPr>
+        <w:t>data:www</w:t>
+      </w:r>
+      <w:proofErr w:type="gramEnd"/>
+      <w:r>
+        <w:rPr>
+          <w:rFonts w:ascii="Courier New" w:eastAsia="Courier New" w:hAnsi="Courier New" w:cs="Courier New"/>
+          <w:color w:val="1F3864"/>
+          <w:sz w:val="18"/>
+          <w:szCs w:val="18"/>
+        </w:rPr>
+        <w:t>-data /var/www/site2</w:t>
+      </w:r>
+    </w:p>
+    <w:p>
+      <w:pPr>
+        <w:pBdr>
+          <w:left w:val="single" w:sz="8" w:space="4" w:color="2E75B6"/>
+        </w:pBdr>
+        <w:shd w:val="clear" w:color="auto" w:fill="EEF2F7"/>
+        <w:spacing w:before="40" w:after="40"/>
+        <w:ind w:left="360"/>
+      </w:pPr>
+      <w:r>
+        <w:rPr>
+          <w:rFonts w:ascii="Courier New" w:eastAsia="Courier New" w:hAnsi="Courier New" w:cs="Courier New"/>
+          <w:color w:val="1F3864"/>
+          <w:sz w:val="18"/>
+          <w:szCs w:val="18"/>
+        </w:rPr>
+        <w:t>sudo chown -R www-</w:t>
+      </w:r>
+      <w:proofErr w:type="gramStart"/>
+      <w:r>
+        <w:rPr>
+          <w:rFonts w:ascii="Courier New" w:eastAsia="Courier New" w:hAnsi="Courier New" w:cs="Courier New"/>
+          <w:color w:val="1F3864"/>
+          <w:sz w:val="18"/>
+          <w:szCs w:val="18"/>
+        </w:rPr>
+        <w:t>data:www</w:t>
+      </w:r>
+      <w:proofErr w:type="gramEnd"/>
+      <w:r>
+        <w:rPr>
+          <w:rFonts w:ascii="Courier New" w:eastAsia="Courier New" w:hAnsi="Courier New" w:cs="Courier New"/>
+          <w:color w:val="1F3864"/>
+          <w:sz w:val="18"/>
+          <w:szCs w:val="18"/>
+        </w:rPr>
+        <w:t>-data /var/www/site3</w:t>
       </w:r>
     </w:p>
     <w:p>
@@ -2868,8 +4206,19 @@
           <w:sz w:val="18"/>
           <w:szCs w:val="18"/>
         </w:rPr>
-        <w:t>PasswordAuthentication yes</w:t>
-      </w:r>
+        <w:t xml:space="preserve">PasswordAuthentication </w:t>
+      </w:r>
+      <w:proofErr w:type="gramStart"/>
+      <w:r>
+        <w:rPr>
+          <w:rFonts w:ascii="Courier New" w:eastAsia="Courier New" w:hAnsi="Courier New" w:cs="Courier New"/>
+          <w:color w:val="1F3864"/>
+          <w:sz w:val="18"/>
+          <w:szCs w:val="18"/>
+        </w:rPr>
+        <w:t>yes</w:t>
+      </w:r>
+      <w:proofErr w:type="gramEnd"/>
     </w:p>
     <w:p>
       <w:pPr>
@@ -3148,7 +4497,7 @@
           <w:sz w:val="18"/>
           <w:szCs w:val="18"/>
         </w:rPr>
-        <w:t># Set password: ftp123</w:t>
+        <w:t># Set password: 123</w:t>
       </w:r>
     </w:p>
     <w:p>
@@ -3196,7 +4545,27 @@
           <w:sz w:val="18"/>
           <w:szCs w:val="18"/>
         </w:rPr>
-        <w:t>sudo chown -R ftpuser:ftpuser /home/ftpuser/upload</w:t>
+        <w:t xml:space="preserve">sudo chown -R </w:t>
+      </w:r>
+      <w:proofErr w:type="gramStart"/>
+      <w:r>
+        <w:rPr>
+          <w:rFonts w:ascii="Courier New" w:eastAsia="Courier New" w:hAnsi="Courier New" w:cs="Courier New"/>
+          <w:color w:val="1F3864"/>
+          <w:sz w:val="18"/>
+          <w:szCs w:val="18"/>
+        </w:rPr>
+        <w:t>ftpuser:ftpuser</w:t>
+      </w:r>
+      <w:proofErr w:type="gramEnd"/>
+      <w:r>
+        <w:rPr>
+          <w:rFonts w:ascii="Courier New" w:eastAsia="Courier New" w:hAnsi="Courier New" w:cs="Courier New"/>
+          <w:color w:val="1F3864"/>
+          <w:sz w:val="18"/>
+          <w:szCs w:val="18"/>
+        </w:rPr>
+        <w:t xml:space="preserve"> /home/ftpuser/upload</w:t>
       </w:r>
     </w:p>
     <w:p>
@@ -3469,7 +4838,7 @@
           <w:sz w:val="18"/>
           <w:szCs w:val="18"/>
         </w:rPr>
-        <w:t># Password: ftp123</w:t>
+        <w:t># Password: 123</w:t>
       </w:r>
     </w:p>
     <w:p>
@@ -3627,8 +4996,13 @@
         <w:pStyle w:val="Heading3"/>
       </w:pPr>
       <w:r>
-        <w:t>Configuration — named.conf.options</w:t>
-      </w:r>
+        <w:t>Configuration — named.</w:t>
+      </w:r>
+      <w:proofErr w:type="gramStart"/>
+      <w:r>
+        <w:t>conf.options</w:t>
+      </w:r>
+      <w:proofErr w:type="gramEnd"/>
     </w:p>
     <w:p>
       <w:pPr>
@@ -3732,64 +5106,144 @@
           <w:sz w:val="18"/>
           <w:szCs w:val="18"/>
         </w:rPr>
-        <w:t xml:space="preserve">    allow-recursion { any; };</w:t>
-      </w:r>
-    </w:p>
-    <w:p>
-      <w:pPr>
-        <w:pBdr>
-          <w:left w:val="single" w:sz="8" w:space="4" w:color="2E75B6"/>
-        </w:pBdr>
-        <w:shd w:val="clear" w:color="auto" w:fill="EEF2F7"/>
-        <w:spacing w:before="40" w:after="40"/>
-        <w:ind w:left="360"/>
-      </w:pPr>
-      <w:r>
-        <w:rPr>
-          <w:rFonts w:ascii="Courier New" w:eastAsia="Courier New" w:hAnsi="Courier New" w:cs="Courier New"/>
-          <w:color w:val="1F3864"/>
-          <w:sz w:val="18"/>
-          <w:szCs w:val="18"/>
-        </w:rPr>
-        <w:t xml:space="preserve">    listen-on { any; };</w:t>
-      </w:r>
-    </w:p>
-    <w:p>
-      <w:pPr>
-        <w:pBdr>
-          <w:left w:val="single" w:sz="8" w:space="4" w:color="2E75B6"/>
-        </w:pBdr>
-        <w:shd w:val="clear" w:color="auto" w:fill="EEF2F7"/>
-        <w:spacing w:before="40" w:after="40"/>
-        <w:ind w:left="360"/>
-      </w:pPr>
-      <w:r>
-        <w:rPr>
-          <w:rFonts w:ascii="Courier New" w:eastAsia="Courier New" w:hAnsi="Courier New" w:cs="Courier New"/>
-          <w:color w:val="1F3864"/>
-          <w:sz w:val="18"/>
-          <w:szCs w:val="18"/>
-        </w:rPr>
-        <w:t xml:space="preserve">    listen-on-v6 { any; };</w:t>
-      </w:r>
-    </w:p>
-    <w:p>
-      <w:pPr>
-        <w:pBdr>
-          <w:left w:val="single" w:sz="8" w:space="4" w:color="2E75B6"/>
-        </w:pBdr>
-        <w:shd w:val="clear" w:color="auto" w:fill="EEF2F7"/>
-        <w:spacing w:before="40" w:after="40"/>
-        <w:ind w:left="360"/>
-      </w:pPr>
-      <w:r>
-        <w:rPr>
-          <w:rFonts w:ascii="Courier New" w:eastAsia="Courier New" w:hAnsi="Courier New" w:cs="Courier New"/>
-          <w:color w:val="1F3864"/>
-          <w:sz w:val="18"/>
-          <w:szCs w:val="18"/>
-        </w:rPr>
-        <w:t xml:space="preserve">    forwarders { };</w:t>
+        <w:t xml:space="preserve">    allow-recursion </w:t>
+      </w:r>
+      <w:proofErr w:type="gramStart"/>
+      <w:r>
+        <w:rPr>
+          <w:rFonts w:ascii="Courier New" w:eastAsia="Courier New" w:hAnsi="Courier New" w:cs="Courier New"/>
+          <w:color w:val="1F3864"/>
+          <w:sz w:val="18"/>
+          <w:szCs w:val="18"/>
+        </w:rPr>
+        <w:t>{ any; }</w:t>
+      </w:r>
+      <w:proofErr w:type="gramEnd"/>
+      <w:r>
+        <w:rPr>
+          <w:rFonts w:ascii="Courier New" w:eastAsia="Courier New" w:hAnsi="Courier New" w:cs="Courier New"/>
+          <w:color w:val="1F3864"/>
+          <w:sz w:val="18"/>
+          <w:szCs w:val="18"/>
+        </w:rPr>
+        <w:t>;</w:t>
+      </w:r>
+    </w:p>
+    <w:p>
+      <w:pPr>
+        <w:pBdr>
+          <w:left w:val="single" w:sz="8" w:space="4" w:color="2E75B6"/>
+        </w:pBdr>
+        <w:shd w:val="clear" w:color="auto" w:fill="EEF2F7"/>
+        <w:spacing w:before="40" w:after="40"/>
+        <w:ind w:left="360"/>
+      </w:pPr>
+      <w:r>
+        <w:rPr>
+          <w:rFonts w:ascii="Courier New" w:eastAsia="Courier New" w:hAnsi="Courier New" w:cs="Courier New"/>
+          <w:color w:val="1F3864"/>
+          <w:sz w:val="18"/>
+          <w:szCs w:val="18"/>
+        </w:rPr>
+        <w:t xml:space="preserve">    listen-on </w:t>
+      </w:r>
+      <w:proofErr w:type="gramStart"/>
+      <w:r>
+        <w:rPr>
+          <w:rFonts w:ascii="Courier New" w:eastAsia="Courier New" w:hAnsi="Courier New" w:cs="Courier New"/>
+          <w:color w:val="1F3864"/>
+          <w:sz w:val="18"/>
+          <w:szCs w:val="18"/>
+        </w:rPr>
+        <w:t>{ any; }</w:t>
+      </w:r>
+      <w:proofErr w:type="gramEnd"/>
+      <w:r>
+        <w:rPr>
+          <w:rFonts w:ascii="Courier New" w:eastAsia="Courier New" w:hAnsi="Courier New" w:cs="Courier New"/>
+          <w:color w:val="1F3864"/>
+          <w:sz w:val="18"/>
+          <w:szCs w:val="18"/>
+        </w:rPr>
+        <w:t>;</w:t>
+      </w:r>
+    </w:p>
+    <w:p>
+      <w:pPr>
+        <w:pBdr>
+          <w:left w:val="single" w:sz="8" w:space="4" w:color="2E75B6"/>
+        </w:pBdr>
+        <w:shd w:val="clear" w:color="auto" w:fill="EEF2F7"/>
+        <w:spacing w:before="40" w:after="40"/>
+        <w:ind w:left="360"/>
+      </w:pPr>
+      <w:r>
+        <w:rPr>
+          <w:rFonts w:ascii="Courier New" w:eastAsia="Courier New" w:hAnsi="Courier New" w:cs="Courier New"/>
+          <w:color w:val="1F3864"/>
+          <w:sz w:val="18"/>
+          <w:szCs w:val="18"/>
+        </w:rPr>
+        <w:t xml:space="preserve">    listen-on-v6 </w:t>
+      </w:r>
+      <w:proofErr w:type="gramStart"/>
+      <w:r>
+        <w:rPr>
+          <w:rFonts w:ascii="Courier New" w:eastAsia="Courier New" w:hAnsi="Courier New" w:cs="Courier New"/>
+          <w:color w:val="1F3864"/>
+          <w:sz w:val="18"/>
+          <w:szCs w:val="18"/>
+        </w:rPr>
+        <w:t>{ any; }</w:t>
+      </w:r>
+      <w:proofErr w:type="gramEnd"/>
+      <w:r>
+        <w:rPr>
+          <w:rFonts w:ascii="Courier New" w:eastAsia="Courier New" w:hAnsi="Courier New" w:cs="Courier New"/>
+          <w:color w:val="1F3864"/>
+          <w:sz w:val="18"/>
+          <w:szCs w:val="18"/>
+        </w:rPr>
+        <w:t>;</w:t>
+      </w:r>
+    </w:p>
+    <w:p>
+      <w:pPr>
+        <w:pBdr>
+          <w:left w:val="single" w:sz="8" w:space="4" w:color="2E75B6"/>
+        </w:pBdr>
+        <w:shd w:val="clear" w:color="auto" w:fill="EEF2F7"/>
+        <w:spacing w:before="40" w:after="40"/>
+        <w:ind w:left="360"/>
+      </w:pPr>
+      <w:r>
+        <w:rPr>
+          <w:rFonts w:ascii="Courier New" w:eastAsia="Courier New" w:hAnsi="Courier New" w:cs="Courier New"/>
+          <w:color w:val="1F3864"/>
+          <w:sz w:val="18"/>
+          <w:szCs w:val="18"/>
+        </w:rPr>
+        <w:t xml:space="preserve">    forwarders </w:t>
+      </w:r>
+      <w:proofErr w:type="gramStart"/>
+      <w:r>
+        <w:rPr>
+          <w:rFonts w:ascii="Courier New" w:eastAsia="Courier New" w:hAnsi="Courier New" w:cs="Courier New"/>
+          <w:color w:val="1F3864"/>
+          <w:sz w:val="18"/>
+          <w:szCs w:val="18"/>
+        </w:rPr>
+        <w:t>{ }</w:t>
+      </w:r>
+      <w:proofErr w:type="gramEnd"/>
+      <w:r>
+        <w:rPr>
+          <w:rFonts w:ascii="Courier New" w:eastAsia="Courier New" w:hAnsi="Courier New" w:cs="Courier New"/>
+          <w:color w:val="1F3864"/>
+          <w:sz w:val="18"/>
+          <w:szCs w:val="18"/>
+        </w:rPr>
+        <w:t>;</w:t>
       </w:r>
     </w:p>
     <w:p>
@@ -3907,7 +5361,27 @@
           <w:sz w:val="18"/>
           <w:szCs w:val="18"/>
         </w:rPr>
-        <w:t>@   IN  SOA ns.lab. admin.lab. (</w:t>
+        <w:t xml:space="preserve">@   </w:t>
+      </w:r>
+      <w:proofErr w:type="gramStart"/>
+      <w:r>
+        <w:rPr>
+          <w:rFonts w:ascii="Courier New" w:eastAsia="Courier New" w:hAnsi="Courier New" w:cs="Courier New"/>
+          <w:color w:val="1F3864"/>
+          <w:sz w:val="18"/>
+          <w:szCs w:val="18"/>
+        </w:rPr>
+        <w:t>IN  SOA</w:t>
+      </w:r>
+      <w:proofErr w:type="gramEnd"/>
+      <w:r>
+        <w:rPr>
+          <w:rFonts w:ascii="Courier New" w:eastAsia="Courier New" w:hAnsi="Courier New" w:cs="Courier New"/>
+          <w:color w:val="1F3864"/>
+          <w:sz w:val="18"/>
+          <w:szCs w:val="18"/>
+        </w:rPr>
+        <w:t xml:space="preserve"> ns.lab. admin.lab. (</w:t>
       </w:r>
     </w:p>
     <w:p>
@@ -4002,122 +5476,341 @@
           <w:sz w:val="18"/>
           <w:szCs w:val="18"/>
         </w:rPr>
-        <w:t xml:space="preserve">        604800 )</w:t>
-      </w:r>
-    </w:p>
-    <w:p>
-      <w:pPr>
-        <w:pBdr>
-          <w:left w:val="single" w:sz="8" w:space="4" w:color="2E75B6"/>
-        </w:pBdr>
-        <w:shd w:val="clear" w:color="auto" w:fill="EEF2F7"/>
-        <w:spacing w:before="40" w:after="40"/>
-        <w:ind w:left="360"/>
-      </w:pPr>
-    </w:p>
-    <w:p>
-      <w:pPr>
-        <w:pBdr>
-          <w:left w:val="single" w:sz="8" w:space="4" w:color="2E75B6"/>
-        </w:pBdr>
-        <w:shd w:val="clear" w:color="auto" w:fill="EEF2F7"/>
-        <w:spacing w:before="40" w:after="40"/>
-        <w:ind w:left="360"/>
-      </w:pPr>
-      <w:r>
-        <w:rPr>
-          <w:rFonts w:ascii="Courier New" w:eastAsia="Courier New" w:hAnsi="Courier New" w:cs="Courier New"/>
-          <w:color w:val="1F3864"/>
-          <w:sz w:val="18"/>
-          <w:szCs w:val="18"/>
-        </w:rPr>
-        <w:t>@       IN  NS      ns.lab.</w:t>
-      </w:r>
-    </w:p>
-    <w:p>
-      <w:pPr>
-        <w:pBdr>
-          <w:left w:val="single" w:sz="8" w:space="4" w:color="2E75B6"/>
-        </w:pBdr>
-        <w:shd w:val="clear" w:color="auto" w:fill="EEF2F7"/>
-        <w:spacing w:before="40" w:after="40"/>
-        <w:ind w:left="360"/>
-      </w:pPr>
-      <w:r>
-        <w:rPr>
-          <w:rFonts w:ascii="Courier New" w:eastAsia="Courier New" w:hAnsi="Courier New" w:cs="Courier New"/>
-          <w:color w:val="1F3864"/>
-          <w:sz w:val="18"/>
-          <w:szCs w:val="18"/>
-        </w:rPr>
-        <w:t>ns      IN  A       192.168.10.20</w:t>
-      </w:r>
-    </w:p>
-    <w:p>
-      <w:pPr>
-        <w:pBdr>
-          <w:left w:val="single" w:sz="8" w:space="4" w:color="2E75B6"/>
-        </w:pBdr>
-        <w:shd w:val="clear" w:color="auto" w:fill="EEF2F7"/>
-        <w:spacing w:before="40" w:after="40"/>
-        <w:ind w:left="360"/>
-      </w:pPr>
-    </w:p>
-    <w:p>
-      <w:pPr>
-        <w:pBdr>
-          <w:left w:val="single" w:sz="8" w:space="4" w:color="2E75B6"/>
-        </w:pBdr>
-        <w:shd w:val="clear" w:color="auto" w:fill="EEF2F7"/>
-        <w:spacing w:before="40" w:after="40"/>
-        <w:ind w:left="360"/>
-      </w:pPr>
-      <w:r>
-        <w:rPr>
-          <w:rFonts w:ascii="Courier New" w:eastAsia="Courier New" w:hAnsi="Courier New" w:cs="Courier New"/>
-          <w:color w:val="1F3864"/>
-          <w:sz w:val="18"/>
-          <w:szCs w:val="18"/>
-        </w:rPr>
-        <w:t>victim  IN  A       192.168.10.20</w:t>
-      </w:r>
-    </w:p>
-    <w:p>
-      <w:pPr>
-        <w:pBdr>
-          <w:left w:val="single" w:sz="8" w:space="4" w:color="2E75B6"/>
-        </w:pBdr>
-        <w:shd w:val="clear" w:color="auto" w:fill="EEF2F7"/>
-        <w:spacing w:before="40" w:after="40"/>
-        <w:ind w:left="360"/>
-      </w:pPr>
-      <w:r>
-        <w:rPr>
-          <w:rFonts w:ascii="Courier New" w:eastAsia="Courier New" w:hAnsi="Courier New" w:cs="Courier New"/>
-          <w:color w:val="1F3864"/>
-          <w:sz w:val="18"/>
-          <w:szCs w:val="18"/>
-        </w:rPr>
-        <w:t>kali    IN  A       192.168.10.10</w:t>
-      </w:r>
-    </w:p>
-    <w:p>
-      <w:pPr>
-        <w:pBdr>
-          <w:left w:val="single" w:sz="8" w:space="4" w:color="2E75B6"/>
-        </w:pBdr>
-        <w:shd w:val="clear" w:color="auto" w:fill="EEF2F7"/>
-        <w:spacing w:before="40" w:after="40"/>
-        <w:ind w:left="360"/>
-      </w:pPr>
-      <w:r>
-        <w:rPr>
-          <w:rFonts w:ascii="Courier New" w:eastAsia="Courier New" w:hAnsi="Courier New" w:cs="Courier New"/>
-          <w:color w:val="1F3864"/>
-          <w:sz w:val="18"/>
-          <w:szCs w:val="18"/>
-        </w:rPr>
-        <w:t>ids     IN  A       192.168.10.30</w:t>
+        <w:t xml:space="preserve">        </w:t>
+      </w:r>
+      <w:proofErr w:type="gramStart"/>
+      <w:r>
+        <w:rPr>
+          <w:rFonts w:ascii="Courier New" w:eastAsia="Courier New" w:hAnsi="Courier New" w:cs="Courier New"/>
+          <w:color w:val="1F3864"/>
+          <w:sz w:val="18"/>
+          <w:szCs w:val="18"/>
+        </w:rPr>
+        <w:t>604800 )</w:t>
+      </w:r>
+      <w:proofErr w:type="gramEnd"/>
+    </w:p>
+    <w:p>
+      <w:pPr>
+        <w:pBdr>
+          <w:left w:val="single" w:sz="8" w:space="4" w:color="2E75B6"/>
+        </w:pBdr>
+        <w:shd w:val="clear" w:color="auto" w:fill="EEF2F7"/>
+        <w:spacing w:before="40" w:after="40"/>
+        <w:ind w:left="360"/>
+      </w:pPr>
+    </w:p>
+    <w:p>
+      <w:pPr>
+        <w:pBdr>
+          <w:left w:val="single" w:sz="8" w:space="4" w:color="2E75B6"/>
+        </w:pBdr>
+        <w:shd w:val="clear" w:color="auto" w:fill="EEF2F7"/>
+        <w:spacing w:before="40" w:after="40"/>
+        <w:ind w:left="360"/>
+      </w:pPr>
+      <w:r>
+        <w:rPr>
+          <w:rFonts w:ascii="Courier New" w:eastAsia="Courier New" w:hAnsi="Courier New" w:cs="Courier New"/>
+          <w:color w:val="1F3864"/>
+          <w:sz w:val="18"/>
+          <w:szCs w:val="18"/>
+        </w:rPr>
+        <w:t xml:space="preserve">@       </w:t>
+      </w:r>
+      <w:proofErr w:type="gramStart"/>
+      <w:r>
+        <w:rPr>
+          <w:rFonts w:ascii="Courier New" w:eastAsia="Courier New" w:hAnsi="Courier New" w:cs="Courier New"/>
+          <w:color w:val="1F3864"/>
+          <w:sz w:val="18"/>
+          <w:szCs w:val="18"/>
+        </w:rPr>
+        <w:t>IN  NS</w:t>
+      </w:r>
+      <w:proofErr w:type="gramEnd"/>
+      <w:r>
+        <w:rPr>
+          <w:rFonts w:ascii="Courier New" w:eastAsia="Courier New" w:hAnsi="Courier New" w:cs="Courier New"/>
+          <w:color w:val="1F3864"/>
+          <w:sz w:val="18"/>
+          <w:szCs w:val="18"/>
+        </w:rPr>
+        <w:t xml:space="preserve">      ns.lab.</w:t>
+      </w:r>
+    </w:p>
+    <w:p>
+      <w:pPr>
+        <w:pBdr>
+          <w:left w:val="single" w:sz="8" w:space="4" w:color="2E75B6"/>
+        </w:pBdr>
+        <w:shd w:val="clear" w:color="auto" w:fill="EEF2F7"/>
+        <w:spacing w:before="40" w:after="40"/>
+        <w:ind w:left="360"/>
+      </w:pPr>
+      <w:r>
+        <w:rPr>
+          <w:rFonts w:ascii="Courier New" w:eastAsia="Courier New" w:hAnsi="Courier New" w:cs="Courier New"/>
+          <w:color w:val="1F3864"/>
+          <w:sz w:val="18"/>
+          <w:szCs w:val="18"/>
+        </w:rPr>
+        <w:t xml:space="preserve">ns      </w:t>
+      </w:r>
+      <w:proofErr w:type="gramStart"/>
+      <w:r>
+        <w:rPr>
+          <w:rFonts w:ascii="Courier New" w:eastAsia="Courier New" w:hAnsi="Courier New" w:cs="Courier New"/>
+          <w:color w:val="1F3864"/>
+          <w:sz w:val="18"/>
+          <w:szCs w:val="18"/>
+        </w:rPr>
+        <w:t>IN  A</w:t>
+      </w:r>
+      <w:proofErr w:type="gramEnd"/>
+      <w:r>
+        <w:rPr>
+          <w:rFonts w:ascii="Courier New" w:eastAsia="Courier New" w:hAnsi="Courier New" w:cs="Courier New"/>
+          <w:color w:val="1F3864"/>
+          <w:sz w:val="18"/>
+          <w:szCs w:val="18"/>
+        </w:rPr>
+        <w:t xml:space="preserve">       192.168.10.20</w:t>
+      </w:r>
+    </w:p>
+    <w:p>
+      <w:pPr>
+        <w:pBdr>
+          <w:left w:val="single" w:sz="8" w:space="4" w:color="2E75B6"/>
+        </w:pBdr>
+        <w:shd w:val="clear" w:color="auto" w:fill="EEF2F7"/>
+        <w:spacing w:before="40" w:after="40"/>
+        <w:ind w:left="360"/>
+      </w:pPr>
+    </w:p>
+    <w:p>
+      <w:pPr>
+        <w:pBdr>
+          <w:left w:val="single" w:sz="8" w:space="4" w:color="2E75B6"/>
+        </w:pBdr>
+        <w:shd w:val="clear" w:color="auto" w:fill="EEF2F7"/>
+        <w:spacing w:before="40" w:after="40"/>
+        <w:ind w:left="360"/>
+      </w:pPr>
+      <w:proofErr w:type="gramStart"/>
+      <w:r>
+        <w:rPr>
+          <w:rFonts w:ascii="Courier New" w:eastAsia="Courier New" w:hAnsi="Courier New" w:cs="Courier New"/>
+          <w:color w:val="1F3864"/>
+          <w:sz w:val="18"/>
+          <w:szCs w:val="18"/>
+        </w:rPr>
+        <w:t>victim  IN</w:t>
+      </w:r>
+      <w:proofErr w:type="gramEnd"/>
+      <w:r>
+        <w:rPr>
+          <w:rFonts w:ascii="Courier New" w:eastAsia="Courier New" w:hAnsi="Courier New" w:cs="Courier New"/>
+          <w:color w:val="1F3864"/>
+          <w:sz w:val="18"/>
+          <w:szCs w:val="18"/>
+        </w:rPr>
+        <w:t xml:space="preserve">  A       192.168.10.20</w:t>
+      </w:r>
+    </w:p>
+    <w:p>
+      <w:pPr>
+        <w:pBdr>
+          <w:left w:val="single" w:sz="8" w:space="4" w:color="2E75B6"/>
+        </w:pBdr>
+        <w:shd w:val="clear" w:color="auto" w:fill="EEF2F7"/>
+        <w:spacing w:before="40" w:after="40"/>
+        <w:ind w:left="360"/>
+      </w:pPr>
+      <w:r>
+        <w:rPr>
+          <w:rFonts w:ascii="Courier New" w:eastAsia="Courier New" w:hAnsi="Courier New" w:cs="Courier New"/>
+          <w:color w:val="1F3864"/>
+          <w:sz w:val="18"/>
+          <w:szCs w:val="18"/>
+        </w:rPr>
+        <w:t xml:space="preserve">kali    </w:t>
+      </w:r>
+      <w:proofErr w:type="gramStart"/>
+      <w:r>
+        <w:rPr>
+          <w:rFonts w:ascii="Courier New" w:eastAsia="Courier New" w:hAnsi="Courier New" w:cs="Courier New"/>
+          <w:color w:val="1F3864"/>
+          <w:sz w:val="18"/>
+          <w:szCs w:val="18"/>
+        </w:rPr>
+        <w:t>IN  A</w:t>
+      </w:r>
+      <w:proofErr w:type="gramEnd"/>
+      <w:r>
+        <w:rPr>
+          <w:rFonts w:ascii="Courier New" w:eastAsia="Courier New" w:hAnsi="Courier New" w:cs="Courier New"/>
+          <w:color w:val="1F3864"/>
+          <w:sz w:val="18"/>
+          <w:szCs w:val="18"/>
+        </w:rPr>
+        <w:t xml:space="preserve">       192.168.10.10</w:t>
+      </w:r>
+    </w:p>
+    <w:p>
+      <w:pPr>
+        <w:pBdr>
+          <w:left w:val="single" w:sz="8" w:space="4" w:color="2E75B6"/>
+        </w:pBdr>
+        <w:shd w:val="clear" w:color="auto" w:fill="EEF2F7"/>
+        <w:spacing w:before="40" w:after="40"/>
+        <w:ind w:left="360"/>
+      </w:pPr>
+      <w:r>
+        <w:rPr>
+          <w:rFonts w:ascii="Courier New" w:eastAsia="Courier New" w:hAnsi="Courier New" w:cs="Courier New"/>
+          <w:color w:val="1F3864"/>
+          <w:sz w:val="18"/>
+          <w:szCs w:val="18"/>
+        </w:rPr>
+        <w:t xml:space="preserve">ids     </w:t>
+      </w:r>
+      <w:proofErr w:type="gramStart"/>
+      <w:r>
+        <w:rPr>
+          <w:rFonts w:ascii="Courier New" w:eastAsia="Courier New" w:hAnsi="Courier New" w:cs="Courier New"/>
+          <w:color w:val="1F3864"/>
+          <w:sz w:val="18"/>
+          <w:szCs w:val="18"/>
+        </w:rPr>
+        <w:t>IN  A</w:t>
+      </w:r>
+      <w:proofErr w:type="gramEnd"/>
+      <w:r>
+        <w:rPr>
+          <w:rFonts w:ascii="Courier New" w:eastAsia="Courier New" w:hAnsi="Courier New" w:cs="Courier New"/>
+          <w:color w:val="1F3864"/>
+          <w:sz w:val="18"/>
+          <w:szCs w:val="18"/>
+        </w:rPr>
+        <w:t xml:space="preserve">       192.168.10.30</w:t>
+      </w:r>
+    </w:p>
+    <w:p>
+      <w:pPr>
+        <w:pBdr>
+          <w:left w:val="single" w:sz="8" w:space="4" w:color="2E75B6"/>
+        </w:pBdr>
+        <w:shd w:val="clear" w:color="auto" w:fill="EEF2F7"/>
+        <w:spacing w:before="40" w:after="40"/>
+        <w:ind w:left="360"/>
+      </w:pPr>
+      <w:r>
+        <w:rPr>
+          <w:rFonts w:ascii="Courier New" w:eastAsia="Courier New" w:hAnsi="Courier New" w:cs="Courier New"/>
+          <w:color w:val="1F3864"/>
+          <w:sz w:val="18"/>
+          <w:szCs w:val="18"/>
+        </w:rPr>
+        <w:t xml:space="preserve">victim2 </w:t>
+      </w:r>
+      <w:proofErr w:type="gramStart"/>
+      <w:r>
+        <w:rPr>
+          <w:rFonts w:ascii="Courier New" w:eastAsia="Courier New" w:hAnsi="Courier New" w:cs="Courier New"/>
+          <w:color w:val="1F3864"/>
+          <w:sz w:val="18"/>
+          <w:szCs w:val="18"/>
+        </w:rPr>
+        <w:t>IN  A</w:t>
+      </w:r>
+      <w:proofErr w:type="gramEnd"/>
+      <w:r>
+        <w:rPr>
+          <w:rFonts w:ascii="Courier New" w:eastAsia="Courier New" w:hAnsi="Courier New" w:cs="Courier New"/>
+          <w:color w:val="1F3864"/>
+          <w:sz w:val="18"/>
+          <w:szCs w:val="18"/>
+        </w:rPr>
+        <w:t xml:space="preserve">       192.168.10.21</w:t>
+      </w:r>
+    </w:p>
+    <w:p>
+      <w:pPr>
+        <w:pBdr>
+          <w:left w:val="single" w:sz="8" w:space="4" w:color="2E75B6"/>
+        </w:pBdr>
+        <w:shd w:val="clear" w:color="auto" w:fill="EEF2F7"/>
+        <w:spacing w:before="40" w:after="40"/>
+        <w:ind w:left="360"/>
+      </w:pPr>
+      <w:r>
+        <w:rPr>
+          <w:rFonts w:ascii="Courier New" w:eastAsia="Courier New" w:hAnsi="Courier New" w:cs="Courier New"/>
+          <w:color w:val="1F3864"/>
+          <w:sz w:val="18"/>
+          <w:szCs w:val="18"/>
+        </w:rPr>
+        <w:t xml:space="preserve">victim3 </w:t>
+      </w:r>
+      <w:proofErr w:type="gramStart"/>
+      <w:r>
+        <w:rPr>
+          <w:rFonts w:ascii="Courier New" w:eastAsia="Courier New" w:hAnsi="Courier New" w:cs="Courier New"/>
+          <w:color w:val="1F3864"/>
+          <w:sz w:val="18"/>
+          <w:szCs w:val="18"/>
+        </w:rPr>
+        <w:t>IN  A</w:t>
+      </w:r>
+      <w:proofErr w:type="gramEnd"/>
+      <w:r>
+        <w:rPr>
+          <w:rFonts w:ascii="Courier New" w:eastAsia="Courier New" w:hAnsi="Courier New" w:cs="Courier New"/>
+          <w:color w:val="1F3864"/>
+          <w:sz w:val="18"/>
+          <w:szCs w:val="18"/>
+        </w:rPr>
+        <w:t xml:space="preserve">       192.168.10.23</w:t>
+      </w:r>
+    </w:p>
+    <w:p>
+      <w:pPr>
+        <w:pBdr>
+          <w:left w:val="single" w:sz="8" w:space="4" w:color="2E75B6"/>
+        </w:pBdr>
+        <w:shd w:val="clear" w:color="auto" w:fill="EEF2F7"/>
+        <w:spacing w:before="40" w:after="40"/>
+        <w:ind w:left="360"/>
+      </w:pPr>
+      <w:r>
+        <w:rPr>
+          <w:rFonts w:ascii="Courier New" w:eastAsia="Courier New" w:hAnsi="Courier New" w:cs="Courier New"/>
+          <w:color w:val="1F3864"/>
+          <w:sz w:val="18"/>
+          <w:szCs w:val="18"/>
+        </w:rPr>
+        <w:t xml:space="preserve">victim4 </w:t>
+      </w:r>
+      <w:proofErr w:type="gramStart"/>
+      <w:r>
+        <w:rPr>
+          <w:rFonts w:ascii="Courier New" w:eastAsia="Courier New" w:hAnsi="Courier New" w:cs="Courier New"/>
+          <w:color w:val="1F3864"/>
+          <w:sz w:val="18"/>
+          <w:szCs w:val="18"/>
+        </w:rPr>
+        <w:t>IN  A</w:t>
+      </w:r>
+      <w:proofErr w:type="gramEnd"/>
+      <w:r>
+        <w:rPr>
+          <w:rFonts w:ascii="Courier New" w:eastAsia="Courier New" w:hAnsi="Courier New" w:cs="Courier New"/>
+          <w:color w:val="1F3864"/>
+          <w:sz w:val="18"/>
+          <w:szCs w:val="18"/>
+        </w:rPr>
+        <w:t xml:space="preserve">       192.168.10.25</w:t>
       </w:r>
     </w:p>
     <w:p>
@@ -4267,6 +5960,7 @@
         <w:rPr>
           <w:color w:val="222222"/>
         </w:rPr>
+        <w:lastRenderedPageBreak/>
         <w:t xml:space="preserve">Change </w:t>
       </w:r>
       <w:r>
@@ -4298,159 +5992,1349 @@
         <w:rPr>
           <w:color w:val="222222"/>
         </w:rPr>
+        <w:t xml:space="preserve">Also add the following under </w:t>
+      </w:r>
+      <w:r>
+        <w:rPr>
+          <w:rFonts w:ascii="Courier New" w:eastAsia="Courier New" w:hAnsi="Courier New" w:cs="Courier New"/>
+          <w:color w:val="1F3864"/>
+        </w:rPr>
+        <w:t>[mysqld]</w:t>
+      </w:r>
+      <w:r>
+        <w:rPr>
+          <w:color w:val="222222"/>
+        </w:rPr>
+        <w:t>. This was required because during brute force testing with Hydra, MySQL was blocking the Kali IP after repeated failed login attempts:</w:t>
+      </w:r>
+    </w:p>
+    <w:p>
+      <w:pPr>
+        <w:pBdr>
+          <w:left w:val="single" w:sz="8" w:space="4" w:color="2E75B6"/>
+        </w:pBdr>
+        <w:shd w:val="clear" w:color="auto" w:fill="EEF2F7"/>
+        <w:spacing w:before="40" w:after="40"/>
+        <w:ind w:left="360"/>
+      </w:pPr>
+      <w:r>
+        <w:rPr>
+          <w:rFonts w:ascii="Courier New" w:eastAsia="Courier New" w:hAnsi="Courier New" w:cs="Courier New"/>
+          <w:color w:val="1F3864"/>
+          <w:sz w:val="18"/>
+          <w:szCs w:val="18"/>
+        </w:rPr>
+        <w:t>max_connect_errors = 1000000</w:t>
+      </w:r>
+    </w:p>
+    <w:p>
+      <w:pPr>
+        <w:spacing w:after="160"/>
+      </w:pPr>
+    </w:p>
+    <w:p>
+      <w:pPr>
+        <w:pStyle w:val="Heading3"/>
+      </w:pPr>
+      <w:r>
+        <w:t>Users and Databases Per VM</w:t>
+      </w:r>
+    </w:p>
+    <w:p>
+      <w:pPr>
+        <w:spacing w:after="120"/>
+      </w:pPr>
+      <w:r>
+        <w:rPr>
+          <w:color w:val="222222"/>
+        </w:rPr>
+        <w:t>Each VM has its own set of MySQL users and databases to allow varied brute-force and query scenarios. Restart MySQL, then enter the MySQL shell to run the setup commands for each VM.</w:t>
+      </w:r>
+    </w:p>
+    <w:p>
+      <w:pPr>
+        <w:pBdr>
+          <w:left w:val="single" w:sz="8" w:space="4" w:color="2E75B6"/>
+        </w:pBdr>
+        <w:shd w:val="clear" w:color="auto" w:fill="EEF2F7"/>
+        <w:spacing w:before="40" w:after="40"/>
+        <w:ind w:left="360"/>
+      </w:pPr>
+      <w:r>
+        <w:rPr>
+          <w:rFonts w:ascii="Courier New" w:eastAsia="Courier New" w:hAnsi="Courier New" w:cs="Courier New"/>
+          <w:color w:val="1F3864"/>
+          <w:sz w:val="18"/>
+          <w:szCs w:val="18"/>
+        </w:rPr>
+        <w:t>sudo systemctl restart mysql</w:t>
+      </w:r>
+    </w:p>
+    <w:p>
+      <w:pPr>
+        <w:pBdr>
+          <w:left w:val="single" w:sz="8" w:space="4" w:color="2E75B6"/>
+        </w:pBdr>
+        <w:shd w:val="clear" w:color="auto" w:fill="EEF2F7"/>
+        <w:spacing w:before="40" w:after="40"/>
+        <w:ind w:left="360"/>
+      </w:pPr>
+      <w:r>
+        <w:rPr>
+          <w:rFonts w:ascii="Courier New" w:eastAsia="Courier New" w:hAnsi="Courier New" w:cs="Courier New"/>
+          <w:color w:val="1F3864"/>
+          <w:sz w:val="18"/>
+          <w:szCs w:val="18"/>
+        </w:rPr>
+        <w:t>sudo mysql</w:t>
+      </w:r>
+    </w:p>
+    <w:p>
+      <w:pPr>
+        <w:spacing w:after="160"/>
+      </w:pPr>
+    </w:p>
+    <w:p>
+      <w:pPr>
+        <w:pStyle w:val="Heading3"/>
+      </w:pPr>
+      <w:r>
+        <w:t>Victim1 (192.168.10.20)</w:t>
+      </w:r>
+    </w:p>
+    <w:p>
+      <w:pPr>
+        <w:spacing w:after="80"/>
+      </w:pPr>
+      <w:r>
+        <w:rPr>
+          <w:color w:val="222222"/>
+        </w:rPr>
+        <w:t xml:space="preserve">Users: </w:t>
+      </w:r>
+      <w:r>
+        <w:rPr>
+          <w:rFonts w:ascii="Courier New" w:eastAsia="Courier New" w:hAnsi="Courier New" w:cs="Courier New"/>
+          <w:color w:val="1F3864"/>
+        </w:rPr>
+        <w:t>labuser / password123</w:t>
+      </w:r>
+      <w:r>
+        <w:rPr>
+          <w:color w:val="222222"/>
+        </w:rPr>
+        <w:t xml:space="preserve">    Database: </w:t>
+      </w:r>
+      <w:proofErr w:type="gramStart"/>
+      <w:r>
+        <w:rPr>
+          <w:rFonts w:ascii="Courier New" w:eastAsia="Courier New" w:hAnsi="Courier New" w:cs="Courier New"/>
+          <w:color w:val="1F3864"/>
+        </w:rPr>
+        <w:t>employees</w:t>
+      </w:r>
+      <w:r>
+        <w:rPr>
+          <w:color w:val="222222"/>
+        </w:rPr>
+        <w:t xml:space="preserve">  (</w:t>
+      </w:r>
+      <w:proofErr w:type="gramEnd"/>
+      <w:r>
+        <w:rPr>
+          <w:color w:val="222222"/>
+        </w:rPr>
+        <w:t>https://github.com/datacharmer/test_db)</w:t>
+      </w:r>
+    </w:p>
+    <w:p>
+      <w:pPr>
+        <w:pBdr>
+          <w:left w:val="single" w:sz="8" w:space="4" w:color="2E75B6"/>
+        </w:pBdr>
+        <w:shd w:val="clear" w:color="auto" w:fill="EEF2F7"/>
+        <w:spacing w:before="40" w:after="40"/>
+        <w:ind w:left="360"/>
+      </w:pPr>
+      <w:r>
+        <w:rPr>
+          <w:rFonts w:ascii="Courier New" w:eastAsia="Courier New" w:hAnsi="Courier New" w:cs="Courier New"/>
+          <w:color w:val="1F3864"/>
+          <w:sz w:val="18"/>
+          <w:szCs w:val="18"/>
+        </w:rPr>
+        <w:t>CREATE USER '</w:t>
+      </w:r>
+      <w:proofErr w:type="gramStart"/>
+      <w:r>
+        <w:rPr>
+          <w:rFonts w:ascii="Courier New" w:eastAsia="Courier New" w:hAnsi="Courier New" w:cs="Courier New"/>
+          <w:color w:val="1F3864"/>
+          <w:sz w:val="18"/>
+          <w:szCs w:val="18"/>
+        </w:rPr>
+        <w:t>labuser'@'</w:t>
+      </w:r>
+      <w:proofErr w:type="gramEnd"/>
+      <w:r>
+        <w:rPr>
+          <w:rFonts w:ascii="Courier New" w:eastAsia="Courier New" w:hAnsi="Courier New" w:cs="Courier New"/>
+          <w:color w:val="1F3864"/>
+          <w:sz w:val="18"/>
+          <w:szCs w:val="18"/>
+        </w:rPr>
+        <w:t>%' IDENTIFIED BY 'password123';</w:t>
+      </w:r>
+    </w:p>
+    <w:p>
+      <w:pPr>
+        <w:pBdr>
+          <w:left w:val="single" w:sz="8" w:space="4" w:color="2E75B6"/>
+        </w:pBdr>
+        <w:shd w:val="clear" w:color="auto" w:fill="EEF2F7"/>
+        <w:spacing w:before="40" w:after="40"/>
+        <w:ind w:left="360"/>
+      </w:pPr>
+      <w:r>
+        <w:rPr>
+          <w:rFonts w:ascii="Courier New" w:eastAsia="Courier New" w:hAnsi="Courier New" w:cs="Courier New"/>
+          <w:color w:val="1F3864"/>
+          <w:sz w:val="18"/>
+          <w:szCs w:val="18"/>
+        </w:rPr>
+        <w:t>CREATE DATABASE employees;</w:t>
+      </w:r>
+    </w:p>
+    <w:p>
+      <w:pPr>
+        <w:pBdr>
+          <w:left w:val="single" w:sz="8" w:space="4" w:color="2E75B6"/>
+        </w:pBdr>
+        <w:shd w:val="clear" w:color="auto" w:fill="EEF2F7"/>
+        <w:spacing w:before="40" w:after="40"/>
+        <w:ind w:left="360"/>
+      </w:pPr>
+      <w:r>
+        <w:rPr>
+          <w:rFonts w:ascii="Courier New" w:eastAsia="Courier New" w:hAnsi="Courier New" w:cs="Courier New"/>
+          <w:color w:val="1F3864"/>
+          <w:sz w:val="18"/>
+          <w:szCs w:val="18"/>
+        </w:rPr>
+        <w:t xml:space="preserve">GRANT ALL PRIVILEGES ON </w:t>
+      </w:r>
+      <w:proofErr w:type="gramStart"/>
+      <w:r>
+        <w:rPr>
+          <w:rFonts w:ascii="Courier New" w:eastAsia="Courier New" w:hAnsi="Courier New" w:cs="Courier New"/>
+          <w:color w:val="1F3864"/>
+          <w:sz w:val="18"/>
+          <w:szCs w:val="18"/>
+        </w:rPr>
+        <w:t>employees.*</w:t>
+      </w:r>
+      <w:proofErr w:type="gramEnd"/>
+      <w:r>
+        <w:rPr>
+          <w:rFonts w:ascii="Courier New" w:eastAsia="Courier New" w:hAnsi="Courier New" w:cs="Courier New"/>
+          <w:color w:val="1F3864"/>
+          <w:sz w:val="18"/>
+          <w:szCs w:val="18"/>
+        </w:rPr>
+        <w:t xml:space="preserve"> TO '</w:t>
+      </w:r>
+      <w:proofErr w:type="gramStart"/>
+      <w:r>
+        <w:rPr>
+          <w:rFonts w:ascii="Courier New" w:eastAsia="Courier New" w:hAnsi="Courier New" w:cs="Courier New"/>
+          <w:color w:val="1F3864"/>
+          <w:sz w:val="18"/>
+          <w:szCs w:val="18"/>
+        </w:rPr>
+        <w:t>labuser'@'</w:t>
+      </w:r>
+      <w:proofErr w:type="gramEnd"/>
+      <w:r>
+        <w:rPr>
+          <w:rFonts w:ascii="Courier New" w:eastAsia="Courier New" w:hAnsi="Courier New" w:cs="Courier New"/>
+          <w:color w:val="1F3864"/>
+          <w:sz w:val="18"/>
+          <w:szCs w:val="18"/>
+        </w:rPr>
+        <w:t>%';</w:t>
+      </w:r>
+    </w:p>
+    <w:p>
+      <w:pPr>
+        <w:pBdr>
+          <w:left w:val="single" w:sz="8" w:space="4" w:color="2E75B6"/>
+        </w:pBdr>
+        <w:shd w:val="clear" w:color="auto" w:fill="EEF2F7"/>
+        <w:spacing w:before="40" w:after="40"/>
+        <w:ind w:left="360"/>
+      </w:pPr>
+      <w:r>
+        <w:rPr>
+          <w:rFonts w:ascii="Courier New" w:eastAsia="Courier New" w:hAnsi="Courier New" w:cs="Courier New"/>
+          <w:color w:val="1F3864"/>
+          <w:sz w:val="18"/>
+          <w:szCs w:val="18"/>
+        </w:rPr>
+        <w:t>FLUSH PRIVILEGES;</w:t>
+      </w:r>
+    </w:p>
+    <w:p>
+      <w:pPr>
+        <w:spacing w:after="160"/>
+      </w:pPr>
+    </w:p>
+    <w:p>
+      <w:pPr>
+        <w:pStyle w:val="Heading3"/>
+      </w:pPr>
+      <w:r>
+        <w:t>Victim2 (192.168.10.21)</w:t>
+      </w:r>
+    </w:p>
+    <w:p>
+      <w:pPr>
+        <w:spacing w:after="80"/>
+      </w:pPr>
+      <w:r>
+        <w:rPr>
+          <w:color w:val="222222"/>
+        </w:rPr>
+        <w:t xml:space="preserve">Users: </w:t>
+      </w:r>
+      <w:r>
+        <w:rPr>
+          <w:rFonts w:ascii="Courier New" w:eastAsia="Courier New" w:hAnsi="Courier New" w:cs="Courier New"/>
+          <w:color w:val="1F3864"/>
+        </w:rPr>
+        <w:t>user / Password123!</w:t>
+      </w:r>
+      <w:r>
+        <w:rPr>
+          <w:color w:val="222222"/>
+        </w:rPr>
+        <w:t xml:space="preserve">  </w:t>
+      </w:r>
+      <w:proofErr w:type="gramStart"/>
+      <w:r>
+        <w:rPr>
+          <w:color w:val="222222"/>
+        </w:rPr>
+        <w:t xml:space="preserve">and  </w:t>
+      </w:r>
+      <w:r>
+        <w:rPr>
+          <w:rFonts w:ascii="Courier New" w:eastAsia="Courier New" w:hAnsi="Courier New" w:cs="Courier New"/>
+          <w:color w:val="1F3864"/>
+        </w:rPr>
+        <w:t>labuser</w:t>
+      </w:r>
+      <w:proofErr w:type="gramEnd"/>
+      <w:r>
+        <w:rPr>
+          <w:rFonts w:ascii="Courier New" w:eastAsia="Courier New" w:hAnsi="Courier New" w:cs="Courier New"/>
+          <w:color w:val="1F3864"/>
+        </w:rPr>
+        <w:t xml:space="preserve"> / password123</w:t>
+      </w:r>
+      <w:r>
+        <w:rPr>
+          <w:color w:val="222222"/>
+        </w:rPr>
+        <w:t xml:space="preserve">    Databases: </w:t>
+      </w:r>
+      <w:proofErr w:type="gramStart"/>
+      <w:r>
+        <w:rPr>
+          <w:rFonts w:ascii="Courier New" w:eastAsia="Courier New" w:hAnsi="Courier New" w:cs="Courier New"/>
+          <w:color w:val="1F3864"/>
+        </w:rPr>
+        <w:t>employees</w:t>
+      </w:r>
+      <w:r>
+        <w:rPr>
+          <w:color w:val="222222"/>
+        </w:rPr>
+        <w:t xml:space="preserve">  (https://github.com/datacharmer/test_db)  +</w:t>
+      </w:r>
+      <w:proofErr w:type="gramEnd"/>
+      <w:r>
+        <w:rPr>
+          <w:color w:val="222222"/>
+        </w:rPr>
+        <w:t xml:space="preserve">  </w:t>
+      </w:r>
+      <w:proofErr w:type="gramStart"/>
+      <w:r>
+        <w:rPr>
+          <w:rFonts w:ascii="Courier New" w:eastAsia="Courier New" w:hAnsi="Courier New" w:cs="Courier New"/>
+          <w:color w:val="1F3864"/>
+        </w:rPr>
+        <w:t>Chinook</w:t>
+      </w:r>
+      <w:r>
+        <w:rPr>
+          <w:color w:val="222222"/>
+        </w:rPr>
+        <w:t xml:space="preserve">  (</w:t>
+      </w:r>
+      <w:proofErr w:type="gramEnd"/>
+      <w:r>
+        <w:rPr>
+          <w:color w:val="222222"/>
+        </w:rPr>
+        <w:t>https://github.com/lerocha/chinook-database)</w:t>
+      </w:r>
+    </w:p>
+    <w:p>
+      <w:pPr>
+        <w:pBdr>
+          <w:left w:val="single" w:sz="8" w:space="4" w:color="2E75B6"/>
+        </w:pBdr>
+        <w:shd w:val="clear" w:color="auto" w:fill="EEF2F7"/>
+        <w:spacing w:before="40" w:after="40"/>
+        <w:ind w:left="360"/>
+      </w:pPr>
+      <w:r>
+        <w:rPr>
+          <w:rFonts w:ascii="Courier New" w:eastAsia="Courier New" w:hAnsi="Courier New" w:cs="Courier New"/>
+          <w:color w:val="1F3864"/>
+          <w:sz w:val="18"/>
+          <w:szCs w:val="18"/>
+        </w:rPr>
+        <w:t>CREATE USER '</w:t>
+      </w:r>
+      <w:proofErr w:type="gramStart"/>
+      <w:r>
+        <w:rPr>
+          <w:rFonts w:ascii="Courier New" w:eastAsia="Courier New" w:hAnsi="Courier New" w:cs="Courier New"/>
+          <w:color w:val="1F3864"/>
+          <w:sz w:val="18"/>
+          <w:szCs w:val="18"/>
+        </w:rPr>
+        <w:t>user'@'</w:t>
+      </w:r>
+      <w:proofErr w:type="gramEnd"/>
+      <w:r>
+        <w:rPr>
+          <w:rFonts w:ascii="Courier New" w:eastAsia="Courier New" w:hAnsi="Courier New" w:cs="Courier New"/>
+          <w:color w:val="1F3864"/>
+          <w:sz w:val="18"/>
+          <w:szCs w:val="18"/>
+        </w:rPr>
+        <w:t>%' IDENTIFIED BY 'Password123!';</w:t>
+      </w:r>
+    </w:p>
+    <w:p>
+      <w:pPr>
+        <w:pBdr>
+          <w:left w:val="single" w:sz="8" w:space="4" w:color="2E75B6"/>
+        </w:pBdr>
+        <w:shd w:val="clear" w:color="auto" w:fill="EEF2F7"/>
+        <w:spacing w:before="40" w:after="40"/>
+        <w:ind w:left="360"/>
+      </w:pPr>
+      <w:r>
+        <w:rPr>
+          <w:rFonts w:ascii="Courier New" w:eastAsia="Courier New" w:hAnsi="Courier New" w:cs="Courier New"/>
+          <w:color w:val="1F3864"/>
+          <w:sz w:val="18"/>
+          <w:szCs w:val="18"/>
+        </w:rPr>
+        <w:t>CREATE USER '</w:t>
+      </w:r>
+      <w:proofErr w:type="gramStart"/>
+      <w:r>
+        <w:rPr>
+          <w:rFonts w:ascii="Courier New" w:eastAsia="Courier New" w:hAnsi="Courier New" w:cs="Courier New"/>
+          <w:color w:val="1F3864"/>
+          <w:sz w:val="18"/>
+          <w:szCs w:val="18"/>
+        </w:rPr>
+        <w:t>labuser'@'</w:t>
+      </w:r>
+      <w:proofErr w:type="gramEnd"/>
+      <w:r>
+        <w:rPr>
+          <w:rFonts w:ascii="Courier New" w:eastAsia="Courier New" w:hAnsi="Courier New" w:cs="Courier New"/>
+          <w:color w:val="1F3864"/>
+          <w:sz w:val="18"/>
+          <w:szCs w:val="18"/>
+        </w:rPr>
+        <w:t>%' IDENTIFIED BY 'password123';</w:t>
+      </w:r>
+    </w:p>
+    <w:p>
+      <w:pPr>
+        <w:pBdr>
+          <w:left w:val="single" w:sz="8" w:space="4" w:color="2E75B6"/>
+        </w:pBdr>
+        <w:shd w:val="clear" w:color="auto" w:fill="EEF2F7"/>
+        <w:spacing w:before="40" w:after="40"/>
+        <w:ind w:left="360"/>
+      </w:pPr>
+      <w:r>
+        <w:rPr>
+          <w:rFonts w:ascii="Courier New" w:eastAsia="Courier New" w:hAnsi="Courier New" w:cs="Courier New"/>
+          <w:color w:val="1F3864"/>
+          <w:sz w:val="18"/>
+          <w:szCs w:val="18"/>
+        </w:rPr>
+        <w:t>CREATE DATABASE employees;</w:t>
+      </w:r>
+    </w:p>
+    <w:p>
+      <w:pPr>
+        <w:pBdr>
+          <w:left w:val="single" w:sz="8" w:space="4" w:color="2E75B6"/>
+        </w:pBdr>
+        <w:shd w:val="clear" w:color="auto" w:fill="EEF2F7"/>
+        <w:spacing w:before="40" w:after="40"/>
+        <w:ind w:left="360"/>
+      </w:pPr>
+      <w:r>
+        <w:rPr>
+          <w:rFonts w:ascii="Courier New" w:eastAsia="Courier New" w:hAnsi="Courier New" w:cs="Courier New"/>
+          <w:color w:val="1F3864"/>
+          <w:sz w:val="18"/>
+          <w:szCs w:val="18"/>
+        </w:rPr>
+        <w:t>CREATE DATABASE Chinook;</w:t>
+      </w:r>
+    </w:p>
+    <w:p>
+      <w:pPr>
+        <w:pBdr>
+          <w:left w:val="single" w:sz="8" w:space="4" w:color="2E75B6"/>
+        </w:pBdr>
+        <w:shd w:val="clear" w:color="auto" w:fill="EEF2F7"/>
+        <w:spacing w:before="40" w:after="40"/>
+        <w:ind w:left="360"/>
+      </w:pPr>
+      <w:r>
+        <w:rPr>
+          <w:rFonts w:ascii="Courier New" w:eastAsia="Courier New" w:hAnsi="Courier New" w:cs="Courier New"/>
+          <w:color w:val="1F3864"/>
+          <w:sz w:val="18"/>
+          <w:szCs w:val="18"/>
+        </w:rPr>
+        <w:t xml:space="preserve">GRANT ALL PRIVILEGES ON </w:t>
+      </w:r>
+      <w:proofErr w:type="gramStart"/>
+      <w:r>
+        <w:rPr>
+          <w:rFonts w:ascii="Courier New" w:eastAsia="Courier New" w:hAnsi="Courier New" w:cs="Courier New"/>
+          <w:color w:val="1F3864"/>
+          <w:sz w:val="18"/>
+          <w:szCs w:val="18"/>
+        </w:rPr>
+        <w:t>*.*</w:t>
+      </w:r>
+      <w:proofErr w:type="gramEnd"/>
+      <w:r>
+        <w:rPr>
+          <w:rFonts w:ascii="Courier New" w:eastAsia="Courier New" w:hAnsi="Courier New" w:cs="Courier New"/>
+          <w:color w:val="1F3864"/>
+          <w:sz w:val="18"/>
+          <w:szCs w:val="18"/>
+        </w:rPr>
+        <w:t xml:space="preserve"> </w:t>
+      </w:r>
+      <w:r>
+        <w:rPr>
+          <w:rFonts w:ascii="Courier New" w:eastAsia="Courier New" w:hAnsi="Courier New" w:cs="Courier New"/>
+          <w:color w:val="1F3864"/>
+          <w:sz w:val="18"/>
+          <w:szCs w:val="18"/>
+        </w:rPr>
+        <w:t>TO '</w:t>
+      </w:r>
+      <w:proofErr w:type="gramStart"/>
+      <w:r>
+        <w:rPr>
+          <w:rFonts w:ascii="Courier New" w:eastAsia="Courier New" w:hAnsi="Courier New" w:cs="Courier New"/>
+          <w:color w:val="1F3864"/>
+          <w:sz w:val="18"/>
+          <w:szCs w:val="18"/>
+        </w:rPr>
+        <w:t>user'@'</w:t>
+      </w:r>
+      <w:proofErr w:type="gramEnd"/>
+      <w:r>
+        <w:rPr>
+          <w:rFonts w:ascii="Courier New" w:eastAsia="Courier New" w:hAnsi="Courier New" w:cs="Courier New"/>
+          <w:color w:val="1F3864"/>
+          <w:sz w:val="18"/>
+          <w:szCs w:val="18"/>
+        </w:rPr>
+        <w:t>%';</w:t>
+      </w:r>
+    </w:p>
+    <w:p>
+      <w:pPr>
+        <w:pBdr>
+          <w:left w:val="single" w:sz="8" w:space="4" w:color="2E75B6"/>
+        </w:pBdr>
+        <w:shd w:val="clear" w:color="auto" w:fill="EEF2F7"/>
+        <w:spacing w:before="40" w:after="40"/>
+        <w:ind w:left="360"/>
+      </w:pPr>
+      <w:r>
+        <w:rPr>
+          <w:rFonts w:ascii="Courier New" w:eastAsia="Courier New" w:hAnsi="Courier New" w:cs="Courier New"/>
+          <w:color w:val="1F3864"/>
+          <w:sz w:val="18"/>
+          <w:szCs w:val="18"/>
+        </w:rPr>
+        <w:t xml:space="preserve">GRANT ALL PRIVILEGES ON </w:t>
+      </w:r>
+      <w:proofErr w:type="gramStart"/>
+      <w:r>
+        <w:rPr>
+          <w:rFonts w:ascii="Courier New" w:eastAsia="Courier New" w:hAnsi="Courier New" w:cs="Courier New"/>
+          <w:color w:val="1F3864"/>
+          <w:sz w:val="18"/>
+          <w:szCs w:val="18"/>
+        </w:rPr>
+        <w:t>*.*</w:t>
+      </w:r>
+      <w:proofErr w:type="gramEnd"/>
+      <w:r>
+        <w:rPr>
+          <w:rFonts w:ascii="Courier New" w:eastAsia="Courier New" w:hAnsi="Courier New" w:cs="Courier New"/>
+          <w:color w:val="1F3864"/>
+          <w:sz w:val="18"/>
+          <w:szCs w:val="18"/>
+        </w:rPr>
+        <w:t xml:space="preserve"> </w:t>
+      </w:r>
+      <w:r>
+        <w:rPr>
+          <w:rFonts w:ascii="Courier New" w:eastAsia="Courier New" w:hAnsi="Courier New" w:cs="Courier New"/>
+          <w:color w:val="1F3864"/>
+          <w:sz w:val="18"/>
+          <w:szCs w:val="18"/>
+        </w:rPr>
+        <w:t>TO '</w:t>
+      </w:r>
+      <w:proofErr w:type="spellStart"/>
+      <w:proofErr w:type="gramStart"/>
+      <w:r>
+        <w:rPr>
+          <w:rFonts w:ascii="Courier New" w:eastAsia="Courier New" w:hAnsi="Courier New" w:cs="Courier New"/>
+          <w:color w:val="1F3864"/>
+          <w:sz w:val="18"/>
+          <w:szCs w:val="18"/>
+        </w:rPr>
+        <w:t>labuser</w:t>
+      </w:r>
+      <w:proofErr w:type="spellEnd"/>
+      <w:r>
+        <w:rPr>
+          <w:rFonts w:ascii="Courier New" w:eastAsia="Courier New" w:hAnsi="Courier New" w:cs="Courier New"/>
+          <w:color w:val="1F3864"/>
+          <w:sz w:val="18"/>
+          <w:szCs w:val="18"/>
+        </w:rPr>
+        <w:t>'@'</w:t>
+      </w:r>
+      <w:proofErr w:type="gramEnd"/>
+      <w:r>
+        <w:rPr>
+          <w:rFonts w:ascii="Courier New" w:eastAsia="Courier New" w:hAnsi="Courier New" w:cs="Courier New"/>
+          <w:color w:val="1F3864"/>
+          <w:sz w:val="18"/>
+          <w:szCs w:val="18"/>
+        </w:rPr>
+        <w:t>%';</w:t>
+      </w:r>
+    </w:p>
+    <w:p>
+      <w:pPr>
+        <w:pBdr>
+          <w:left w:val="single" w:sz="8" w:space="4" w:color="2E75B6"/>
+        </w:pBdr>
+        <w:shd w:val="clear" w:color="auto" w:fill="EEF2F7"/>
+        <w:spacing w:before="40" w:after="40"/>
+        <w:ind w:left="360"/>
+      </w:pPr>
+      <w:r>
+        <w:rPr>
+          <w:rFonts w:ascii="Courier New" w:eastAsia="Courier New" w:hAnsi="Courier New" w:cs="Courier New"/>
+          <w:color w:val="1F3864"/>
+          <w:sz w:val="18"/>
+          <w:szCs w:val="18"/>
+        </w:rPr>
+        <w:t>FLUSH PRIVILEGES;</w:t>
+      </w:r>
+    </w:p>
+    <w:p>
+      <w:pPr>
+        <w:spacing w:after="160"/>
+      </w:pPr>
+    </w:p>
+    <w:p>
+      <w:pPr>
+        <w:pStyle w:val="Heading3"/>
+      </w:pPr>
+      <w:r>
+        <w:t>Victim3 (192.168.10.23)</w:t>
+      </w:r>
+    </w:p>
+    <w:p>
+      <w:pPr>
+        <w:spacing w:after="80"/>
+      </w:pPr>
+      <w:r>
+        <w:rPr>
+          <w:color w:val="222222"/>
+        </w:rPr>
+        <w:t xml:space="preserve">Users: </w:t>
+      </w:r>
+      <w:r>
+        <w:rPr>
+          <w:rFonts w:ascii="Courier New" w:eastAsia="Courier New" w:hAnsi="Courier New" w:cs="Courier New"/>
+          <w:color w:val="1F3864"/>
+        </w:rPr>
+        <w:t xml:space="preserve">sqluser / </w:t>
+      </w:r>
+      <w:proofErr w:type="gramStart"/>
+      <w:r>
+        <w:rPr>
+          <w:rFonts w:ascii="Courier New" w:eastAsia="Courier New" w:hAnsi="Courier New" w:cs="Courier New"/>
+          <w:color w:val="1F3864"/>
+        </w:rPr>
+        <w:t>iloveyou</w:t>
+      </w:r>
+      <w:r>
+        <w:rPr>
+          <w:color w:val="222222"/>
+        </w:rPr>
+        <w:t xml:space="preserve">  and</w:t>
+      </w:r>
+      <w:proofErr w:type="gramEnd"/>
+      <w:r>
+        <w:rPr>
+          <w:color w:val="222222"/>
+        </w:rPr>
+        <w:t xml:space="preserve">  </w:t>
+      </w:r>
+      <w:r>
+        <w:rPr>
+          <w:rFonts w:ascii="Courier New" w:eastAsia="Courier New" w:hAnsi="Courier New" w:cs="Courier New"/>
+          <w:color w:val="1F3864"/>
+        </w:rPr>
+        <w:t>labuser / password123</w:t>
+      </w:r>
+      <w:r>
+        <w:rPr>
+          <w:color w:val="222222"/>
+        </w:rPr>
+        <w:t xml:space="preserve">    Databases: </w:t>
+      </w:r>
+      <w:proofErr w:type="gramStart"/>
+      <w:r>
+        <w:rPr>
+          <w:rFonts w:ascii="Courier New" w:eastAsia="Courier New" w:hAnsi="Courier New" w:cs="Courier New"/>
+          <w:color w:val="1F3864"/>
+        </w:rPr>
+        <w:t>world</w:t>
+      </w:r>
+      <w:r>
+        <w:rPr>
+          <w:color w:val="222222"/>
+        </w:rPr>
+        <w:t xml:space="preserve">  (https://dev.mysql.com/doc/world-setup/en/)  +</w:t>
+      </w:r>
+      <w:proofErr w:type="gramEnd"/>
+      <w:r>
+        <w:rPr>
+          <w:color w:val="222222"/>
+        </w:rPr>
+        <w:t xml:space="preserve">  </w:t>
+      </w:r>
+      <w:proofErr w:type="gramStart"/>
+      <w:r>
+        <w:rPr>
+          <w:rFonts w:ascii="Courier New" w:eastAsia="Courier New" w:hAnsi="Courier New" w:cs="Courier New"/>
+          <w:color w:val="1F3864"/>
+        </w:rPr>
+        <w:t>employees</w:t>
+      </w:r>
+      <w:r>
+        <w:rPr>
+          <w:color w:val="222222"/>
+        </w:rPr>
+        <w:t xml:space="preserve">  (</w:t>
+      </w:r>
+      <w:proofErr w:type="gramEnd"/>
+      <w:r>
+        <w:rPr>
+          <w:color w:val="222222"/>
+        </w:rPr>
+        <w:t>https://github.com/datacharmer/test_db)</w:t>
+      </w:r>
+    </w:p>
+    <w:p>
+      <w:pPr>
+        <w:pBdr>
+          <w:left w:val="single" w:sz="8" w:space="4" w:color="2E75B6"/>
+        </w:pBdr>
+        <w:shd w:val="clear" w:color="auto" w:fill="EEF2F7"/>
+        <w:spacing w:before="40" w:after="40"/>
+        <w:ind w:left="360"/>
+      </w:pPr>
+      <w:r>
+        <w:rPr>
+          <w:rFonts w:ascii="Courier New" w:eastAsia="Courier New" w:hAnsi="Courier New" w:cs="Courier New"/>
+          <w:color w:val="1F3864"/>
+          <w:sz w:val="18"/>
+          <w:szCs w:val="18"/>
+        </w:rPr>
+        <w:t>CREATE USER '</w:t>
+      </w:r>
+      <w:proofErr w:type="gramStart"/>
+      <w:r>
+        <w:rPr>
+          <w:rFonts w:ascii="Courier New" w:eastAsia="Courier New" w:hAnsi="Courier New" w:cs="Courier New"/>
+          <w:color w:val="1F3864"/>
+          <w:sz w:val="18"/>
+          <w:szCs w:val="18"/>
+        </w:rPr>
+        <w:t>sqluser'@'</w:t>
+      </w:r>
+      <w:proofErr w:type="gramEnd"/>
+      <w:r>
+        <w:rPr>
+          <w:rFonts w:ascii="Courier New" w:eastAsia="Courier New" w:hAnsi="Courier New" w:cs="Courier New"/>
+          <w:color w:val="1F3864"/>
+          <w:sz w:val="18"/>
+          <w:szCs w:val="18"/>
+        </w:rPr>
+        <w:t>%' IDENTIFIED BY 'iloveyou';</w:t>
+      </w:r>
+    </w:p>
+    <w:p>
+      <w:pPr>
+        <w:pBdr>
+          <w:left w:val="single" w:sz="8" w:space="4" w:color="2E75B6"/>
+        </w:pBdr>
+        <w:shd w:val="clear" w:color="auto" w:fill="EEF2F7"/>
+        <w:spacing w:before="40" w:after="40"/>
+        <w:ind w:left="360"/>
+      </w:pPr>
+      <w:r>
+        <w:rPr>
+          <w:rFonts w:ascii="Courier New" w:eastAsia="Courier New" w:hAnsi="Courier New" w:cs="Courier New"/>
+          <w:color w:val="1F3864"/>
+          <w:sz w:val="18"/>
+          <w:szCs w:val="18"/>
+        </w:rPr>
+        <w:t>CREATE USER '</w:t>
+      </w:r>
+      <w:proofErr w:type="gramStart"/>
+      <w:r>
+        <w:rPr>
+          <w:rFonts w:ascii="Courier New" w:eastAsia="Courier New" w:hAnsi="Courier New" w:cs="Courier New"/>
+          <w:color w:val="1F3864"/>
+          <w:sz w:val="18"/>
+          <w:szCs w:val="18"/>
+        </w:rPr>
+        <w:t>labuser'@'</w:t>
+      </w:r>
+      <w:proofErr w:type="gramEnd"/>
+      <w:r>
+        <w:rPr>
+          <w:rFonts w:ascii="Courier New" w:eastAsia="Courier New" w:hAnsi="Courier New" w:cs="Courier New"/>
+          <w:color w:val="1F3864"/>
+          <w:sz w:val="18"/>
+          <w:szCs w:val="18"/>
+        </w:rPr>
+        <w:t>%' IDENTIFIED BY 'password123';</w:t>
+      </w:r>
+    </w:p>
+    <w:p>
+      <w:pPr>
+        <w:pBdr>
+          <w:left w:val="single" w:sz="8" w:space="4" w:color="2E75B6"/>
+        </w:pBdr>
+        <w:shd w:val="clear" w:color="auto" w:fill="EEF2F7"/>
+        <w:spacing w:before="40" w:after="40"/>
+        <w:ind w:left="360"/>
+      </w:pPr>
+      <w:r>
+        <w:rPr>
+          <w:rFonts w:ascii="Courier New" w:eastAsia="Courier New" w:hAnsi="Courier New" w:cs="Courier New"/>
+          <w:color w:val="1F3864"/>
+          <w:sz w:val="18"/>
+          <w:szCs w:val="18"/>
+        </w:rPr>
+        <w:t>CREATE DATABASE world;</w:t>
+      </w:r>
+    </w:p>
+    <w:p>
+      <w:pPr>
+        <w:pBdr>
+          <w:left w:val="single" w:sz="8" w:space="4" w:color="2E75B6"/>
+        </w:pBdr>
+        <w:shd w:val="clear" w:color="auto" w:fill="EEF2F7"/>
+        <w:spacing w:before="40" w:after="40"/>
+        <w:ind w:left="360"/>
+      </w:pPr>
+      <w:r>
+        <w:rPr>
+          <w:rFonts w:ascii="Courier New" w:eastAsia="Courier New" w:hAnsi="Courier New" w:cs="Courier New"/>
+          <w:color w:val="1F3864"/>
+          <w:sz w:val="18"/>
+          <w:szCs w:val="18"/>
+        </w:rPr>
+        <w:t>CREATE DATABASE employees;</w:t>
+      </w:r>
+    </w:p>
+    <w:p>
+      <w:pPr>
+        <w:pBdr>
+          <w:left w:val="single" w:sz="8" w:space="4" w:color="2E75B6"/>
+        </w:pBdr>
+        <w:shd w:val="clear" w:color="auto" w:fill="EEF2F7"/>
+        <w:spacing w:before="40" w:after="40"/>
+        <w:ind w:left="360"/>
+      </w:pPr>
+      <w:r>
+        <w:rPr>
+          <w:rFonts w:ascii="Courier New" w:eastAsia="Courier New" w:hAnsi="Courier New" w:cs="Courier New"/>
+          <w:color w:val="1F3864"/>
+          <w:sz w:val="18"/>
+          <w:szCs w:val="18"/>
+        </w:rPr>
+        <w:t xml:space="preserve">GRANT ALL PRIVILEGES ON </w:t>
+      </w:r>
+      <w:proofErr w:type="gramStart"/>
+      <w:r>
+        <w:rPr>
+          <w:rFonts w:ascii="Courier New" w:eastAsia="Courier New" w:hAnsi="Courier New" w:cs="Courier New"/>
+          <w:color w:val="1F3864"/>
+          <w:sz w:val="18"/>
+          <w:szCs w:val="18"/>
+        </w:rPr>
+        <w:t>*.*</w:t>
+      </w:r>
+      <w:proofErr w:type="gramEnd"/>
+      <w:r>
+        <w:rPr>
+          <w:rFonts w:ascii="Courier New" w:eastAsia="Courier New" w:hAnsi="Courier New" w:cs="Courier New"/>
+          <w:color w:val="1F3864"/>
+          <w:sz w:val="18"/>
+          <w:szCs w:val="18"/>
+        </w:rPr>
+        <w:t xml:space="preserve"> </w:t>
+      </w:r>
+      <w:r>
+        <w:rPr>
+          <w:rFonts w:ascii="Courier New" w:eastAsia="Courier New" w:hAnsi="Courier New" w:cs="Courier New"/>
+          <w:color w:val="1F3864"/>
+          <w:sz w:val="18"/>
+          <w:szCs w:val="18"/>
+        </w:rPr>
+        <w:t>TO '</w:t>
+      </w:r>
+      <w:proofErr w:type="spellStart"/>
+      <w:proofErr w:type="gramStart"/>
+      <w:r>
+        <w:rPr>
+          <w:rFonts w:ascii="Courier New" w:eastAsia="Courier New" w:hAnsi="Courier New" w:cs="Courier New"/>
+          <w:color w:val="1F3864"/>
+          <w:sz w:val="18"/>
+          <w:szCs w:val="18"/>
+        </w:rPr>
+        <w:t>sqluser</w:t>
+      </w:r>
+      <w:proofErr w:type="spellEnd"/>
+      <w:r>
+        <w:rPr>
+          <w:rFonts w:ascii="Courier New" w:eastAsia="Courier New" w:hAnsi="Courier New" w:cs="Courier New"/>
+          <w:color w:val="1F3864"/>
+          <w:sz w:val="18"/>
+          <w:szCs w:val="18"/>
+        </w:rPr>
+        <w:t>'@'</w:t>
+      </w:r>
+      <w:proofErr w:type="gramEnd"/>
+      <w:r>
+        <w:rPr>
+          <w:rFonts w:ascii="Courier New" w:eastAsia="Courier New" w:hAnsi="Courier New" w:cs="Courier New"/>
+          <w:color w:val="1F3864"/>
+          <w:sz w:val="18"/>
+          <w:szCs w:val="18"/>
+        </w:rPr>
+        <w:t>%';</w:t>
+      </w:r>
+    </w:p>
+    <w:p>
+      <w:pPr>
+        <w:pBdr>
+          <w:left w:val="single" w:sz="8" w:space="4" w:color="2E75B6"/>
+        </w:pBdr>
+        <w:shd w:val="clear" w:color="auto" w:fill="EEF2F7"/>
+        <w:spacing w:before="40" w:after="40"/>
+        <w:ind w:left="360"/>
+      </w:pPr>
+      <w:r>
+        <w:rPr>
+          <w:rFonts w:ascii="Courier New" w:eastAsia="Courier New" w:hAnsi="Courier New" w:cs="Courier New"/>
+          <w:color w:val="1F3864"/>
+          <w:sz w:val="18"/>
+          <w:szCs w:val="18"/>
+        </w:rPr>
+        <w:t xml:space="preserve">GRANT ALL PRIVILEGES ON </w:t>
+      </w:r>
+      <w:proofErr w:type="gramStart"/>
+      <w:r>
+        <w:rPr>
+          <w:rFonts w:ascii="Courier New" w:eastAsia="Courier New" w:hAnsi="Courier New" w:cs="Courier New"/>
+          <w:color w:val="1F3864"/>
+          <w:sz w:val="18"/>
+          <w:szCs w:val="18"/>
+        </w:rPr>
+        <w:t>*.*</w:t>
+      </w:r>
+      <w:proofErr w:type="gramEnd"/>
+      <w:r>
+        <w:rPr>
+          <w:rFonts w:ascii="Courier New" w:eastAsia="Courier New" w:hAnsi="Courier New" w:cs="Courier New"/>
+          <w:color w:val="1F3864"/>
+          <w:sz w:val="18"/>
+          <w:szCs w:val="18"/>
+        </w:rPr>
+        <w:t xml:space="preserve"> </w:t>
+      </w:r>
+      <w:r>
+        <w:rPr>
+          <w:rFonts w:ascii="Courier New" w:eastAsia="Courier New" w:hAnsi="Courier New" w:cs="Courier New"/>
+          <w:color w:val="1F3864"/>
+          <w:sz w:val="18"/>
+          <w:szCs w:val="18"/>
+        </w:rPr>
+        <w:t>TO '</w:t>
+      </w:r>
+      <w:proofErr w:type="spellStart"/>
+      <w:proofErr w:type="gramStart"/>
+      <w:r>
+        <w:rPr>
+          <w:rFonts w:ascii="Courier New" w:eastAsia="Courier New" w:hAnsi="Courier New" w:cs="Courier New"/>
+          <w:color w:val="1F3864"/>
+          <w:sz w:val="18"/>
+          <w:szCs w:val="18"/>
+        </w:rPr>
+        <w:t>labuser</w:t>
+      </w:r>
+      <w:proofErr w:type="spellEnd"/>
+      <w:r>
+        <w:rPr>
+          <w:rFonts w:ascii="Courier New" w:eastAsia="Courier New" w:hAnsi="Courier New" w:cs="Courier New"/>
+          <w:color w:val="1F3864"/>
+          <w:sz w:val="18"/>
+          <w:szCs w:val="18"/>
+        </w:rPr>
+        <w:t>'@'</w:t>
+      </w:r>
+      <w:proofErr w:type="gramEnd"/>
+      <w:r>
+        <w:rPr>
+          <w:rFonts w:ascii="Courier New" w:eastAsia="Courier New" w:hAnsi="Courier New" w:cs="Courier New"/>
+          <w:color w:val="1F3864"/>
+          <w:sz w:val="18"/>
+          <w:szCs w:val="18"/>
+        </w:rPr>
+        <w:t>%';</w:t>
+      </w:r>
+    </w:p>
+    <w:p>
+      <w:pPr>
+        <w:pBdr>
+          <w:left w:val="single" w:sz="8" w:space="4" w:color="2E75B6"/>
+        </w:pBdr>
+        <w:shd w:val="clear" w:color="auto" w:fill="EEF2F7"/>
+        <w:spacing w:before="40" w:after="40"/>
+        <w:ind w:left="360"/>
+      </w:pPr>
+      <w:r>
+        <w:rPr>
+          <w:rFonts w:ascii="Courier New" w:eastAsia="Courier New" w:hAnsi="Courier New" w:cs="Courier New"/>
+          <w:color w:val="1F3864"/>
+          <w:sz w:val="18"/>
+          <w:szCs w:val="18"/>
+        </w:rPr>
+        <w:t>FLUSH PRIVILEGES;</w:t>
+      </w:r>
+    </w:p>
+    <w:p>
+      <w:pPr>
+        <w:spacing w:after="160"/>
+      </w:pPr>
+    </w:p>
+    <w:p>
+      <w:pPr>
+        <w:pStyle w:val="Heading3"/>
+      </w:pPr>
+      <w:r>
         <w:lastRenderedPageBreak/>
-        <w:t xml:space="preserve">Also add the following under </w:t>
-      </w:r>
-      <w:r>
-        <w:rPr>
-          <w:rFonts w:ascii="Courier New" w:eastAsia="Courier New" w:hAnsi="Courier New" w:cs="Courier New"/>
-          <w:color w:val="1F3864"/>
-        </w:rPr>
-        <w:t>[mysqld]</w:t>
-      </w:r>
+        <w:t>Victim4 (192.168.10.25)</w:t>
+      </w:r>
+    </w:p>
+    <w:p>
+      <w:pPr>
+        <w:spacing w:after="80"/>
+      </w:pPr>
       <w:r>
         <w:rPr>
           <w:color w:val="222222"/>
         </w:rPr>
-        <w:t>. This was required because during brute force testing with Hydra, MySQL was blocking the Kali IP after repeated failed login attempts:</w:t>
-      </w:r>
-    </w:p>
-    <w:p>
-      <w:pPr>
-        <w:pBdr>
-          <w:left w:val="single" w:sz="8" w:space="4" w:color="2E75B6"/>
-        </w:pBdr>
-        <w:shd w:val="clear" w:color="auto" w:fill="EEF2F7"/>
-        <w:spacing w:before="40" w:after="40"/>
-        <w:ind w:left="360"/>
-      </w:pPr>
-      <w:r>
-        <w:rPr>
-          <w:rFonts w:ascii="Courier New" w:eastAsia="Courier New" w:hAnsi="Courier New" w:cs="Courier New"/>
-          <w:color w:val="1F3864"/>
-          <w:sz w:val="18"/>
-          <w:szCs w:val="18"/>
-        </w:rPr>
-        <w:t>max_connect_errors = 1000000</w:t>
-      </w:r>
-    </w:p>
-    <w:p>
-      <w:pPr>
-        <w:spacing w:after="160"/>
-      </w:pPr>
-    </w:p>
-    <w:p>
-      <w:pPr>
-        <w:pStyle w:val="Heading3"/>
-      </w:pPr>
-      <w:r>
-        <w:t>Create Remote User and Database</w:t>
-      </w:r>
-    </w:p>
-    <w:p>
-      <w:pPr>
-        <w:spacing w:after="120"/>
-      </w:pPr>
+        <w:t xml:space="preserve">Users: </w:t>
+      </w:r>
+      <w:r>
+        <w:rPr>
+          <w:rFonts w:ascii="Courier New" w:eastAsia="Courier New" w:hAnsi="Courier New" w:cs="Courier New"/>
+          <w:color w:val="1F3864"/>
+        </w:rPr>
+        <w:t>labuser / password123</w:t>
+      </w:r>
       <w:r>
         <w:rPr>
           <w:color w:val="222222"/>
         </w:rPr>
-        <w:t>Restart MySQL, then enter the MySQL shell and run the following:</w:t>
-      </w:r>
-    </w:p>
-    <w:p>
-      <w:pPr>
-        <w:pBdr>
-          <w:left w:val="single" w:sz="8" w:space="4" w:color="2E75B6"/>
-        </w:pBdr>
-        <w:shd w:val="clear" w:color="auto" w:fill="EEF2F7"/>
-        <w:spacing w:before="40" w:after="40"/>
-        <w:ind w:left="360"/>
-      </w:pPr>
-      <w:r>
-        <w:rPr>
-          <w:rFonts w:ascii="Courier New" w:eastAsia="Courier New" w:hAnsi="Courier New" w:cs="Courier New"/>
-          <w:color w:val="1F3864"/>
-          <w:sz w:val="18"/>
-          <w:szCs w:val="18"/>
-        </w:rPr>
-        <w:t>sudo systemctl restart mysql</w:t>
-      </w:r>
-    </w:p>
-    <w:p>
-      <w:pPr>
-        <w:pBdr>
-          <w:left w:val="single" w:sz="8" w:space="4" w:color="2E75B6"/>
-        </w:pBdr>
-        <w:shd w:val="clear" w:color="auto" w:fill="EEF2F7"/>
-        <w:spacing w:before="40" w:after="40"/>
-        <w:ind w:left="360"/>
-      </w:pPr>
-      <w:r>
-        <w:rPr>
-          <w:rFonts w:ascii="Courier New" w:eastAsia="Courier New" w:hAnsi="Courier New" w:cs="Courier New"/>
-          <w:color w:val="1F3864"/>
-          <w:sz w:val="18"/>
-          <w:szCs w:val="18"/>
-        </w:rPr>
-        <w:t>sudo mysql</w:t>
-      </w:r>
-    </w:p>
-    <w:p>
-      <w:pPr>
-        <w:pBdr>
-          <w:left w:val="single" w:sz="8" w:space="4" w:color="2E75B6"/>
-        </w:pBdr>
-        <w:shd w:val="clear" w:color="auto" w:fill="EEF2F7"/>
-        <w:spacing w:before="40" w:after="40"/>
-        <w:ind w:left="360"/>
-      </w:pPr>
-      <w:r>
-        <w:rPr>
-          <w:rFonts w:ascii="Courier New" w:eastAsia="Courier New" w:hAnsi="Courier New" w:cs="Courier New"/>
-          <w:color w:val="1F3864"/>
-          <w:sz w:val="18"/>
-          <w:szCs w:val="18"/>
-        </w:rPr>
-        <w:t>CREATE USER 'labuser'@'%' IDENTIFIED BY 'password123';</w:t>
-      </w:r>
-    </w:p>
-    <w:p>
-      <w:pPr>
-        <w:pBdr>
-          <w:left w:val="single" w:sz="8" w:space="4" w:color="2E75B6"/>
-        </w:pBdr>
-        <w:shd w:val="clear" w:color="auto" w:fill="EEF2F7"/>
-        <w:spacing w:before="40" w:after="40"/>
-        <w:ind w:left="360"/>
-      </w:pPr>
-      <w:r>
-        <w:rPr>
-          <w:rFonts w:ascii="Courier New" w:eastAsia="Courier New" w:hAnsi="Courier New" w:cs="Courier New"/>
-          <w:color w:val="1F3864"/>
-          <w:sz w:val="18"/>
-          <w:szCs w:val="18"/>
-        </w:rPr>
-        <w:t>CREATE DATABASE employees;</w:t>
-      </w:r>
-    </w:p>
-    <w:p>
-      <w:pPr>
-        <w:pBdr>
-          <w:left w:val="single" w:sz="8" w:space="4" w:color="2E75B6"/>
-        </w:pBdr>
-        <w:shd w:val="clear" w:color="auto" w:fill="EEF2F7"/>
-        <w:spacing w:before="40" w:after="40"/>
-        <w:ind w:left="360"/>
-      </w:pPr>
-      <w:r>
-        <w:rPr>
-          <w:rFonts w:ascii="Courier New" w:eastAsia="Courier New" w:hAnsi="Courier New" w:cs="Courier New"/>
-          <w:color w:val="1F3864"/>
-          <w:sz w:val="18"/>
-          <w:szCs w:val="18"/>
-        </w:rPr>
-        <w:t>GRANT ALL PRIVILEGES ON employees.* TO 'labuser'@'%';</w:t>
+        <w:t xml:space="preserve">    Databases: </w:t>
+      </w:r>
+      <w:proofErr w:type="gramStart"/>
+      <w:r>
+        <w:rPr>
+          <w:rFonts w:ascii="Courier New" w:eastAsia="Courier New" w:hAnsi="Courier New" w:cs="Courier New"/>
+          <w:color w:val="1F3864"/>
+        </w:rPr>
+        <w:t>sakila</w:t>
+      </w:r>
+      <w:r>
+        <w:rPr>
+          <w:color w:val="222222"/>
+        </w:rPr>
+        <w:t xml:space="preserve">  (https://dev.mysql.com/doc/sakila/en/sakila-installation.html)  +</w:t>
+      </w:r>
+      <w:proofErr w:type="gramEnd"/>
+      <w:r>
+        <w:rPr>
+          <w:color w:val="222222"/>
+        </w:rPr>
+        <w:t xml:space="preserve">  </w:t>
+      </w:r>
+      <w:proofErr w:type="gramStart"/>
+      <w:r>
+        <w:rPr>
+          <w:rFonts w:ascii="Courier New" w:eastAsia="Courier New" w:hAnsi="Courier New" w:cs="Courier New"/>
+          <w:color w:val="1F3864"/>
+        </w:rPr>
+        <w:t>classicmodels</w:t>
+      </w:r>
+      <w:r>
+        <w:rPr>
+          <w:color w:val="222222"/>
+        </w:rPr>
+        <w:t xml:space="preserve">  (</w:t>
+      </w:r>
+      <w:proofErr w:type="gramEnd"/>
+      <w:r>
+        <w:rPr>
+          <w:color w:val="222222"/>
+        </w:rPr>
+        <w:t>https://www.mysqltutorial.org/getting-started-with-mysql/mysql-sample-database/)</w:t>
+      </w:r>
+    </w:p>
+    <w:p>
+      <w:pPr>
+        <w:pBdr>
+          <w:left w:val="single" w:sz="8" w:space="4" w:color="2E75B6"/>
+        </w:pBdr>
+        <w:shd w:val="clear" w:color="auto" w:fill="EEF2F7"/>
+        <w:spacing w:before="40" w:after="40"/>
+        <w:ind w:left="360"/>
+      </w:pPr>
+      <w:r>
+        <w:rPr>
+          <w:rFonts w:ascii="Courier New" w:eastAsia="Courier New" w:hAnsi="Courier New" w:cs="Courier New"/>
+          <w:color w:val="1F3864"/>
+          <w:sz w:val="18"/>
+          <w:szCs w:val="18"/>
+        </w:rPr>
+        <w:t>CREATE USER '</w:t>
+      </w:r>
+      <w:proofErr w:type="gramStart"/>
+      <w:r>
+        <w:rPr>
+          <w:rFonts w:ascii="Courier New" w:eastAsia="Courier New" w:hAnsi="Courier New" w:cs="Courier New"/>
+          <w:color w:val="1F3864"/>
+          <w:sz w:val="18"/>
+          <w:szCs w:val="18"/>
+        </w:rPr>
+        <w:t>labuser'@'</w:t>
+      </w:r>
+      <w:proofErr w:type="gramEnd"/>
+      <w:r>
+        <w:rPr>
+          <w:rFonts w:ascii="Courier New" w:eastAsia="Courier New" w:hAnsi="Courier New" w:cs="Courier New"/>
+          <w:color w:val="1F3864"/>
+          <w:sz w:val="18"/>
+          <w:szCs w:val="18"/>
+        </w:rPr>
+        <w:t>%' IDENTIFIED BY 'password123';</w:t>
+      </w:r>
+    </w:p>
+    <w:p>
+      <w:pPr>
+        <w:pBdr>
+          <w:left w:val="single" w:sz="8" w:space="4" w:color="2E75B6"/>
+        </w:pBdr>
+        <w:shd w:val="clear" w:color="auto" w:fill="EEF2F7"/>
+        <w:spacing w:before="40" w:after="40"/>
+        <w:ind w:left="360"/>
+      </w:pPr>
+      <w:r>
+        <w:rPr>
+          <w:rFonts w:ascii="Courier New" w:eastAsia="Courier New" w:hAnsi="Courier New" w:cs="Courier New"/>
+          <w:color w:val="1F3864"/>
+          <w:sz w:val="18"/>
+          <w:szCs w:val="18"/>
+        </w:rPr>
+        <w:t>CREATE DATABASE sakila;</w:t>
+      </w:r>
+    </w:p>
+    <w:p>
+      <w:pPr>
+        <w:pBdr>
+          <w:left w:val="single" w:sz="8" w:space="4" w:color="2E75B6"/>
+        </w:pBdr>
+        <w:shd w:val="clear" w:color="auto" w:fill="EEF2F7"/>
+        <w:spacing w:before="40" w:after="40"/>
+        <w:ind w:left="360"/>
+      </w:pPr>
+      <w:r>
+        <w:rPr>
+          <w:rFonts w:ascii="Courier New" w:eastAsia="Courier New" w:hAnsi="Courier New" w:cs="Courier New"/>
+          <w:color w:val="1F3864"/>
+          <w:sz w:val="18"/>
+          <w:szCs w:val="18"/>
+        </w:rPr>
+        <w:t xml:space="preserve">CREATE DATABASE </w:t>
+      </w:r>
+      <w:proofErr w:type="gramStart"/>
+      <w:r>
+        <w:rPr>
+          <w:rFonts w:ascii="Courier New" w:eastAsia="Courier New" w:hAnsi="Courier New" w:cs="Courier New"/>
+          <w:color w:val="1F3864"/>
+          <w:sz w:val="18"/>
+          <w:szCs w:val="18"/>
+        </w:rPr>
+        <w:t>classicmodels</w:t>
+      </w:r>
+      <w:proofErr w:type="gramEnd"/>
+      <w:r>
+        <w:rPr>
+          <w:rFonts w:ascii="Courier New" w:eastAsia="Courier New" w:hAnsi="Courier New" w:cs="Courier New"/>
+          <w:color w:val="1F3864"/>
+          <w:sz w:val="18"/>
+          <w:szCs w:val="18"/>
+        </w:rPr>
+        <w:t>;</w:t>
+      </w:r>
+    </w:p>
+    <w:p>
+      <w:pPr>
+        <w:pBdr>
+          <w:left w:val="single" w:sz="8" w:space="4" w:color="2E75B6"/>
+        </w:pBdr>
+        <w:shd w:val="clear" w:color="auto" w:fill="EEF2F7"/>
+        <w:spacing w:before="40" w:after="40"/>
+        <w:ind w:left="360"/>
+      </w:pPr>
+      <w:r>
+        <w:rPr>
+          <w:rFonts w:ascii="Courier New" w:eastAsia="Courier New" w:hAnsi="Courier New" w:cs="Courier New"/>
+          <w:color w:val="1F3864"/>
+          <w:sz w:val="18"/>
+          <w:szCs w:val="18"/>
+        </w:rPr>
+        <w:t xml:space="preserve">GRANT ALL PRIVILEGES </w:t>
+      </w:r>
+      <w:r>
+        <w:rPr>
+          <w:rFonts w:ascii="Courier New" w:eastAsia="Courier New" w:hAnsi="Courier New" w:cs="Courier New"/>
+          <w:color w:val="1F3864"/>
+          <w:sz w:val="18"/>
+          <w:szCs w:val="18"/>
+        </w:rPr>
+        <w:t xml:space="preserve">ON </w:t>
+      </w:r>
+      <w:proofErr w:type="gramStart"/>
+      <w:r>
+        <w:rPr>
+          <w:rFonts w:ascii="Courier New" w:eastAsia="Courier New" w:hAnsi="Courier New" w:cs="Courier New"/>
+          <w:color w:val="1F3864"/>
+          <w:sz w:val="18"/>
+          <w:szCs w:val="18"/>
+        </w:rPr>
+        <w:t>*.*</w:t>
+      </w:r>
+      <w:proofErr w:type="gramEnd"/>
+      <w:r>
+        <w:rPr>
+          <w:rFonts w:ascii="Courier New" w:eastAsia="Courier New" w:hAnsi="Courier New" w:cs="Courier New"/>
+          <w:color w:val="1F3864"/>
+          <w:sz w:val="18"/>
+          <w:szCs w:val="18"/>
+        </w:rPr>
+        <w:t xml:space="preserve"> </w:t>
+      </w:r>
+      <w:r>
+        <w:rPr>
+          <w:rFonts w:ascii="Courier New" w:eastAsia="Courier New" w:hAnsi="Courier New" w:cs="Courier New"/>
+          <w:color w:val="1F3864"/>
+          <w:sz w:val="18"/>
+          <w:szCs w:val="18"/>
+        </w:rPr>
+        <w:t>TO '</w:t>
+      </w:r>
+      <w:proofErr w:type="spellStart"/>
+      <w:proofErr w:type="gramStart"/>
+      <w:r>
+        <w:rPr>
+          <w:rFonts w:ascii="Courier New" w:eastAsia="Courier New" w:hAnsi="Courier New" w:cs="Courier New"/>
+          <w:color w:val="1F3864"/>
+          <w:sz w:val="18"/>
+          <w:szCs w:val="18"/>
+        </w:rPr>
+        <w:t>labuser</w:t>
+      </w:r>
+      <w:proofErr w:type="spellEnd"/>
+      <w:r>
+        <w:rPr>
+          <w:rFonts w:ascii="Courier New" w:eastAsia="Courier New" w:hAnsi="Courier New" w:cs="Courier New"/>
+          <w:color w:val="1F3864"/>
+          <w:sz w:val="18"/>
+          <w:szCs w:val="18"/>
+        </w:rPr>
+        <w:t>'@'</w:t>
+      </w:r>
+      <w:proofErr w:type="gramEnd"/>
+      <w:r>
+        <w:rPr>
+          <w:rFonts w:ascii="Courier New" w:eastAsia="Courier New" w:hAnsi="Courier New" w:cs="Courier New"/>
+          <w:color w:val="1F3864"/>
+          <w:sz w:val="18"/>
+          <w:szCs w:val="18"/>
+        </w:rPr>
+        <w:t>%';</w:t>
       </w:r>
     </w:p>
     <w:p>
@@ -4648,7 +7532,27 @@
           <w:sz w:val="18"/>
           <w:szCs w:val="18"/>
         </w:rPr>
-        <w:t>│   └── logger.py        Multi-format writer — JSON, CSV, SQLite</w:t>
+        <w:t xml:space="preserve">│   └── logger.py        </w:t>
+      </w:r>
+      <w:proofErr w:type="gramStart"/>
+      <w:r>
+        <w:rPr>
+          <w:rFonts w:ascii="Courier New" w:eastAsia="Courier New" w:hAnsi="Courier New" w:cs="Courier New"/>
+          <w:color w:val="1F3864"/>
+          <w:sz w:val="18"/>
+          <w:szCs w:val="18"/>
+        </w:rPr>
+        <w:t>Multi-format</w:t>
+      </w:r>
+      <w:proofErr w:type="gramEnd"/>
+      <w:r>
+        <w:rPr>
+          <w:rFonts w:ascii="Courier New" w:eastAsia="Courier New" w:hAnsi="Courier New" w:cs="Courier New"/>
+          <w:color w:val="1F3864"/>
+          <w:sz w:val="18"/>
+          <w:szCs w:val="18"/>
+        </w:rPr>
+        <w:t xml:space="preserve"> writer — JSON, CSV, SQLite</w:t>
       </w:r>
     </w:p>
     <w:p>
@@ -4705,102 +7609,222 @@
           <w:sz w:val="18"/>
           <w:szCs w:val="18"/>
         </w:rPr>
-        <w:t>│   ├── port_scan.rule   Horizontal SYN scan detection</w:t>
-      </w:r>
-    </w:p>
-    <w:p>
-      <w:pPr>
-        <w:pBdr>
-          <w:left w:val="single" w:sz="8" w:space="4" w:color="2E75B6"/>
-        </w:pBdr>
-        <w:shd w:val="clear" w:color="auto" w:fill="EEF2F7"/>
-        <w:spacing w:before="40" w:after="40"/>
-        <w:ind w:left="360"/>
-      </w:pPr>
-      <w:r>
-        <w:rPr>
-          <w:rFonts w:ascii="Courier New" w:eastAsia="Courier New" w:hAnsi="Courier New" w:cs="Courier New"/>
-          <w:color w:val="1F3864"/>
-          <w:sz w:val="18"/>
-          <w:szCs w:val="18"/>
-        </w:rPr>
-        <w:t>│   ├── syn_flood.rule   DoS SYN flood detection</w:t>
-      </w:r>
-    </w:p>
-    <w:p>
-      <w:pPr>
-        <w:pBdr>
-          <w:left w:val="single" w:sz="8" w:space="4" w:color="2E75B6"/>
-        </w:pBdr>
-        <w:shd w:val="clear" w:color="auto" w:fill="EEF2F7"/>
-        <w:spacing w:before="40" w:after="40"/>
-        <w:ind w:left="360"/>
-      </w:pPr>
-      <w:r>
-        <w:rPr>
-          <w:rFonts w:ascii="Courier New" w:eastAsia="Courier New" w:hAnsi="Courier New" w:cs="Courier New"/>
-          <w:color w:val="1F3864"/>
-          <w:sz w:val="18"/>
-          <w:szCs w:val="18"/>
-        </w:rPr>
-        <w:t>│   ├── ssh_brute.rule   SSH brute force detection</w:t>
-      </w:r>
-    </w:p>
-    <w:p>
-      <w:pPr>
-        <w:pBdr>
-          <w:left w:val="single" w:sz="8" w:space="4" w:color="2E75B6"/>
-        </w:pBdr>
-        <w:shd w:val="clear" w:color="auto" w:fill="EEF2F7"/>
-        <w:spacing w:before="40" w:after="40"/>
-        <w:ind w:left="360"/>
-      </w:pPr>
-      <w:r>
-        <w:rPr>
-          <w:rFonts w:ascii="Courier New" w:eastAsia="Courier New" w:hAnsi="Courier New" w:cs="Courier New"/>
-          <w:color w:val="1F3864"/>
-          <w:sz w:val="18"/>
-          <w:szCs w:val="18"/>
-        </w:rPr>
-        <w:t>│   ├── dns_tunnel.rule  DNS tunneling detection</w:t>
-      </w:r>
-    </w:p>
-    <w:p>
-      <w:pPr>
-        <w:pBdr>
-          <w:left w:val="single" w:sz="8" w:space="4" w:color="2E75B6"/>
-        </w:pBdr>
-        <w:shd w:val="clear" w:color="auto" w:fill="EEF2F7"/>
-        <w:spacing w:before="40" w:after="40"/>
-        <w:ind w:left="360"/>
-      </w:pPr>
-      <w:r>
-        <w:rPr>
-          <w:rFonts w:ascii="Courier New" w:eastAsia="Courier New" w:hAnsi="Courier New" w:cs="Courier New"/>
-          <w:color w:val="1F3864"/>
-          <w:sz w:val="18"/>
-          <w:szCs w:val="18"/>
-        </w:rPr>
-        <w:t>│   ├── web_scan.rule    HTTP directory scan detection</w:t>
-      </w:r>
-    </w:p>
-    <w:p>
-      <w:pPr>
-        <w:pBdr>
-          <w:left w:val="single" w:sz="8" w:space="4" w:color="2E75B6"/>
-        </w:pBdr>
-        <w:shd w:val="clear" w:color="auto" w:fill="EEF2F7"/>
-        <w:spacing w:before="40" w:after="40"/>
-        <w:ind w:left="360"/>
-      </w:pPr>
-      <w:r>
-        <w:rPr>
-          <w:rFonts w:ascii="Courier New" w:eastAsia="Courier New" w:hAnsi="Courier New" w:cs="Courier New"/>
-          <w:color w:val="1F3864"/>
-          <w:sz w:val="18"/>
-          <w:szCs w:val="18"/>
-        </w:rPr>
-        <w:t>│   └── misc.rule        ICMP flood, ARP scan, high entropy payload</w:t>
+        <w:t>│   ├── port_</w:t>
+      </w:r>
+      <w:proofErr w:type="gramStart"/>
+      <w:r>
+        <w:rPr>
+          <w:rFonts w:ascii="Courier New" w:eastAsia="Courier New" w:hAnsi="Courier New" w:cs="Courier New"/>
+          <w:color w:val="1F3864"/>
+          <w:sz w:val="18"/>
+          <w:szCs w:val="18"/>
+        </w:rPr>
+        <w:t>scan.rule</w:t>
+      </w:r>
+      <w:proofErr w:type="gramEnd"/>
+      <w:r>
+        <w:rPr>
+          <w:rFonts w:ascii="Courier New" w:eastAsia="Courier New" w:hAnsi="Courier New" w:cs="Courier New"/>
+          <w:color w:val="1F3864"/>
+          <w:sz w:val="18"/>
+          <w:szCs w:val="18"/>
+        </w:rPr>
+        <w:t xml:space="preserve">   Horizontal SYN scan detection</w:t>
+      </w:r>
+    </w:p>
+    <w:p>
+      <w:pPr>
+        <w:pBdr>
+          <w:left w:val="single" w:sz="8" w:space="4" w:color="2E75B6"/>
+        </w:pBdr>
+        <w:shd w:val="clear" w:color="auto" w:fill="EEF2F7"/>
+        <w:spacing w:before="40" w:after="40"/>
+        <w:ind w:left="360"/>
+      </w:pPr>
+      <w:r>
+        <w:rPr>
+          <w:rFonts w:ascii="Courier New" w:eastAsia="Courier New" w:hAnsi="Courier New" w:cs="Courier New"/>
+          <w:color w:val="1F3864"/>
+          <w:sz w:val="18"/>
+          <w:szCs w:val="18"/>
+        </w:rPr>
+        <w:t>│   ├── syn_</w:t>
+      </w:r>
+      <w:proofErr w:type="gramStart"/>
+      <w:r>
+        <w:rPr>
+          <w:rFonts w:ascii="Courier New" w:eastAsia="Courier New" w:hAnsi="Courier New" w:cs="Courier New"/>
+          <w:color w:val="1F3864"/>
+          <w:sz w:val="18"/>
+          <w:szCs w:val="18"/>
+        </w:rPr>
+        <w:t>flood.rule</w:t>
+      </w:r>
+      <w:proofErr w:type="gramEnd"/>
+      <w:r>
+        <w:rPr>
+          <w:rFonts w:ascii="Courier New" w:eastAsia="Courier New" w:hAnsi="Courier New" w:cs="Courier New"/>
+          <w:color w:val="1F3864"/>
+          <w:sz w:val="18"/>
+          <w:szCs w:val="18"/>
+        </w:rPr>
+        <w:t xml:space="preserve">   DoS SYN flood detection</w:t>
+      </w:r>
+    </w:p>
+    <w:p>
+      <w:pPr>
+        <w:pBdr>
+          <w:left w:val="single" w:sz="8" w:space="4" w:color="2E75B6"/>
+        </w:pBdr>
+        <w:shd w:val="clear" w:color="auto" w:fill="EEF2F7"/>
+        <w:spacing w:before="40" w:after="40"/>
+        <w:ind w:left="360"/>
+      </w:pPr>
+      <w:r>
+        <w:rPr>
+          <w:rFonts w:ascii="Courier New" w:eastAsia="Courier New" w:hAnsi="Courier New" w:cs="Courier New"/>
+          <w:color w:val="1F3864"/>
+          <w:sz w:val="18"/>
+          <w:szCs w:val="18"/>
+        </w:rPr>
+        <w:t>│   ├── ssh_</w:t>
+      </w:r>
+      <w:proofErr w:type="gramStart"/>
+      <w:r>
+        <w:rPr>
+          <w:rFonts w:ascii="Courier New" w:eastAsia="Courier New" w:hAnsi="Courier New" w:cs="Courier New"/>
+          <w:color w:val="1F3864"/>
+          <w:sz w:val="18"/>
+          <w:szCs w:val="18"/>
+        </w:rPr>
+        <w:t>brute.rule</w:t>
+      </w:r>
+      <w:proofErr w:type="gramEnd"/>
+      <w:r>
+        <w:rPr>
+          <w:rFonts w:ascii="Courier New" w:eastAsia="Courier New" w:hAnsi="Courier New" w:cs="Courier New"/>
+          <w:color w:val="1F3864"/>
+          <w:sz w:val="18"/>
+          <w:szCs w:val="18"/>
+        </w:rPr>
+        <w:t xml:space="preserve">   SSH brute force detection</w:t>
+      </w:r>
+    </w:p>
+    <w:p>
+      <w:pPr>
+        <w:pBdr>
+          <w:left w:val="single" w:sz="8" w:space="4" w:color="2E75B6"/>
+        </w:pBdr>
+        <w:shd w:val="clear" w:color="auto" w:fill="EEF2F7"/>
+        <w:spacing w:before="40" w:after="40"/>
+        <w:ind w:left="360"/>
+      </w:pPr>
+      <w:r>
+        <w:rPr>
+          <w:rFonts w:ascii="Courier New" w:eastAsia="Courier New" w:hAnsi="Courier New" w:cs="Courier New"/>
+          <w:color w:val="1F3864"/>
+          <w:sz w:val="18"/>
+          <w:szCs w:val="18"/>
+        </w:rPr>
+        <w:t>│   ├── dns_</w:t>
+      </w:r>
+      <w:proofErr w:type="gramStart"/>
+      <w:r>
+        <w:rPr>
+          <w:rFonts w:ascii="Courier New" w:eastAsia="Courier New" w:hAnsi="Courier New" w:cs="Courier New"/>
+          <w:color w:val="1F3864"/>
+          <w:sz w:val="18"/>
+          <w:szCs w:val="18"/>
+        </w:rPr>
+        <w:t>tunnel.rule</w:t>
+      </w:r>
+      <w:proofErr w:type="gramEnd"/>
+      <w:r>
+        <w:rPr>
+          <w:rFonts w:ascii="Courier New" w:eastAsia="Courier New" w:hAnsi="Courier New" w:cs="Courier New"/>
+          <w:color w:val="1F3864"/>
+          <w:sz w:val="18"/>
+          <w:szCs w:val="18"/>
+        </w:rPr>
+        <w:t xml:space="preserve">  DNS tunneling detection</w:t>
+      </w:r>
+    </w:p>
+    <w:p>
+      <w:pPr>
+        <w:pBdr>
+          <w:left w:val="single" w:sz="8" w:space="4" w:color="2E75B6"/>
+        </w:pBdr>
+        <w:shd w:val="clear" w:color="auto" w:fill="EEF2F7"/>
+        <w:spacing w:before="40" w:after="40"/>
+        <w:ind w:left="360"/>
+      </w:pPr>
+      <w:r>
+        <w:rPr>
+          <w:rFonts w:ascii="Courier New" w:eastAsia="Courier New" w:hAnsi="Courier New" w:cs="Courier New"/>
+          <w:color w:val="1F3864"/>
+          <w:sz w:val="18"/>
+          <w:szCs w:val="18"/>
+        </w:rPr>
+        <w:t>│   ├── web_</w:t>
+      </w:r>
+      <w:proofErr w:type="gramStart"/>
+      <w:r>
+        <w:rPr>
+          <w:rFonts w:ascii="Courier New" w:eastAsia="Courier New" w:hAnsi="Courier New" w:cs="Courier New"/>
+          <w:color w:val="1F3864"/>
+          <w:sz w:val="18"/>
+          <w:szCs w:val="18"/>
+        </w:rPr>
+        <w:t>scan.rule</w:t>
+      </w:r>
+      <w:proofErr w:type="gramEnd"/>
+      <w:r>
+        <w:rPr>
+          <w:rFonts w:ascii="Courier New" w:eastAsia="Courier New" w:hAnsi="Courier New" w:cs="Courier New"/>
+          <w:color w:val="1F3864"/>
+          <w:sz w:val="18"/>
+          <w:szCs w:val="18"/>
+        </w:rPr>
+        <w:t xml:space="preserve">    HTTP directory scan detection</w:t>
+      </w:r>
+    </w:p>
+    <w:p>
+      <w:pPr>
+        <w:pBdr>
+          <w:left w:val="single" w:sz="8" w:space="4" w:color="2E75B6"/>
+        </w:pBdr>
+        <w:shd w:val="clear" w:color="auto" w:fill="EEF2F7"/>
+        <w:spacing w:before="40" w:after="40"/>
+        <w:ind w:left="360"/>
+      </w:pPr>
+      <w:r>
+        <w:rPr>
+          <w:rFonts w:ascii="Courier New" w:eastAsia="Courier New" w:hAnsi="Courier New" w:cs="Courier New"/>
+          <w:color w:val="1F3864"/>
+          <w:sz w:val="18"/>
+          <w:szCs w:val="18"/>
+        </w:rPr>
+        <w:t xml:space="preserve">│   └── </w:t>
+      </w:r>
+      <w:proofErr w:type="gramStart"/>
+      <w:r>
+        <w:rPr>
+          <w:rFonts w:ascii="Courier New" w:eastAsia="Courier New" w:hAnsi="Courier New" w:cs="Courier New"/>
+          <w:color w:val="1F3864"/>
+          <w:sz w:val="18"/>
+          <w:szCs w:val="18"/>
+        </w:rPr>
+        <w:t>misc.rule</w:t>
+      </w:r>
+      <w:proofErr w:type="gramEnd"/>
+      <w:r>
+        <w:rPr>
+          <w:rFonts w:ascii="Courier New" w:eastAsia="Courier New" w:hAnsi="Courier New" w:cs="Courier New"/>
+          <w:color w:val="1F3864"/>
+          <w:sz w:val="18"/>
+          <w:szCs w:val="18"/>
+        </w:rPr>
+        <w:t xml:space="preserve">        ICMP flood, ARP scan, high entropy payload</w:t>
       </w:r>
     </w:p>
     <w:p>
@@ -4857,7 +7881,27 @@
           <w:sz w:val="18"/>
           <w:szCs w:val="18"/>
         </w:rPr>
-        <w:t>│   ├── traffic.json     Newline-delimited JSON</w:t>
+        <w:t xml:space="preserve">│   ├── </w:t>
+      </w:r>
+      <w:proofErr w:type="gramStart"/>
+      <w:r>
+        <w:rPr>
+          <w:rFonts w:ascii="Courier New" w:eastAsia="Courier New" w:hAnsi="Courier New" w:cs="Courier New"/>
+          <w:color w:val="1F3864"/>
+          <w:sz w:val="18"/>
+          <w:szCs w:val="18"/>
+        </w:rPr>
+        <w:t>traffic.json</w:t>
+      </w:r>
+      <w:proofErr w:type="gramEnd"/>
+      <w:r>
+        <w:rPr>
+          <w:rFonts w:ascii="Courier New" w:eastAsia="Courier New" w:hAnsi="Courier New" w:cs="Courier New"/>
+          <w:color w:val="1F3864"/>
+          <w:sz w:val="18"/>
+          <w:szCs w:val="18"/>
+        </w:rPr>
+        <w:t xml:space="preserve">     Newline-delimited JSON</w:t>
       </w:r>
     </w:p>
     <w:p>
@@ -5214,7 +8258,27 @@
           <w:sz w:val="18"/>
           <w:szCs w:val="18"/>
         </w:rPr>
-        <w:t>INTERFACE      = 'enp0s3'          # run 'ip a' to confirm</w:t>
+        <w:t>INTERFACE      = '</w:t>
+      </w:r>
+      <w:proofErr w:type="gramStart"/>
+      <w:r>
+        <w:rPr>
+          <w:rFonts w:ascii="Courier New" w:eastAsia="Courier New" w:hAnsi="Courier New" w:cs="Courier New"/>
+          <w:color w:val="1F3864"/>
+          <w:sz w:val="18"/>
+          <w:szCs w:val="18"/>
+        </w:rPr>
+        <w:t>enp0s3'          #</w:t>
+      </w:r>
+      <w:proofErr w:type="gramEnd"/>
+      <w:r>
+        <w:rPr>
+          <w:rFonts w:ascii="Courier New" w:eastAsia="Courier New" w:hAnsi="Courier New" w:cs="Courier New"/>
+          <w:color w:val="1F3864"/>
+          <w:sz w:val="18"/>
+          <w:szCs w:val="18"/>
+        </w:rPr>
+        <w:t xml:space="preserve"> run 'ip a' to confirm</w:t>
       </w:r>
     </w:p>
     <w:p>
@@ -5281,7 +8345,27 @@
           <w:sz w:val="18"/>
           <w:szCs w:val="18"/>
         </w:rPr>
-        <w:t>JSON_LOG_PATH  = 'storage/traffic.json'</w:t>
+        <w:t>JSON_LOG_</w:t>
+      </w:r>
+      <w:proofErr w:type="gramStart"/>
+      <w:r>
+        <w:rPr>
+          <w:rFonts w:ascii="Courier New" w:eastAsia="Courier New" w:hAnsi="Courier New" w:cs="Courier New"/>
+          <w:color w:val="1F3864"/>
+          <w:sz w:val="18"/>
+          <w:szCs w:val="18"/>
+        </w:rPr>
+        <w:t>PATH  =</w:t>
+      </w:r>
+      <w:proofErr w:type="gramEnd"/>
+      <w:r>
+        <w:rPr>
+          <w:rFonts w:ascii="Courier New" w:eastAsia="Courier New" w:hAnsi="Courier New" w:cs="Courier New"/>
+          <w:color w:val="1F3864"/>
+          <w:sz w:val="18"/>
+          <w:szCs w:val="18"/>
+        </w:rPr>
+        <w:t xml:space="preserve"> 'storage/traffic.json'</w:t>
       </w:r>
     </w:p>
     <w:p>
@@ -5472,45 +8556,105 @@
           <w:sz w:val="18"/>
           <w:szCs w:val="18"/>
         </w:rPr>
-        <w:t xml:space="preserve">  Interface : enp0s3</w:t>
-      </w:r>
-    </w:p>
-    <w:p>
-      <w:pPr>
-        <w:pBdr>
-          <w:left w:val="single" w:sz="8" w:space="4" w:color="2E75B6"/>
-        </w:pBdr>
-        <w:shd w:val="clear" w:color="auto" w:fill="EEF2F7"/>
-        <w:spacing w:before="40" w:after="40"/>
-        <w:ind w:left="360"/>
-      </w:pPr>
-      <w:r>
-        <w:rPr>
-          <w:rFonts w:ascii="Courier New" w:eastAsia="Courier New" w:hAnsi="Courier New" w:cs="Courier New"/>
-          <w:color w:val="1F3864"/>
-          <w:sz w:val="18"/>
-          <w:szCs w:val="18"/>
-        </w:rPr>
-        <w:t xml:space="preserve">  Rules     : 8 loaded</w:t>
-      </w:r>
-    </w:p>
-    <w:p>
-      <w:pPr>
-        <w:pBdr>
-          <w:left w:val="single" w:sz="8" w:space="4" w:color="2E75B6"/>
-        </w:pBdr>
-        <w:shd w:val="clear" w:color="auto" w:fill="EEF2F7"/>
-        <w:spacing w:before="40" w:after="40"/>
-        <w:ind w:left="360"/>
-      </w:pPr>
-      <w:r>
-        <w:rPr>
-          <w:rFonts w:ascii="Courier New" w:eastAsia="Courier New" w:hAnsi="Courier New" w:cs="Courier New"/>
-          <w:color w:val="1F3864"/>
-          <w:sz w:val="18"/>
-          <w:szCs w:val="18"/>
-        </w:rPr>
-        <w:t xml:space="preserve">  Log every : all packets</w:t>
+        <w:t xml:space="preserve">  </w:t>
+      </w:r>
+      <w:proofErr w:type="gramStart"/>
+      <w:r>
+        <w:rPr>
+          <w:rFonts w:ascii="Courier New" w:eastAsia="Courier New" w:hAnsi="Courier New" w:cs="Courier New"/>
+          <w:color w:val="1F3864"/>
+          <w:sz w:val="18"/>
+          <w:szCs w:val="18"/>
+        </w:rPr>
+        <w:t>Interface :</w:t>
+      </w:r>
+      <w:proofErr w:type="gramEnd"/>
+      <w:r>
+        <w:rPr>
+          <w:rFonts w:ascii="Courier New" w:eastAsia="Courier New" w:hAnsi="Courier New" w:cs="Courier New"/>
+          <w:color w:val="1F3864"/>
+          <w:sz w:val="18"/>
+          <w:szCs w:val="18"/>
+        </w:rPr>
+        <w:t xml:space="preserve"> enp0s3</w:t>
+      </w:r>
+    </w:p>
+    <w:p>
+      <w:pPr>
+        <w:pBdr>
+          <w:left w:val="single" w:sz="8" w:space="4" w:color="2E75B6"/>
+        </w:pBdr>
+        <w:shd w:val="clear" w:color="auto" w:fill="EEF2F7"/>
+        <w:spacing w:before="40" w:after="40"/>
+        <w:ind w:left="360"/>
+      </w:pPr>
+      <w:r>
+        <w:rPr>
+          <w:rFonts w:ascii="Courier New" w:eastAsia="Courier New" w:hAnsi="Courier New" w:cs="Courier New"/>
+          <w:color w:val="1F3864"/>
+          <w:sz w:val="18"/>
+          <w:szCs w:val="18"/>
+        </w:rPr>
+        <w:t xml:space="preserve">  Rules   </w:t>
+      </w:r>
+      <w:proofErr w:type="gramStart"/>
+      <w:r>
+        <w:rPr>
+          <w:rFonts w:ascii="Courier New" w:eastAsia="Courier New" w:hAnsi="Courier New" w:cs="Courier New"/>
+          <w:color w:val="1F3864"/>
+          <w:sz w:val="18"/>
+          <w:szCs w:val="18"/>
+        </w:rPr>
+        <w:t xml:space="preserve">  :</w:t>
+      </w:r>
+      <w:proofErr w:type="gramEnd"/>
+      <w:r>
+        <w:rPr>
+          <w:rFonts w:ascii="Courier New" w:eastAsia="Courier New" w:hAnsi="Courier New" w:cs="Courier New"/>
+          <w:color w:val="1F3864"/>
+          <w:sz w:val="18"/>
+          <w:szCs w:val="18"/>
+        </w:rPr>
+        <w:t xml:space="preserve"> 8 loaded</w:t>
+      </w:r>
+    </w:p>
+    <w:p>
+      <w:pPr>
+        <w:pBdr>
+          <w:left w:val="single" w:sz="8" w:space="4" w:color="2E75B6"/>
+        </w:pBdr>
+        <w:shd w:val="clear" w:color="auto" w:fill="EEF2F7"/>
+        <w:spacing w:before="40" w:after="40"/>
+        <w:ind w:left="360"/>
+      </w:pPr>
+      <w:r>
+        <w:rPr>
+          <w:rFonts w:ascii="Courier New" w:eastAsia="Courier New" w:hAnsi="Courier New" w:cs="Courier New"/>
+          <w:color w:val="1F3864"/>
+          <w:sz w:val="18"/>
+          <w:szCs w:val="18"/>
+        </w:rPr>
+        <w:t xml:space="preserve">  Log </w:t>
+      </w:r>
+      <w:proofErr w:type="gramStart"/>
+      <w:r>
+        <w:rPr>
+          <w:rFonts w:ascii="Courier New" w:eastAsia="Courier New" w:hAnsi="Courier New" w:cs="Courier New"/>
+          <w:color w:val="1F3864"/>
+          <w:sz w:val="18"/>
+          <w:szCs w:val="18"/>
+        </w:rPr>
+        <w:t>every :</w:t>
+      </w:r>
+      <w:proofErr w:type="gramEnd"/>
+      <w:r>
+        <w:rPr>
+          <w:rFonts w:ascii="Courier New" w:eastAsia="Courier New" w:hAnsi="Courier New" w:cs="Courier New"/>
+          <w:color w:val="1F3864"/>
+          <w:sz w:val="18"/>
+          <w:szCs w:val="18"/>
+        </w:rPr>
+        <w:t xml:space="preserve"> all packets</w:t>
       </w:r>
     </w:p>
     <w:p>
@@ -5599,7 +8743,21 @@
         <w:rPr>
           <w:color w:val="222222"/>
         </w:rPr>
-        <w:t>Scapy listens on the Host-Only network interface in promiscuous mode. Every packet that crosses the virtual switch — including traffic between Kali and the Victim — is captured and placed into a thread-safe queue. This queue decouples the fast capture thread from the slower processing thread so no packets are missed during rule evaluation or disk writes.</w:t>
+        <w:t xml:space="preserve">Scapy listens on the Host-Only network interface in promiscuous mode. Every packet that crosses the virtual switch — including traffic between Kali and the Victim — is captured and placed into a thread-safe queue. This queue decouples the fast capture thread from the slower processing </w:t>
+      </w:r>
+      <w:proofErr w:type="gramStart"/>
+      <w:r>
+        <w:rPr>
+          <w:color w:val="222222"/>
+        </w:rPr>
+        <w:t>thread</w:t>
+      </w:r>
+      <w:proofErr w:type="gramEnd"/>
+      <w:r>
+        <w:rPr>
+          <w:color w:val="222222"/>
+        </w:rPr>
+        <w:t xml:space="preserve"> so no packets are missed during rule evaluation or disk writes.</w:t>
       </w:r>
     </w:p>
     <w:p>
@@ -5716,7 +8874,21 @@
         <w:rPr>
           <w:color w:val="222222"/>
         </w:rPr>
-        <w:t>Every parsed packet is evaluated against all loaded .rule files immediately — before it is written to disk. Rules define a combination of protocol, flags, destination port, and threshold conditions. When a source IP exceeds the packet count threshold within the defined time window an alert fires instantly.</w:t>
+        <w:t xml:space="preserve">Every parsed packet is evaluated against all loaded .rule files immediately — before it is written to disk. Rules define a combination of protocol, flags, destination port, and threshold conditions. When a source IP exceeds the packet count threshold within the defined time window an </w:t>
+      </w:r>
+      <w:proofErr w:type="gramStart"/>
+      <w:r>
+        <w:rPr>
+          <w:color w:val="222222"/>
+        </w:rPr>
+        <w:t>alert fires</w:t>
+      </w:r>
+      <w:proofErr w:type="gramEnd"/>
+      <w:r>
+        <w:rPr>
+          <w:color w:val="222222"/>
+        </w:rPr>
+        <w:t xml:space="preserve"> instantly.</w:t>
       </w:r>
     </w:p>
     <w:p>
@@ -6360,7 +9532,27 @@
           <w:sz w:val="18"/>
           <w:szCs w:val="18"/>
         </w:rPr>
-        <w:t>Scapy sniff()  &lt;-- Thread 1: fast, never blocks</w:t>
+        <w:t xml:space="preserve">Scapy </w:t>
+      </w:r>
+      <w:proofErr w:type="gramStart"/>
+      <w:r>
+        <w:rPr>
+          <w:rFonts w:ascii="Courier New" w:eastAsia="Courier New" w:hAnsi="Courier New" w:cs="Courier New"/>
+          <w:color w:val="1F3864"/>
+          <w:sz w:val="18"/>
+          <w:szCs w:val="18"/>
+        </w:rPr>
+        <w:t>sniff()  &lt;</w:t>
+      </w:r>
+      <w:proofErr w:type="gramEnd"/>
+      <w:r>
+        <w:rPr>
+          <w:rFonts w:ascii="Courier New" w:eastAsia="Courier New" w:hAnsi="Courier New" w:cs="Courier New"/>
+          <w:color w:val="1F3864"/>
+          <w:sz w:val="18"/>
+          <w:szCs w:val="18"/>
+        </w:rPr>
+        <w:t>-- Thread 1: fast, never blocks</w:t>
       </w:r>
     </w:p>
     <w:p>
@@ -6398,7 +9590,27 @@
           <w:sz w:val="18"/>
           <w:szCs w:val="18"/>
         </w:rPr>
-        <w:t xml:space="preserve">   packet_queue  &lt;-- thread-safe buffer</w:t>
+        <w:t xml:space="preserve">   packet_</w:t>
+      </w:r>
+      <w:proofErr w:type="gramStart"/>
+      <w:r>
+        <w:rPr>
+          <w:rFonts w:ascii="Courier New" w:eastAsia="Courier New" w:hAnsi="Courier New" w:cs="Courier New"/>
+          <w:color w:val="1F3864"/>
+          <w:sz w:val="18"/>
+          <w:szCs w:val="18"/>
+        </w:rPr>
+        <w:t>queue  &lt;</w:t>
+      </w:r>
+      <w:proofErr w:type="gramEnd"/>
+      <w:r>
+        <w:rPr>
+          <w:rFonts w:ascii="Courier New" w:eastAsia="Courier New" w:hAnsi="Courier New" w:cs="Courier New"/>
+          <w:color w:val="1F3864"/>
+          <w:sz w:val="18"/>
+          <w:szCs w:val="18"/>
+        </w:rPr>
+        <w:t>-- thread-safe buffer</w:t>
       </w:r>
     </w:p>
     <w:p>
@@ -6455,7 +9667,27 @@
           <w:sz w:val="18"/>
           <w:szCs w:val="18"/>
         </w:rPr>
-        <w:t>_process_loop()  &lt;-- Thread 2: parse + detect + log</w:t>
+        <w:t>_process_</w:t>
+      </w:r>
+      <w:proofErr w:type="gramStart"/>
+      <w:r>
+        <w:rPr>
+          <w:rFonts w:ascii="Courier New" w:eastAsia="Courier New" w:hAnsi="Courier New" w:cs="Courier New"/>
+          <w:color w:val="1F3864"/>
+          <w:sz w:val="18"/>
+          <w:szCs w:val="18"/>
+        </w:rPr>
+        <w:t>loop()  &lt;</w:t>
+      </w:r>
+      <w:proofErr w:type="gramEnd"/>
+      <w:r>
+        <w:rPr>
+          <w:rFonts w:ascii="Courier New" w:eastAsia="Courier New" w:hAnsi="Courier New" w:cs="Courier New"/>
+          <w:color w:val="1F3864"/>
+          <w:sz w:val="18"/>
+          <w:szCs w:val="18"/>
+        </w:rPr>
+        <w:t>-- Thread 2: parse + detect + log</w:t>
       </w:r>
     </w:p>
     <w:p>
@@ -6531,7 +9763,27 @@
           <w:sz w:val="18"/>
           <w:szCs w:val="18"/>
         </w:rPr>
-        <w:t xml:space="preserve">        +---&gt; rule_engine.py  --&gt; alert if threshold exceeded</w:t>
+        <w:t xml:space="preserve">        +---&gt; </w:t>
+      </w:r>
+      <w:proofErr w:type="gramStart"/>
+      <w:r>
+        <w:rPr>
+          <w:rFonts w:ascii="Courier New" w:eastAsia="Courier New" w:hAnsi="Courier New" w:cs="Courier New"/>
+          <w:color w:val="1F3864"/>
+          <w:sz w:val="18"/>
+          <w:szCs w:val="18"/>
+        </w:rPr>
+        <w:t>rule_engine.py  --</w:t>
+      </w:r>
+      <w:proofErr w:type="gramEnd"/>
+      <w:r>
+        <w:rPr>
+          <w:rFonts w:ascii="Courier New" w:eastAsia="Courier New" w:hAnsi="Courier New" w:cs="Courier New"/>
+          <w:color w:val="1F3864"/>
+          <w:sz w:val="18"/>
+          <w:szCs w:val="18"/>
+        </w:rPr>
+        <w:t>&gt; alert if threshold exceeded</w:t>
       </w:r>
     </w:p>
     <w:p>
@@ -6588,7 +9840,47 @@
           <w:sz w:val="18"/>
           <w:szCs w:val="18"/>
         </w:rPr>
-        <w:t xml:space="preserve">        |      logger.write_alert()  --&gt; alerts.db</w:t>
+        <w:t xml:space="preserve">        |      </w:t>
+      </w:r>
+      <w:proofErr w:type="gramStart"/>
+      <w:r>
+        <w:rPr>
+          <w:rFonts w:ascii="Courier New" w:eastAsia="Courier New" w:hAnsi="Courier New" w:cs="Courier New"/>
+          <w:color w:val="1F3864"/>
+          <w:sz w:val="18"/>
+          <w:szCs w:val="18"/>
+        </w:rPr>
+        <w:t>logger.write</w:t>
+      </w:r>
+      <w:proofErr w:type="gramEnd"/>
+      <w:r>
+        <w:rPr>
+          <w:rFonts w:ascii="Courier New" w:eastAsia="Courier New" w:hAnsi="Courier New" w:cs="Courier New"/>
+          <w:color w:val="1F3864"/>
+          <w:sz w:val="18"/>
+          <w:szCs w:val="18"/>
+        </w:rPr>
+        <w:t>_</w:t>
+      </w:r>
+      <w:proofErr w:type="gramStart"/>
+      <w:r>
+        <w:rPr>
+          <w:rFonts w:ascii="Courier New" w:eastAsia="Courier New" w:hAnsi="Courier New" w:cs="Courier New"/>
+          <w:color w:val="1F3864"/>
+          <w:sz w:val="18"/>
+          <w:szCs w:val="18"/>
+        </w:rPr>
+        <w:t>alert()  --</w:t>
+      </w:r>
+      <w:proofErr w:type="gramEnd"/>
+      <w:r>
+        <w:rPr>
+          <w:rFonts w:ascii="Courier New" w:eastAsia="Courier New" w:hAnsi="Courier New" w:cs="Courier New"/>
+          <w:color w:val="1F3864"/>
+          <w:sz w:val="18"/>
+          <w:szCs w:val="18"/>
+        </w:rPr>
+        <w:t>&gt; alerts.db</w:t>
       </w:r>
     </w:p>
     <w:p>
@@ -6626,8 +9918,59 @@
           <w:sz w:val="18"/>
           <w:szCs w:val="18"/>
         </w:rPr>
-        <w:t xml:space="preserve">        +---&gt; logger.write_packet()  --&gt; traffic.json</w:t>
-      </w:r>
+        <w:t xml:space="preserve">        +---&gt; </w:t>
+      </w:r>
+      <w:proofErr w:type="gramStart"/>
+      <w:r>
+        <w:rPr>
+          <w:rFonts w:ascii="Courier New" w:eastAsia="Courier New" w:hAnsi="Courier New" w:cs="Courier New"/>
+          <w:color w:val="1F3864"/>
+          <w:sz w:val="18"/>
+          <w:szCs w:val="18"/>
+        </w:rPr>
+        <w:t>logger.write</w:t>
+      </w:r>
+      <w:proofErr w:type="gramEnd"/>
+      <w:r>
+        <w:rPr>
+          <w:rFonts w:ascii="Courier New" w:eastAsia="Courier New" w:hAnsi="Courier New" w:cs="Courier New"/>
+          <w:color w:val="1F3864"/>
+          <w:sz w:val="18"/>
+          <w:szCs w:val="18"/>
+        </w:rPr>
+        <w:t>_</w:t>
+      </w:r>
+      <w:proofErr w:type="gramStart"/>
+      <w:r>
+        <w:rPr>
+          <w:rFonts w:ascii="Courier New" w:eastAsia="Courier New" w:hAnsi="Courier New" w:cs="Courier New"/>
+          <w:color w:val="1F3864"/>
+          <w:sz w:val="18"/>
+          <w:szCs w:val="18"/>
+        </w:rPr>
+        <w:t>packet()  --</w:t>
+      </w:r>
+      <w:proofErr w:type="gramEnd"/>
+      <w:r>
+        <w:rPr>
+          <w:rFonts w:ascii="Courier New" w:eastAsia="Courier New" w:hAnsi="Courier New" w:cs="Courier New"/>
+          <w:color w:val="1F3864"/>
+          <w:sz w:val="18"/>
+          <w:szCs w:val="18"/>
+        </w:rPr>
+        <w:t xml:space="preserve">&gt; </w:t>
+      </w:r>
+      <w:proofErr w:type="gramStart"/>
+      <w:r>
+        <w:rPr>
+          <w:rFonts w:ascii="Courier New" w:eastAsia="Courier New" w:hAnsi="Courier New" w:cs="Courier New"/>
+          <w:color w:val="1F3864"/>
+          <w:sz w:val="18"/>
+          <w:szCs w:val="18"/>
+        </w:rPr>
+        <w:t>traffic.json</w:t>
+      </w:r>
+      <w:proofErr w:type="gramEnd"/>
     </w:p>
     <w:p>
       <w:pPr>
@@ -6697,7 +10040,21 @@
         <w:rPr>
           <w:color w:val="222222"/>
         </w:rPr>
-        <w:t>All rule files are located in the rules/ directory. Each file contains one or more RULE blocks. The engine loads all .rule files on startup and evaluates every packet against every rule in memory. Disk is never accessed during detection.</w:t>
+        <w:t xml:space="preserve">All rule files </w:t>
+      </w:r>
+      <w:proofErr w:type="gramStart"/>
+      <w:r>
+        <w:rPr>
+          <w:color w:val="222222"/>
+        </w:rPr>
+        <w:t>are located in</w:t>
+      </w:r>
+      <w:proofErr w:type="gramEnd"/>
+      <w:r>
+        <w:rPr>
+          <w:color w:val="222222"/>
+        </w:rPr>
+        <w:t xml:space="preserve"> the rules/ directory. Each file contains one or more RULE blocks. The engine loads all .rule files on startup and evaluates every packet against every rule in memory. Disk is never accessed during detection.</w:t>
       </w:r>
     </w:p>
     <w:p>
@@ -7504,7 +10861,25 @@
                 <w:sz w:val="20"/>
                 <w:szCs w:val="20"/>
               </w:rPr>
-              <w:t>Query length &gt; 50 chars, 5 packets in 10s</w:t>
+              <w:t xml:space="preserve">Query length &gt; 50 </w:t>
+            </w:r>
+            <w:proofErr w:type="gramStart"/>
+            <w:r>
+              <w:rPr>
+                <w:color w:val="222222"/>
+                <w:sz w:val="20"/>
+                <w:szCs w:val="20"/>
+              </w:rPr>
+              <w:t>chars</w:t>
+            </w:r>
+            <w:proofErr w:type="gramEnd"/>
+            <w:r>
+              <w:rPr>
+                <w:color w:val="222222"/>
+                <w:sz w:val="20"/>
+                <w:szCs w:val="20"/>
+              </w:rPr>
+              <w:t>, 5 packets in 10s</w:t>
             </w:r>
           </w:p>
         </w:tc>
@@ -7910,7 +11285,35 @@
         <w:rPr>
           <w:color w:val="222222"/>
         </w:rPr>
-        <w:t>Every captured packet record contains the following fields. All fields are written to both traffic.json and traffic.csv. A subset of the most query-relevant fields is stored in the SQLite packets table.</w:t>
+        <w:t xml:space="preserve">Every captured </w:t>
+      </w:r>
+      <w:proofErr w:type="gramStart"/>
+      <w:r>
+        <w:rPr>
+          <w:color w:val="222222"/>
+        </w:rPr>
+        <w:t>packet record</w:t>
+      </w:r>
+      <w:proofErr w:type="gramEnd"/>
+      <w:r>
+        <w:rPr>
+          <w:color w:val="222222"/>
+        </w:rPr>
+        <w:t xml:space="preserve"> contains the following fields. All fields are written to both </w:t>
+      </w:r>
+      <w:proofErr w:type="gramStart"/>
+      <w:r>
+        <w:rPr>
+          <w:color w:val="222222"/>
+        </w:rPr>
+        <w:t>traffic.json</w:t>
+      </w:r>
+      <w:proofErr w:type="gramEnd"/>
+      <w:r>
+        <w:rPr>
+          <w:color w:val="222222"/>
+        </w:rPr>
+        <w:t xml:space="preserve"> and traffic.csv. A subset of the most query-relevant fields is stored in the SQLite packets table.</w:t>
       </w:r>
     </w:p>
     <w:p>
@@ -10899,7 +14302,43 @@
         <w:sz w:val="18"/>
         <w:szCs w:val="18"/>
       </w:rPr>
-      <w:t xml:space="preserve">Network Traffic Analyzer &amp; IDS  |  Project Documentation  |  Page </w:t>
+      <w:t xml:space="preserve">Network Traffic Analyzer &amp; </w:t>
+    </w:r>
+    <w:proofErr w:type="gramStart"/>
+    <w:r>
+      <w:rPr>
+        <w:color w:val="888888"/>
+        <w:sz w:val="18"/>
+        <w:szCs w:val="18"/>
+      </w:rPr>
+      <w:t>IDS  |</w:t>
+    </w:r>
+    <w:proofErr w:type="gramEnd"/>
+    <w:r>
+      <w:rPr>
+        <w:color w:val="888888"/>
+        <w:sz w:val="18"/>
+        <w:szCs w:val="18"/>
+      </w:rPr>
+      <w:t xml:space="preserve">  Project </w:t>
+    </w:r>
+    <w:proofErr w:type="gramStart"/>
+    <w:r>
+      <w:rPr>
+        <w:color w:val="888888"/>
+        <w:sz w:val="18"/>
+        <w:szCs w:val="18"/>
+      </w:rPr>
+      <w:t>Documentation  |</w:t>
+    </w:r>
+    <w:proofErr w:type="gramEnd"/>
+    <w:r>
+      <w:rPr>
+        <w:color w:val="888888"/>
+        <w:sz w:val="18"/>
+        <w:szCs w:val="18"/>
+      </w:rPr>
+      <w:t xml:space="preserve">  Page </w:t>
     </w:r>
     <w:r>
       <w:rPr>
@@ -11615,7 +15054,6 @@
   <w:style w:type="character" w:default="1" w:styleId="DefaultParagraphFont">
     <w:name w:val="Default Paragraph Font"/>
     <w:uiPriority w:val="1"/>
-    <w:semiHidden/>
     <w:unhideWhenUsed/>
   </w:style>
   <w:style w:type="table" w:default="1" w:styleId="TableNormal">
